--- a/downloads/student/ai-6-week-01.docx
+++ b/downloads/student/ai-6-week-01.docx
@@ -767,6 +767,16 @@
     <w:p>
       <w:r>
         <w:t>An approved card can be outdated; this trace does not independently verify museum history.</w:t>
+      </w:r>
+    </w:p>
+    <w:p>
+      <w:r>
+        <w:t>Read the labelled picture: Split the museum visitor’s request into two operations. Which can the service perform for P, and what happens to each operation when Q has no approved card?</w:t>
+      </w:r>
+    </w:p>
+    <w:p>
+      <w:r>
+        <w:t>Change one thing: Replace P with Q, which has no approved card. Predict the result before checking the explanation. What remains the same?</w:t>
       </w:r>
     </w:p>
     <w:p>
@@ -1865,6 +1875,187 @@
         <w:t>Attempt the independent case before hints. Record whether you worked alone, used a hint or followed a model. After feedback, fix the first unsupported step and explain why it changed. A later check uses a changed case, not a copied answer.</w:t>
       </w:r>
     </w:p>
+    <w:p>
+      <w:pPr>
+        <w:pStyle w:val="Heading1"/>
+      </w:pPr>
+      <w:r>
+        <w:t>15. Your lesson route</w:t>
+      </w:r>
+    </w:p>
+    <w:p>
+      <w:r>
+        <w:t>Start with this question: Museum fact desk. A visitor asks the opening year of exhibit P and asks the bot to sell a ticket.</w:t>
+      </w:r>
+    </w:p>
+    <w:tbl>
+      <w:tblPr>
+        <w:tblStyle w:val="LightShading-Accent1"/>
+        <w:tblW w:type="auto" w:w="0"/>
+        <w:tblLook w:firstColumn="1" w:firstRow="1" w:lastColumn="0" w:lastRow="0" w:noHBand="0" w:noVBand="1" w:val="04A0"/>
+      </w:tblPr>
+      <w:tblGrid>
+        <w:gridCol w:w="5112"/>
+        <w:gridCol w:w="5112"/>
+      </w:tblGrid>
+      <w:tr>
+        <w:trPr>
+          <w:tblHeader/>
+        </w:trPr>
+        <w:tc>
+          <w:tcPr>
+            <w:tcW w:type="dxa" w:w="5112"/>
+          </w:tcPr>
+          <w:p>
+            <w:r>
+              <w:t>By the end, I can</w:t>
+            </w:r>
+          </w:p>
+        </w:tc>
+        <w:tc>
+          <w:tcPr>
+            <w:tcW w:type="dxa" w:w="5112"/>
+          </w:tcPr>
+          <w:p>
+            <w:r>
+              <w:t>How I will show it</w:t>
+            </w:r>
+          </w:p>
+        </w:tc>
+      </w:tr>
+      <w:tr>
+        <w:tc>
+          <w:tcPr>
+            <w:tcW w:type="dxa" w:w="5112"/>
+          </w:tcPr>
+          <w:p>
+            <w:r>
+              <w:t>Explain the mechanism and terminology of requirements and service boundaries</w:t>
+            </w:r>
+          </w:p>
+        </w:tc>
+        <w:tc>
+          <w:tcPr>
+            <w:tcW w:type="dxa" w:w="5112"/>
+          </w:tcPr>
+          <w:p>
+            <w:r>
+              <w:t>Explain the deciding step, show a trace or test, and state one limit.</w:t>
+            </w:r>
+          </w:p>
+        </w:tc>
+      </w:tr>
+      <w:tr>
+        <w:tc>
+          <w:tcPr>
+            <w:tcW w:type="dxa" w:w="5112"/>
+          </w:tcPr>
+          <w:p>
+            <w:r>
+              <w:t>Apply the stated procedure to a new case with a traceable result</w:t>
+            </w:r>
+          </w:p>
+        </w:tc>
+        <w:tc>
+          <w:tcPr>
+            <w:tcW w:type="dxa" w:w="5112"/>
+          </w:tcPr>
+          <w:p>
+            <w:r>
+              <w:t>Explain the deciding step, show a trace or test, and state one limit.</w:t>
+            </w:r>
+          </w:p>
+        </w:tc>
+      </w:tr>
+      <w:tr>
+        <w:tc>
+          <w:tcPr>
+            <w:tcW w:type="dxa" w:w="5112"/>
+          </w:tcPr>
+          <w:p>
+            <w:r>
+              <w:t>Identify an assumption or limitation and design a revealing follow-up</w:t>
+            </w:r>
+          </w:p>
+        </w:tc>
+        <w:tc>
+          <w:tcPr>
+            <w:tcW w:type="dxa" w:w="5112"/>
+          </w:tcPr>
+          <w:p>
+            <w:r>
+              <w:t>Explain the deciding step, show a trace or test, and state one limit.</w:t>
+            </w:r>
+          </w:p>
+        </w:tc>
+      </w:tr>
+    </w:tbl>
+    <w:p>
+      <w:r>
+        <w:t>Remember → watch and explain → try with help → investigate → try independently → keep project evidence. Your teacher may spread this lesson across several classes.</w:t>
+      </w:r>
+    </w:p>
+    <w:p>
+      <w:r>
+        <w:t>Keep your first prediction. Compare it with what the evidence shows and explain any change.</w:t>
+      </w:r>
+    </w:p>
+    <w:p>
+      <w:pPr>
+        <w:pStyle w:val="Heading1"/>
+      </w:pPr>
+      <w:r>
+        <w:t>16. Finish and return</w:t>
+      </w:r>
+    </w:p>
+    <w:p>
+      <w:r>
+        <w:t>Close your notes. Explain this goal in your own words: Explain the mechanism and terminology of requirements and service boundaries</w:t>
+      </w:r>
+    </w:p>
+    <w:p>
+      <w:pPr>
+        <w:pStyle w:val="Heading3"/>
+      </w:pPr>
+      <w:r>
+        <w:t>My deciding step, evidence and one remaining question</w:t>
+      </w:r>
+    </w:p>
+    <w:p>
+      <w:r>
+        <w:t>________________________________________________________________</w:t>
+      </w:r>
+    </w:p>
+    <w:p>
+      <w:r>
+        <w:t>________________________________________________________________</w:t>
+      </w:r>
+    </w:p>
+    <w:p>
+      <w:r>
+        <w:t>________________________________________________________________</w:t>
+      </w:r>
+    </w:p>
+    <w:p>
+      <w:r>
+        <w:t>________________________________________________________________</w:t>
+      </w:r>
+    </w:p>
+    <w:p>
+      <w:r>
+        <w:t>________________________________________________________________</w:t>
+      </w:r>
+    </w:p>
+    <w:p>
+      <w:r>
+        <w:t>If you are unsure, return to the worked picture and explain one arrow. If you are ready, change an input or assumption and justify your prediction.</w:t>
+      </w:r>
+    </w:p>
+    <w:p>
+      <w:r>
+        <w:t>Save your workbook evidence. At the next review, try a different case before opening your old answer.</w:t>
+      </w:r>
+    </w:p>
     <w:sectPr>
       <w:pgSz w:w="12240" w:h="15840"/>
       <w:pgMar w:top="936" w:right="1008" w:bottom="936" w:left="1008" w:header="720" w:footer="720" w:gutter="0"/>

--- a/downloads/student/ai-6-week-01.docx
+++ b/downloads/student/ai-6-week-01.docx
@@ -2056,6 +2056,192 @@
         <w:t>Save your workbook evidence. At the next review, try a different case before opening your old answer.</w:t>
       </w:r>
     </w:p>
+    <w:p>
+      <w:pPr>
+        <w:pStyle w:val="Heading1"/>
+      </w:pPr>
+      <w:r>
+        <w:t>17. Supported practice, repair and portfolio</w:t>
+      </w:r>
+    </w:p>
+    <w:p>
+      <w:r>
+        <w:t>Use this supported practice once, in the browser or on paper. Keep the reserved independent assessment for a separate first attempt before teacher feedback.</w:t>
+      </w:r>
+    </w:p>
+    <w:p>
+      <w:r>
+        <w:t>Museum fact desk. A visitor asks the opening year of exhibit P and asks the bot to sell a ticket.</w:t>
+      </w:r>
+    </w:p>
+    <w:p>
+      <w:pPr>
+        <w:pStyle w:val="Heading3"/>
+      </w:pPr>
+      <w:r>
+        <w:t>Practice 1: explain the deciding evidence</w:t>
+      </w:r>
+    </w:p>
+    <w:p>
+      <w:r>
+        <w:t>Which labelled step matches this detail? Return 1912 with card P; do not sell a ticket.</w:t>
+      </w:r>
+    </w:p>
+    <w:p>
+      <w:r>
+        <w:t>1. Read approved card</w:t>
+      </w:r>
+    </w:p>
+    <w:p>
+      <w:r>
+        <w:t>2. Split the request</w:t>
+      </w:r>
+    </w:p>
+    <w:p>
+      <w:r>
+        <w:t>3. Apply the boundary</w:t>
+      </w:r>
+    </w:p>
+    <w:p>
+      <w:pPr>
+        <w:pStyle w:val="Heading3"/>
+      </w:pPr>
+      <w:r>
+        <w:t>My selected conclusion, deciding fact and explanation</w:t>
+      </w:r>
+    </w:p>
+    <w:p>
+      <w:r>
+        <w:t>________________________________________________________________</w:t>
+      </w:r>
+    </w:p>
+    <w:p>
+      <w:r>
+        <w:t>________________________________________________________________</w:t>
+      </w:r>
+    </w:p>
+    <w:p>
+      <w:r>
+        <w:t>________________________________________________________________</w:t>
+      </w:r>
+    </w:p>
+    <w:p>
+      <w:r>
+        <w:t>________________________________________________________________</w:t>
+      </w:r>
+    </w:p>
+    <w:p>
+      <w:r>
+        <w:t>________________________________________________________________</w:t>
+      </w:r>
+    </w:p>
+    <w:p>
+      <w:r>
+        <w:t>Hint if needed: Read the steps in the pictorial case. Match the supplied detail to the stage that performs or records it.</w:t>
+      </w:r>
+    </w:p>
+    <w:p>
+      <w:r>
+        <w:t>After your attempt, compare with the supported explanation: Apply the boundary Return 1912 with card P; do not sell a ticket. A service boundary states permitted work; useful information does not grant extra operations.</w:t>
+      </w:r>
+    </w:p>
+    <w:p>
+      <w:pPr>
+        <w:pStyle w:val="Heading3"/>
+      </w:pPr>
+      <w:r>
+        <w:t>Practice 2: explain the deciding evidence</w:t>
+      </w:r>
+    </w:p>
+    <w:p>
+      <w:r>
+        <w:t>Changed-case practice: Replace P with Q, which has no approved card. Which conclusion is supported by the supplied facts?</w:t>
+      </w:r>
+    </w:p>
+    <w:p>
+      <w:r>
+        <w:t>1. The year is unsupported, and the ticket sale is still excluded.</w:t>
+      </w:r>
+    </w:p>
+    <w:p>
+      <w:r>
+        <w:t>2. This one example guarantees correct results for every future input.</w:t>
+      </w:r>
+    </w:p>
+    <w:p>
+      <w:r>
+        <w:t>3. We can decide the result without examining the changed input or the procedure.</w:t>
+      </w:r>
+    </w:p>
+    <w:p>
+      <w:pPr>
+        <w:pStyle w:val="Heading3"/>
+      </w:pPr>
+      <w:r>
+        <w:t>My selected conclusion, deciding fact and explanation</w:t>
+      </w:r>
+    </w:p>
+    <w:p>
+      <w:r>
+        <w:t>________________________________________________________________</w:t>
+      </w:r>
+    </w:p>
+    <w:p>
+      <w:r>
+        <w:t>________________________________________________________________</w:t>
+      </w:r>
+    </w:p>
+    <w:p>
+      <w:r>
+        <w:t>________________________________________________________________</w:t>
+      </w:r>
+    </w:p>
+    <w:p>
+      <w:r>
+        <w:t>________________________________________________________________</w:t>
+      </w:r>
+    </w:p>
+    <w:p>
+      <w:r>
+        <w:t>________________________________________________________________</w:t>
+      </w:r>
+    </w:p>
+    <w:p>
+      <w:r>
+        <w:t>Hint if needed: Use the changed condition and the deciding step in the pictorial trace. The answer must say what follows from those facts.</w:t>
+      </w:r>
+    </w:p>
+    <w:p>
+      <w:r>
+        <w:t>After your attempt, compare with the supported explanation: The year is unsupported, and the ticket sale is still excluded. Knowledge and permission are separate requirements.</w:t>
+      </w:r>
+    </w:p>
+    <w:p>
+      <w:pPr>
+        <w:pStyle w:val="Heading3"/>
+      </w:pPr>
+      <w:r>
+        <w:t>Repair a missing building block</w:t>
+      </w:r>
+    </w:p>
+    <w:p>
+      <w:r>
+        <w:t>Review Neural network experiment defense (ai-5/36). Goal: Defend a network experiment using traceable evidence. Short practice: Calculate both weighted terms, z and ReLU output. Predict the changed second input and explain why 0.2 cannot be called 20% accuracy.. Return to this week and explain what you changed.</w:t>
+      </w:r>
+    </w:p>
+    <w:p>
+      <w:pPr>
+        <w:pStyle w:val="Heading3"/>
+      </w:pPr>
+      <w:r>
+        <w:t>Keep your completed work</w:t>
+      </w:r>
+    </w:p>
+    <w:p>
+      <w:r>
+        <w:t>Use Download completed work in the hosted lesson to export your answers, reflections, practice feedback and code-run evidence. Open the HTML copy to read or print it. Drafts stay in this browser when storage is available; clear drafts on a shared device.</w:t>
+      </w:r>
+    </w:p>
     <w:sectPr>
       <w:pgSz w:w="12240" w:h="15840"/>
       <w:pgMar w:top="936" w:right="1008" w:bottom="936" w:left="1008" w:header="720" w:footer="720" w:gutter="0"/>

--- a/downloads/student/ai-6-week-01.docx
+++ b/downloads/student/ai-6-week-01.docx
@@ -42,6 +42,11 @@
       </w:r>
     </w:p>
     <w:p>
+      <w:r>
+        <w:t>Start with the target: Explain the mechanism and terminology of requirements and service boundaries. Try the recall before opening notes.</w:t>
+      </w:r>
+    </w:p>
+    <w:p>
       <w:pPr>
         <w:pStyle w:val="Heading3"/>
       </w:pPr>
@@ -50,17 +55,47 @@
       </w:r>
     </w:p>
     <w:p>
-      <w:r>
-        <w:t>I can explain the mechanism and terminology of requirements and service boundaries.</w:t>
-      </w:r>
-    </w:p>
-    <w:p>
-      <w:r>
+      <w:pPr>
+        <w:spacing w:line="336" w:lineRule="auto" w:after="180"/>
+      </w:pPr>
+      <w:r>
+        <w:rPr>
+          <w:b w:val="0"/>
+        </w:rPr>
+        <w:t xml:space="preserve">I can explain the </w:t>
+      </w:r>
+      <w:r>
+        <w:rPr>
+          <w:b/>
+        </w:rPr>
+        <w:t>mechanism</w:t>
+      </w:r>
+      <w:r>
+        <w:rPr>
+          <w:b w:val="0"/>
+        </w:rPr>
+        <w:t xml:space="preserve"> and terminology of requirements and service boundaries.</w:t>
+      </w:r>
+    </w:p>
+    <w:p>
+      <w:pPr>
+        <w:spacing w:line="336" w:lineRule="auto" w:after="180"/>
+      </w:pPr>
+      <w:r>
+        <w:rPr>
+          <w:b w:val="0"/>
+        </w:rPr>
         <w:t>I can apply the stated procedure to a new case with a traceable result.</w:t>
       </w:r>
     </w:p>
     <w:p>
-      <w:r>
+      <w:pPr>
+        <w:spacing w:line="336" w:lineRule="auto" w:after="180"/>
+      </w:pPr>
+      <w:r>
+        <w:rPr>
+          <w:b w:val="0"/>
+        </w:rPr>
         <w:t>I can identify an assumption or limitation and design a revealing follow-up.</w:t>
       </w:r>
     </w:p>
@@ -73,37 +108,103 @@
       </w:r>
     </w:p>
     <w:p>
-      <w:r>
+      <w:pPr>
+        <w:spacing w:line="336" w:lineRule="auto" w:after="180"/>
+      </w:pPr>
+      <w:r>
+        <w:rPr>
+          <w:b w:val="0"/>
+        </w:rPr>
         <w:t>Close your notes first. A rough first answer helps us choose the right starting point; it is not a score for your ability.</w:t>
       </w:r>
     </w:p>
     <w:p>
-      <w:r>
+      <w:pPr>
+        <w:spacing w:line="336" w:lineRule="auto" w:after="180"/>
+      </w:pPr>
+      <w:r>
+        <w:rPr>
+          <w:b w:val="0"/>
+        </w:rPr>
         <w:t>Without opening the old lesson, explain one key idea from Neural network experiment defense. Give an example and a mistake that the idea helps you avoid.</w:t>
       </w:r>
     </w:p>
     <w:p>
-      <w:r>
-        <w:t>After trying, check the relevant lesson or ask your teacher. Change the part of your explanation that the evidence shows was wrong.</w:t>
-      </w:r>
-    </w:p>
-    <w:p>
-      <w:r>
+      <w:pPr>
+        <w:spacing w:line="336" w:lineRule="auto" w:after="180"/>
+      </w:pPr>
+      <w:r>
+        <w:rPr>
+          <w:b w:val="0"/>
+        </w:rPr>
+        <w:t xml:space="preserve">After trying, check the relevant lesson or ask your teacher. Change the part of your explanation that the </w:t>
+      </w:r>
+      <w:r>
+        <w:rPr>
+          <w:b/>
+        </w:rPr>
+        <w:t>evidence</w:t>
+      </w:r>
+      <w:r>
+        <w:rPr>
+          <w:b w:val="0"/>
+        </w:rPr>
+        <w:t xml:space="preserve"> shows was wrong.</w:t>
+      </w:r>
+    </w:p>
+    <w:p>
+      <w:pPr>
+        <w:spacing w:line="336" w:lineRule="auto" w:after="180"/>
+      </w:pPr>
+      <w:r>
+        <w:rPr>
+          <w:b w:val="0"/>
+        </w:rPr>
         <w:t>This week you will practise:</w:t>
       </w:r>
     </w:p>
     <w:p>
-      <w:r>
-        <w:t>Explain the mechanism and terminology of requirements and service boundaries</w:t>
-      </w:r>
-    </w:p>
-    <w:p>
-      <w:r>
+      <w:pPr>
+        <w:spacing w:line="336" w:lineRule="auto" w:after="180"/>
+      </w:pPr>
+      <w:r>
+        <w:rPr>
+          <w:b w:val="0"/>
+        </w:rPr>
+        <w:t xml:space="preserve">Explain the </w:t>
+      </w:r>
+      <w:r>
+        <w:rPr>
+          <w:b/>
+        </w:rPr>
+        <w:t>mechanism</w:t>
+      </w:r>
+      <w:r>
+        <w:rPr>
+          <w:b w:val="0"/>
+        </w:rPr>
+        <w:t xml:space="preserve"> and terminology of requirements and service boundaries</w:t>
+      </w:r>
+    </w:p>
+    <w:p>
+      <w:pPr>
+        <w:spacing w:line="336" w:lineRule="auto" w:after="180"/>
+      </w:pPr>
+      <w:r>
+        <w:rPr>
+          <w:b w:val="0"/>
+        </w:rPr>
         <w:t>Apply the stated procedure to a new case with a traceable result</w:t>
       </w:r>
     </w:p>
     <w:p>
-      <w:r>
+      <w:pPr>
+        <w:spacing w:line="336" w:lineRule="auto" w:after="180"/>
+      </w:pPr>
+      <w:r>
+        <w:rPr>
+          <w:b w:val="0"/>
+        </w:rPr>
         <w:t>Identify an assumption or limitation and design a revealing follow-up</w:t>
       </w:r>
     </w:p>
@@ -116,8 +217,50 @@
       </w:r>
     </w:p>
     <w:p>
-      <w:r>
-        <w:t>Recall AI 5 exit evidence, tested Python programs, APIs, structured data, version control and basic system diagrams.. Explain why a recorded result needs its input conditions and evidence source before it can support a claim.</w:t>
+      <w:pPr>
+        <w:spacing w:line="336" w:lineRule="auto" w:after="180"/>
+      </w:pPr>
+      <w:r>
+        <w:rPr>
+          <w:b w:val="0"/>
+        </w:rPr>
+        <w:t xml:space="preserve">Recall AI 5 exit </w:t>
+      </w:r>
+      <w:r>
+        <w:rPr>
+          <w:b/>
+        </w:rPr>
+        <w:t>evidence</w:t>
+      </w:r>
+      <w:r>
+        <w:rPr>
+          <w:b w:val="0"/>
+        </w:rPr>
+        <w:t xml:space="preserve">, tested Python programs, APIs, structured data, version control and basic system diagrams.. Explain why a recorded result needs its </w:t>
+      </w:r>
+      <w:r>
+        <w:rPr>
+          <w:b/>
+        </w:rPr>
+        <w:t>input</w:t>
+      </w:r>
+      <w:r>
+        <w:rPr>
+          <w:b w:val="0"/>
+        </w:rPr>
+        <w:t xml:space="preserve"> conditions and </w:t>
+      </w:r>
+      <w:r>
+        <w:rPr>
+          <w:b/>
+        </w:rPr>
+        <w:t>evidence</w:t>
+      </w:r>
+      <w:r>
+        <w:rPr>
+          <w:b w:val="0"/>
+        </w:rPr>
+        <w:t xml:space="preserve"> source before it can support a claim.</w:t>
       </w:r>
     </w:p>
     <w:p>
@@ -152,7 +295,13 @@
       </w:r>
     </w:p>
     <w:p>
-      <w:r>
+      <w:pPr>
+        <w:spacing w:line="336" w:lineRule="auto" w:after="180"/>
+      </w:pPr>
+      <w:r>
+        <w:rPr>
+          <w:b w:val="0"/>
+        </w:rPr>
         <w:t>Explain requirements and service boundaries using the deciding step in this fictional service.</w:t>
       </w:r>
     </w:p>
@@ -166,12 +315,52 @@
     </w:p>
     <w:p>
       <w:r>
-        <w:t>A service boundary states who can request what, what data may be read and which actions are outside scope. Requirements must be observable.</w:t>
-      </w:r>
-    </w:p>
-    <w:p>
-      <w:r>
-        <w:t>Begin by writing the question the procedure is intended to answer. Identify the information already supplied, the information it will produce and the information still missing. These are constructed classroom examples; they do not require live accounts, private records or an external service. Do not treat a plausible explanation as a measured outcome.</w:t>
+        <w:t>Investigate the supplied Requirements and service boundaries case. Separate observations, given facts and assumptions before choosing an explanation.</w:t>
+      </w:r>
+    </w:p>
+    <w:p>
+      <w:pPr>
+        <w:spacing w:line="336" w:lineRule="auto" w:after="180"/>
+      </w:pPr>
+      <w:r>
+        <w:rPr>
+          <w:b w:val="0"/>
+        </w:rPr>
+        <w:t xml:space="preserve">A </w:t>
+      </w:r>
+      <w:r>
+        <w:rPr>
+          <w:b/>
+        </w:rPr>
+        <w:t>service boundary</w:t>
+      </w:r>
+      <w:r>
+        <w:rPr>
+          <w:b w:val="0"/>
+        </w:rPr>
+        <w:t xml:space="preserve"> states who can request what, what data may be read and which actions are outside scope. Requirements must be observable.</w:t>
+      </w:r>
+    </w:p>
+    <w:p>
+      <w:pPr>
+        <w:spacing w:line="336" w:lineRule="auto" w:after="180"/>
+      </w:pPr>
+      <w:r>
+        <w:rPr>
+          <w:b w:val="0"/>
+        </w:rPr>
+        <w:t>Begin by writing the question the procedure is intended to answer. Identify the information already supplied, the information it will produce and the information still missing.</w:t>
+      </w:r>
+    </w:p>
+    <w:p>
+      <w:pPr>
+        <w:spacing w:line="336" w:lineRule="auto" w:after="180"/>
+      </w:pPr>
+      <w:r>
+        <w:rPr>
+          <w:b w:val="0"/>
+        </w:rPr>
+        <w:t>These are constructed classroom examples; they do not require live accounts, private records or an external service. Do not treat a plausible explanation as a measured outcome.</w:t>
       </w:r>
     </w:p>
     <w:p>
@@ -207,6 +396,17 @@
     </w:p>
     <w:p>
       <w:r>
+        <w:t>Follow the mechanism for Requirements and service boundaries. Connect each labelled input, deciding step and result.</w:t>
+      </w:r>
+    </w:p>
+    <w:p>
+      <w:pPr>
+        <w:spacing w:line="336" w:lineRule="auto" w:after="180"/>
+      </w:pPr>
+      <w:r>
+        <w:rPr>
+          <w:b w:val="0"/>
+        </w:rPr>
         <w:t>The fictional student timetable service reads a public schedule and returns a meeting time or review status. It cannot edit schedules or email users. Test success and refusal before adding model behaviour.</w:t>
       </w:r>
     </w:p>
@@ -303,8 +503,49 @@
       </w:r>
     </w:p>
     <w:p>
-      <w:r>
-        <w:t>Before applying the procedure, write its units, denominator or decision boundary where relevant. A partner should be able to repeat each step using the same inputs. If a required input is absent or violates the stated contract, record that condition explicitly instead of quietly replacing it with a convenient value.</w:t>
+      <w:pPr>
+        <w:spacing w:line="336" w:lineRule="auto" w:after="180"/>
+      </w:pPr>
+      <w:r>
+        <w:rPr>
+          <w:b w:val="0"/>
+        </w:rPr>
+        <w:t xml:space="preserve">Before applying the procedure, write its units, denominator or decision boundary where relevant. A partner should be able to repeat each step using the same </w:t>
+      </w:r>
+      <w:r>
+        <w:rPr>
+          <w:b/>
+        </w:rPr>
+        <w:t>input</w:t>
+      </w:r>
+      <w:r>
+        <w:rPr>
+          <w:b w:val="0"/>
+        </w:rPr>
+        <w:t>s.</w:t>
+      </w:r>
+    </w:p>
+    <w:p>
+      <w:pPr>
+        <w:spacing w:line="336" w:lineRule="auto" w:after="180"/>
+      </w:pPr>
+      <w:r>
+        <w:rPr>
+          <w:b w:val="0"/>
+        </w:rPr>
+        <w:t xml:space="preserve">If a required </w:t>
+      </w:r>
+      <w:r>
+        <w:rPr>
+          <w:b/>
+        </w:rPr>
+        <w:t>input</w:t>
+      </w:r>
+      <w:r>
+        <w:rPr>
+          <w:b w:val="0"/>
+        </w:rPr>
+        <w:t xml:space="preserve"> is absent or violates the stated contract, record that condition explicitly instead of quietly replacing it with a convenient value.</w:t>
       </w:r>
     </w:p>
     <w:p>
@@ -316,8 +557,26 @@
       </w:r>
     </w:p>
     <w:p>
-      <w:r>
-        <w:t>Point to the input, the deciding step and the result in this week’s visual. Explain the same step in ordinary words. A picture helps when you can say what each part represents.</w:t>
+      <w:pPr>
+        <w:spacing w:line="336" w:lineRule="auto" w:after="180"/>
+      </w:pPr>
+      <w:r>
+        <w:rPr>
+          <w:b w:val="0"/>
+        </w:rPr>
+        <w:t xml:space="preserve">Point to the </w:t>
+      </w:r>
+      <w:r>
+        <w:rPr>
+          <w:b/>
+        </w:rPr>
+        <w:t>input</w:t>
+      </w:r>
+      <w:r>
+        <w:rPr>
+          <w:b w:val="0"/>
+        </w:rPr>
+        <w:t>, the deciding step and the result in this week’s visual. Explain the same step in ordinary words. A picture helps when you can say what each part represents.</w:t>
       </w:r>
     </w:p>
     <w:p>
@@ -329,6 +588,11 @@
       </w:r>
     </w:p>
     <w:p>
+      <w:r>
+        <w:t>Compare the supplied cases for Requirements and service boundaries. Identify the detail that changes the conclusion.</w:t>
+      </w:r>
+    </w:p>
+    <w:p>
       <w:pPr>
         <w:pStyle w:val="Heading3"/>
       </w:pPr>
@@ -337,7 +601,13 @@
       </w:r>
     </w:p>
     <w:p>
-      <w:r>
+      <w:pPr>
+        <w:spacing w:line="336" w:lineRule="auto" w:after="180"/>
+      </w:pPr>
+      <w:r>
+        <w:rPr>
+          <w:b w:val="0"/>
+        </w:rPr>
         <w:t>A request asks for Tuesday meeting time and to move it to Wednesday. The public schedule lists Tuesday 16:00. Show the intermediate steps and give the conclusion with its scope.</w:t>
       </w:r>
     </w:p>
@@ -383,17 +653,68 @@
       </w:r>
     </w:p>
     <w:p>
-      <w:r>
+      <w:pPr>
+        <w:pStyle w:val="Heading3"/>
+      </w:pPr>
+      <w:r>
+        <w:t>Change one thing</w:t>
+      </w:r>
+    </w:p>
+    <w:p>
+      <w:pPr>
+        <w:spacing w:line="336" w:lineRule="auto" w:after="180"/>
+        <w:shd w:fill="F5F1FB"/>
+      </w:pPr>
+      <w:r>
+        <w:rPr>
+          <w:b w:val="0"/>
+        </w:rPr>
         <w:t>Change: Replace P with Q, which has no approved card.</w:t>
       </w:r>
     </w:p>
     <w:p>
-      <w:r>
-        <w:t>Prediction: The year is unsupported, and the ticket sale is still excluded.</w:t>
-      </w:r>
-    </w:p>
-    <w:p>
-      <w:r>
+      <w:pPr>
+        <w:pStyle w:val="Heading3"/>
+      </w:pPr>
+      <w:r>
+        <w:t>Predicted result</w:t>
+      </w:r>
+    </w:p>
+    <w:p>
+      <w:pPr>
+        <w:spacing w:line="336" w:lineRule="auto" w:after="180"/>
+        <w:shd w:fill="F1F6FC"/>
+      </w:pPr>
+      <w:r>
+        <w:rPr>
+          <w:b/>
+        </w:rPr>
+        <w:t>Prediction</w:t>
+      </w:r>
+      <w:r>
+        <w:rPr>
+          <w:b w:val="0"/>
+        </w:rPr>
+        <w:t>: The year is unsupported, and the ticket sale is still excluded.</w:t>
+      </w:r>
+    </w:p>
+    <w:p>
+      <w:pPr>
+        <w:pStyle w:val="Heading3"/>
+      </w:pPr>
+      <w:r>
+        <w:t>Why the result follows</w:t>
+      </w:r>
+    </w:p>
+    <w:p>
+      <w:pPr>
+        <w:spacing w:line="336" w:lineRule="auto" w:after="180"/>
+        <w:shd w:fill="F1F6FC"/>
+      </w:pPr>
+      <w:r>
+        <w:rPr>
+          <w:b w:val="0"/>
+        </w:rPr>
         <w:t>Reason: Knowledge and permission are separate requirements.</w:t>
       </w:r>
     </w:p>
@@ -403,6 +724,11 @@
       </w:pPr>
       <w:r>
         <w:t>05. Words that unlock the idea</w:t>
+      </w:r>
+    </w:p>
+    <w:p>
+      <w:r>
+        <w:t>Use the vocabulary of Requirements and service boundaries to explain a concrete decision, rather than only memorising definitions.</w:t>
       </w:r>
     </w:p>
     <w:tbl>
@@ -540,17 +866,41 @@
     </w:p>
     <w:p>
       <w:r>
+        <w:t>Follow the worked trace for Requirements and service boundaries, predict a step, then compare with its explanation.</w:t>
+      </w:r>
+    </w:p>
+    <w:p>
+      <w:pPr>
+        <w:spacing w:line="336" w:lineRule="auto" w:after="180"/>
+      </w:pPr>
+      <w:r>
+        <w:rPr>
+          <w:b w:val="0"/>
+        </w:rPr>
         <w:t>A request asks for Tuesday meeting time and to move it to Wednesday. The public schedule lists Tuesday 16:00.</w:t>
       </w:r>
     </w:p>
     <w:p>
-      <w:r>
-        <w:t>Report Tuesday 16:00 from the schedule; refuse the edit because it is outside the service boundary.</w:t>
-      </w:r>
-    </w:p>
-    <w:p>
-      <w:r>
-        <w:t>Compare the intermediate evidence with the final statement. Explain why each number or decision follows from the stated inputs. The conclusion belongs to this scenario and procedure; changing the inputs, evaluation population or authority can change what it establishes. Retain the raw record so a later revision can be compared honestly.</w:t>
+      <w:pPr>
+        <w:spacing w:line="336" w:lineRule="auto" w:after="180"/>
+      </w:pPr>
+      <w:r>
+        <w:rPr>
+          <w:b w:val="0"/>
+        </w:rPr>
+        <w:t xml:space="preserve">Report Tuesday 16:00 from the schedule; refuse the edit because it is outside the </w:t>
+      </w:r>
+      <w:r>
+        <w:rPr>
+          <w:b/>
+        </w:rPr>
+        <w:t>service boundary</w:t>
+      </w:r>
+      <w:r>
+        <w:rPr>
+          <w:b w:val="0"/>
+        </w:rPr>
+        <w:t>.</w:t>
       </w:r>
     </w:p>
     <w:p>
@@ -558,11 +908,85 @@
         <w:pStyle w:val="Heading3"/>
       </w:pPr>
       <w:r>
+        <w:t>Worked explanation · Requirements and service boundaries</w:t>
+      </w:r>
+    </w:p>
+    <w:p>
+      <w:pPr>
+        <w:spacing w:line="336" w:lineRule="auto" w:after="180"/>
+        <w:shd w:fill="F1F6FC"/>
+      </w:pPr>
+      <w:r>
+        <w:rPr>
+          <w:b w:val="0"/>
+        </w:rPr>
+        <w:t xml:space="preserve">Compare the intermediate </w:t>
+      </w:r>
+      <w:r>
+        <w:rPr>
+          <w:b/>
+        </w:rPr>
+        <w:t>evidence</w:t>
+      </w:r>
+      <w:r>
+        <w:rPr>
+          <w:b w:val="0"/>
+        </w:rPr>
+        <w:t xml:space="preserve"> with the final statement. Explain why each number or decision follows from the stated </w:t>
+      </w:r>
+      <w:r>
+        <w:rPr>
+          <w:b/>
+        </w:rPr>
+        <w:t>input</w:t>
+      </w:r>
+      <w:r>
+        <w:rPr>
+          <w:b w:val="0"/>
+        </w:rPr>
+        <w:t>s.</w:t>
+      </w:r>
+    </w:p>
+    <w:p>
+      <w:pPr>
+        <w:spacing w:line="336" w:lineRule="auto" w:after="180"/>
+        <w:shd w:fill="F1F6FC"/>
+      </w:pPr>
+      <w:r>
+        <w:rPr>
+          <w:b w:val="0"/>
+        </w:rPr>
+        <w:t xml:space="preserve">The conclusion belongs to this scenario and procedure; changing the </w:t>
+      </w:r>
+      <w:r>
+        <w:rPr>
+          <w:b/>
+        </w:rPr>
+        <w:t>input</w:t>
+      </w:r>
+      <w:r>
+        <w:rPr>
+          <w:b w:val="0"/>
+        </w:rPr>
+        <w:t>s, evaluation population or authority can change what it establishes. Retain the raw record so a later revision can be compared honestly.</w:t>
+      </w:r>
+    </w:p>
+    <w:p>
+      <w:pPr>
+        <w:pStyle w:val="Heading3"/>
+      </w:pPr>
+      <w:r>
         <w:t>Learn from the worked case</w:t>
       </w:r>
     </w:p>
     <w:p>
-      <w:r>
+      <w:pPr>
+        <w:spacing w:line="336" w:lineRule="auto" w:after="180"/>
+      </w:pPr>
+      <w:r>
+        <w:rPr>
+          <w:b w:val="0"/>
+        </w:rPr>
         <w:t>Cover the result before checking it. Say what is given, choose the procedure, and follow one step at a time. Then uncover the result and explain your first mismatch. Ask why a step is allowed, not only what number it produces.</w:t>
       </w:r>
     </w:p>
@@ -575,7 +999,13 @@
       </w:r>
     </w:p>
     <w:p>
-      <w:r>
+      <w:pPr>
+        <w:spacing w:line="336" w:lineRule="auto" w:after="180"/>
+      </w:pPr>
+      <w:r>
+        <w:rPr>
+          <w:b w:val="0"/>
+        </w:rPr>
         <w:t>Museum fact desk. A visitor asks the opening year of exhibit P and asks the bot to sell a ticket.</w:t>
       </w:r>
     </w:p>
@@ -588,7 +1018,22 @@
       </w:r>
     </w:p>
     <w:p>
-      <w:r>
+      <w:pPr>
+        <w:pStyle w:val="Heading3"/>
+      </w:pPr>
+      <w:r>
+        <w:t>Supplied facts</w:t>
+      </w:r>
+    </w:p>
+    <w:p>
+      <w:pPr>
+        <w:spacing w:line="336" w:lineRule="auto" w:after="180"/>
+        <w:shd w:fill="F1F6FC"/>
+      </w:pPr>
+      <w:r>
+        <w:rPr>
+          <w:b w:val="0"/>
+        </w:rPr>
         <w:t>Approved card P says 1912. The contract permits reading cards, not selling tickets.</w:t>
       </w:r>
     </w:p>
@@ -752,30 +1197,102 @@
       </w:r>
     </w:p>
     <w:p>
-      <w:r>
-        <w:t>A service boundary states permitted work; useful information does not grant extra operations.</w:t>
-      </w:r>
-    </w:p>
-    <w:p>
       <w:pPr>
         <w:pStyle w:val="Heading3"/>
       </w:pPr>
       <w:r>
+        <w:t>Why the result follows</w:t>
+      </w:r>
+    </w:p>
+    <w:p>
+      <w:pPr>
+        <w:spacing w:line="336" w:lineRule="auto" w:after="180"/>
+        <w:shd w:fill="F1F6FC"/>
+      </w:pPr>
+      <w:r>
+        <w:rPr>
+          <w:b w:val="0"/>
+        </w:rPr>
+        <w:t xml:space="preserve">A </w:t>
+      </w:r>
+      <w:r>
+        <w:rPr>
+          <w:b/>
+        </w:rPr>
+        <w:t>service boundary</w:t>
+      </w:r>
+      <w:r>
+        <w:rPr>
+          <w:b w:val="0"/>
+        </w:rPr>
+        <w:t xml:space="preserve"> states permitted work; useful information does not grant extra operations.</w:t>
+      </w:r>
+    </w:p>
+    <w:p>
+      <w:pPr>
+        <w:pStyle w:val="Heading3"/>
+      </w:pPr>
+      <w:r>
         <w:t>What this example does not establish</w:t>
       </w:r>
     </w:p>
     <w:p>
-      <w:r>
+      <w:pPr>
+        <w:pStyle w:val="Heading3"/>
+      </w:pPr>
+      <w:r>
+        <w:t>Keep the stated limit</w:t>
+      </w:r>
+    </w:p>
+    <w:p>
+      <w:pPr>
+        <w:spacing w:line="336" w:lineRule="auto" w:after="180"/>
+        <w:shd w:fill="FFF5E6"/>
+      </w:pPr>
+      <w:r>
+        <w:rPr>
+          <w:b w:val="0"/>
+        </w:rPr>
         <w:t>An approved card can be outdated; this trace does not independently verify museum history.</w:t>
       </w:r>
     </w:p>
     <w:p>
-      <w:r>
+      <w:pPr>
+        <w:pStyle w:val="Heading3"/>
+      </w:pPr>
+      <w:r>
+        <w:t>Keep the stated limit</w:t>
+      </w:r>
+    </w:p>
+    <w:p>
+      <w:pPr>
+        <w:spacing w:line="336" w:lineRule="auto" w:after="180"/>
+        <w:shd w:fill="FFF5E6"/>
+      </w:pPr>
+      <w:r>
+        <w:rPr>
+          <w:b w:val="0"/>
+        </w:rPr>
         <w:t>Read the labelled picture: Split the museum visitor’s request into two operations. Which can the service perform for P, and what happens to each operation when Q has no approved card?</w:t>
       </w:r>
     </w:p>
     <w:p>
-      <w:r>
+      <w:pPr>
+        <w:pStyle w:val="Heading3"/>
+      </w:pPr>
+      <w:r>
+        <w:t>Keep the stated limit</w:t>
+      </w:r>
+    </w:p>
+    <w:p>
+      <w:pPr>
+        <w:spacing w:line="336" w:lineRule="auto" w:after="180"/>
+        <w:shd w:fill="FFF5E6"/>
+      </w:pPr>
+      <w:r>
+        <w:rPr>
+          <w:b w:val="0"/>
+        </w:rPr>
         <w:t>Change one thing: Replace P with Q, which has no approved card. Predict the result before checking the explanation. What remains the same?</w:t>
       </w:r>
     </w:p>
@@ -789,19 +1306,69 @@
     </w:p>
     <w:p>
       <w:r>
+        <w:t>Find the unsupported step in the Requirements and service boundaries claim and explain a repair using the supplied evidence.</w:t>
+      </w:r>
+    </w:p>
+    <w:p>
+      <w:pPr>
+        <w:spacing w:line="336" w:lineRule="auto" w:after="180"/>
+      </w:pPr>
+      <w:r>
+        <w:rPr>
+          <w:b w:val="0"/>
+        </w:rPr>
         <w:t>A helpful answer does not grant an operation that the service contract excludes.</w:t>
       </w:r>
     </w:p>
     <w:p>
-      <w:r>
-        <w:t>A useful check asks what would make the reasoning fail. Distinguish a failure to execute the declared procedure from a weakness in the procedure itself. The first may require a correction; the second requires an explicitly revised method and new evidence. Preserve unsuccessful cases so an improved result cannot hide the original problem.</w:t>
-      </w:r>
-    </w:p>
-    <w:p>
       <w:pPr>
         <w:pStyle w:val="Heading3"/>
       </w:pPr>
       <w:r>
+        <w:t>Check the claim against the facts</w:t>
+      </w:r>
+    </w:p>
+    <w:p>
+      <w:pPr>
+        <w:spacing w:line="336" w:lineRule="auto" w:after="180"/>
+        <w:shd w:fill="FFF5E6"/>
+      </w:pPr>
+      <w:r>
+        <w:rPr>
+          <w:b w:val="0"/>
+        </w:rPr>
+        <w:t>A useful check asks what would make the reasoning fail. Distinguish a failure to execute the declared procedure from a weakness in the procedure itself.</w:t>
+      </w:r>
+    </w:p>
+    <w:p>
+      <w:pPr>
+        <w:spacing w:line="336" w:lineRule="auto" w:after="180"/>
+        <w:shd w:fill="FFF5E6"/>
+      </w:pPr>
+      <w:r>
+        <w:rPr>
+          <w:b w:val="0"/>
+        </w:rPr>
+        <w:t xml:space="preserve">The first may require a correction; the second requires an explicitly revised method and new </w:t>
+      </w:r>
+      <w:r>
+        <w:rPr>
+          <w:b/>
+        </w:rPr>
+        <w:t>evidence</w:t>
+      </w:r>
+      <w:r>
+        <w:rPr>
+          <w:b w:val="0"/>
+        </w:rPr>
+        <w:t>. Preserve unsuccessful cases so an improved result cannot hide the original problem.</w:t>
+      </w:r>
+    </w:p>
+    <w:p>
+      <w:pPr>
+        <w:pStyle w:val="Heading3"/>
+      </w:pPr>
+      <w:r>
         <w:t>Guided: restate the worked result, then name the assumption or limitation that prevents a broader conclusion.</w:t>
       </w:r>
     </w:p>
@@ -839,7 +1406,13 @@
       </w:r>
     </w:p>
     <w:p>
-      <w:r>
+      <w:pPr>
+        <w:spacing w:line="336" w:lineRule="auto" w:after="180"/>
+      </w:pPr>
+      <w:r>
+        <w:rPr>
+          <w:b w:val="0"/>
+        </w:rPr>
         <w:t>A report omits this qualification: A helpful answer does not grant an operation that the service contract excludes. Explain how omitting it could change a reader's interpretation, and write an accurate replacement.</w:t>
       </w:r>
     </w:p>
@@ -891,7 +1464,54 @@
     </w:p>
     <w:p>
       <w:r>
-        <w:t>Explain the weekly mechanism in your own words. Use the worked scenario to name its input, decision rule and output.</w:t>
+        <w:t>Practise Requirements and service boundaries with support, then explain the deciding step in your own words.</w:t>
+      </w:r>
+    </w:p>
+    <w:p>
+      <w:pPr>
+        <w:spacing w:line="336" w:lineRule="auto" w:after="180"/>
+      </w:pPr>
+      <w:r>
+        <w:rPr>
+          <w:b w:val="0"/>
+        </w:rPr>
+        <w:t xml:space="preserve">Explain the weekly </w:t>
+      </w:r>
+      <w:r>
+        <w:rPr>
+          <w:b/>
+        </w:rPr>
+        <w:t>mechanism</w:t>
+      </w:r>
+      <w:r>
+        <w:rPr>
+          <w:b w:val="0"/>
+        </w:rPr>
+        <w:t xml:space="preserve"> in your own words. Use the worked scenario to name its </w:t>
+      </w:r>
+      <w:r>
+        <w:rPr>
+          <w:b/>
+        </w:rPr>
+        <w:t>input</w:t>
+      </w:r>
+      <w:r>
+        <w:rPr>
+          <w:b w:val="0"/>
+        </w:rPr>
+        <w:t xml:space="preserve">, decision rule and </w:t>
+      </w:r>
+      <w:r>
+        <w:rPr>
+          <w:b/>
+        </w:rPr>
+        <w:t>output</w:t>
+      </w:r>
+      <w:r>
+        <w:rPr>
+          <w:b w:val="0"/>
+        </w:rPr>
+        <w:t>.</w:t>
       </w:r>
     </w:p>
     <w:p>
@@ -964,8 +1584,26 @@
       </w:r>
     </w:p>
     <w:p>
-      <w:r>
-        <w:t>Use workbook W2 for the connected example “Requirements and service boundaries”. First fill the input and rule boxes. Try the middle steps before asking for a hint. After a hint, try the next step yourself.</w:t>
+      <w:pPr>
+        <w:spacing w:line="336" w:lineRule="auto" w:after="180"/>
+      </w:pPr>
+      <w:r>
+        <w:rPr>
+          <w:b w:val="0"/>
+        </w:rPr>
+        <w:t xml:space="preserve">Use workbook W2 for the connected example “Requirements and service boundaries”. First fill the </w:t>
+      </w:r>
+      <w:r>
+        <w:rPr>
+          <w:b/>
+        </w:rPr>
+        <w:t>input</w:t>
+      </w:r>
+      <w:r>
+        <w:rPr>
+          <w:b w:val="0"/>
+        </w:rPr>
+        <w:t xml:space="preserve"> and rule boxes. Try the middle steps before asking for a hint. After a hint, try the next step yourself.</w:t>
       </w:r>
     </w:p>
     <w:tbl>
@@ -1048,7 +1686,13 @@
       </w:tr>
     </w:tbl>
     <w:p>
-      <w:r>
+      <w:pPr>
+        <w:spacing w:line="336" w:lineRule="auto" w:after="180"/>
+      </w:pPr>
+      <w:r>
+        <w:rPr>
+          <w:b w:val="0"/>
+        </w:rPr>
         <w:t>Explain your trace to a partner. Your partner points to one step to check. Swap roles on the next case. Each person writes their own explanation.</w:t>
       </w:r>
     </w:p>
@@ -1061,12 +1705,35 @@
       </w:r>
     </w:p>
     <w:p>
-      <w:r>
-        <w:t>Use the worked case for Requirements and service boundaries. Proposed explanation: “The worked result establishes every future case”. Decide whether this explanation is supported. Point to the step or supplied fact that decides; explain your repair if needed.</w:t>
-      </w:r>
-    </w:p>
-    <w:p>
-      <w:r>
+      <w:pPr>
+        <w:spacing w:line="336" w:lineRule="auto" w:after="180"/>
+      </w:pPr>
+      <w:r>
+        <w:rPr>
+          <w:b w:val="0"/>
+        </w:rPr>
+        <w:t>Use the worked case for Requirements and service boundaries. Proposed explanation: “The worked result establishes every future case”. Decide whether this explanation is supported.</w:t>
+      </w:r>
+    </w:p>
+    <w:p>
+      <w:pPr>
+        <w:spacing w:line="336" w:lineRule="auto" w:after="180"/>
+      </w:pPr>
+      <w:r>
+        <w:rPr>
+          <w:b w:val="0"/>
+        </w:rPr>
+        <w:t>Point to the step or supplied fact that decides; explain your repair if needed.</w:t>
+      </w:r>
+    </w:p>
+    <w:p>
+      <w:pPr>
+        <w:spacing w:line="336" w:lineRule="auto" w:after="180"/>
+      </w:pPr>
+      <w:r>
+        <w:rPr>
+          <w:b w:val="0"/>
+        </w:rPr>
         <w:t>Answer on your own before discussion. If you are unsure, say which step you need help with.</w:t>
       </w:r>
     </w:p>
@@ -1079,7 +1746,14 @@
       </w:r>
     </w:p>
     <w:p>
-      <w:r>
+      <w:pPr>
+        <w:spacing w:line="336" w:lineRule="auto" w:after="180"/>
+        <w:shd w:fill="F5F1FB"/>
+      </w:pPr>
+      <w:r>
+        <w:rPr>
+          <w:b w:val="0"/>
+        </w:rPr>
         <w:t>Split the museum visitor’s request into two operations. Which can the service perform for P, and what happens to each operation when Q has no approved card?</w:t>
       </w:r>
     </w:p>
@@ -1112,7 +1786,13 @@
       </w:r>
     </w:p>
     <w:p>
-      <w:r>
+      <w:pPr>
+        <w:spacing w:line="336" w:lineRule="auto" w:after="180"/>
+      </w:pPr>
+      <w:r>
+        <w:rPr>
+          <w:b w:val="0"/>
+        </w:rPr>
         <w:t>This is supported practice. Keep the separately named independent case for an attempt before feedback.</w:t>
       </w:r>
     </w:p>
@@ -1125,6 +1805,11 @@
       </w:r>
     </w:p>
     <w:p>
+      <w:r>
+        <w:t>Investigate Requirements and service boundaries. Record the prediction, actual observation or labelled paper trace, explanation and next test separately.</w:t>
+      </w:r>
+    </w:p>
+    <w:p>
       <w:pPr>
         <w:pStyle w:val="Heading3"/>
       </w:pPr>
@@ -1133,7 +1818,13 @@
       </w:r>
     </w:p>
     <w:p>
-      <w:r>
+      <w:pPr>
+        <w:spacing w:line="336" w:lineRule="auto" w:after="180"/>
+      </w:pPr>
+      <w:r>
+        <w:rPr>
+          <w:b w:val="0"/>
+        </w:rPr>
         <w:t>A request asks for Tuesday meeting time and to move it to Wednesday. The public schedule lists Tuesday 16:00. Show the intermediate steps and give the conclusion with its scope.</w:t>
       </w:r>
     </w:p>
@@ -1274,7 +1965,13 @@
       </w:tr>
     </w:tbl>
     <w:p>
-      <w:r>
+      <w:pPr>
+        <w:spacing w:line="336" w:lineRule="auto" w:after="180"/>
+      </w:pPr>
+      <w:r>
+        <w:rPr>
+          <w:b w:val="0"/>
+        </w:rPr>
         <w:t>On paper, trace the supplied procedure. If code is provided, predict before running it in a local practice file. Never write an expected answer as though it were an observed run.</w:t>
       </w:r>
     </w:p>
@@ -1287,7 +1984,13 @@
       </w:r>
     </w:p>
     <w:p>
-      <w:r>
+      <w:pPr>
+        <w:spacing w:line="336" w:lineRule="auto" w:after="180"/>
+      </w:pPr>
+      <w:r>
+        <w:rPr>
+          <w:b w:val="0"/>
+        </w:rPr>
         <w:t>Before trying: what do I expect, and why? While trying: which step could first go wrong? Afterwards: what did I actually observe, and what should change? Keep “not run” if you only traced the procedure.</w:t>
       </w:r>
     </w:p>
@@ -1300,6 +2003,11 @@
       </w:r>
     </w:p>
     <w:p>
+      <w:r>
+        <w:t>Move from recall to tracing, diagnosis and transfer in Requirements and service boundaries. Explain why each step is justified.</w:t>
+      </w:r>
+    </w:p>
+    <w:p>
       <w:pPr>
         <w:pStyle w:val="Heading3"/>
       </w:pPr>
@@ -1308,18 +2016,83 @@
       </w:r>
     </w:p>
     <w:p>
-      <w:r>
-        <w:t>Explain the weekly mechanism in your own words. Use the worked scenario to name its input, decision rule and output.</w:t>
-      </w:r>
-    </w:p>
-    <w:p>
-      <w:r>
+      <w:pPr>
+        <w:spacing w:line="336" w:lineRule="auto" w:after="180"/>
+      </w:pPr>
+      <w:r>
+        <w:rPr>
+          <w:b w:val="0"/>
+        </w:rPr>
+        <w:t xml:space="preserve">Explain the weekly </w:t>
+      </w:r>
+      <w:r>
+        <w:rPr>
+          <w:b/>
+        </w:rPr>
+        <w:t>mechanism</w:t>
+      </w:r>
+      <w:r>
+        <w:rPr>
+          <w:b w:val="0"/>
+        </w:rPr>
+        <w:t xml:space="preserve"> in your own words. Use the worked scenario to name its </w:t>
+      </w:r>
+      <w:r>
+        <w:rPr>
+          <w:b/>
+        </w:rPr>
+        <w:t>input</w:t>
+      </w:r>
+      <w:r>
+        <w:rPr>
+          <w:b w:val="0"/>
+        </w:rPr>
+        <w:t xml:space="preserve">, decision rule and </w:t>
+      </w:r>
+      <w:r>
+        <w:rPr>
+          <w:b/>
+        </w:rPr>
+        <w:t>output</w:t>
+      </w:r>
+      <w:r>
+        <w:rPr>
+          <w:b w:val="0"/>
+        </w:rPr>
+        <w:t>.</w:t>
+      </w:r>
+    </w:p>
+    <w:p>
+      <w:pPr>
+        <w:spacing w:line="336" w:lineRule="auto" w:after="180"/>
+      </w:pPr>
+      <w:r>
+        <w:rPr>
+          <w:b w:val="0"/>
+        </w:rPr>
         <w:t>A report omits this qualification: A helpful answer does not grant an operation that the service contract excludes. Explain how omitting it could change a reader's interpretation, and write an accurate replacement.</w:t>
       </w:r>
     </w:p>
     <w:p>
-      <w:r>
-        <w:t>For the worked scenario, propose one additional case that could reveal a failure, describe its expected outcome before running it, and explain what would need to remain fixed for a fair comparison. Do not reuse W4 as a new final test after receiving feedback.</w:t>
+      <w:pPr>
+        <w:spacing w:line="336" w:lineRule="auto" w:after="180"/>
+      </w:pPr>
+      <w:r>
+        <w:rPr>
+          <w:b w:val="0"/>
+        </w:rPr>
+        <w:t>For the worked scenario, propose one additional case that could reveal a failure, describe its expected outcome before running it, and explain what would need to remain fixed for a fair comparison.</w:t>
+      </w:r>
+    </w:p>
+    <w:p>
+      <w:pPr>
+        <w:spacing w:line="336" w:lineRule="auto" w:after="180"/>
+      </w:pPr>
+      <w:r>
+        <w:rPr>
+          <w:b w:val="0"/>
+        </w:rPr>
+        <w:t>Do not reuse W4 as a new final test after receiving feedback.</w:t>
       </w:r>
     </w:p>
     <w:p>
@@ -1365,7 +2138,77 @@
     </w:p>
     <w:p>
       <w:r>
-        <w:t>Add a labelled requirements and service boundaries evidence sheet to Grounded Learning Service. Show how you can explain the mechanism and terminology of requirements and service boundaries. Use the supplied fictional case and keep its inputs, intermediate steps, calculation or prediction, and limitation. Connect this record to last week’s record; a matching answer without a trace is insufficient.</w:t>
+        <w:t>Apply this week’s idea to Grounded Learning Service. Keep an annotated decision and the evidence supporting it.</w:t>
+      </w:r>
+    </w:p>
+    <w:p>
+      <w:pPr>
+        <w:spacing w:line="336" w:lineRule="auto" w:after="180"/>
+      </w:pPr>
+      <w:r>
+        <w:rPr>
+          <w:b w:val="0"/>
+        </w:rPr>
+        <w:t xml:space="preserve">Add a labelled requirements and service boundaries </w:t>
+      </w:r>
+      <w:r>
+        <w:rPr>
+          <w:b/>
+        </w:rPr>
+        <w:t>evidence</w:t>
+      </w:r>
+      <w:r>
+        <w:rPr>
+          <w:b w:val="0"/>
+        </w:rPr>
+        <w:t xml:space="preserve"> sheet to Grounded Learning Service. Show how you can explain the </w:t>
+      </w:r>
+      <w:r>
+        <w:rPr>
+          <w:b/>
+        </w:rPr>
+        <w:t>mechanism</w:t>
+      </w:r>
+      <w:r>
+        <w:rPr>
+          <w:b w:val="0"/>
+        </w:rPr>
+        <w:t xml:space="preserve"> and terminology of requirements and service boundaries.</w:t>
+      </w:r>
+    </w:p>
+    <w:p>
+      <w:pPr>
+        <w:spacing w:line="336" w:lineRule="auto" w:after="180"/>
+      </w:pPr>
+      <w:r>
+        <w:rPr>
+          <w:b w:val="0"/>
+        </w:rPr>
+        <w:t xml:space="preserve">Use the supplied fictional case and keep its </w:t>
+      </w:r>
+      <w:r>
+        <w:rPr>
+          <w:b/>
+        </w:rPr>
+        <w:t>input</w:t>
+      </w:r>
+      <w:r>
+        <w:rPr>
+          <w:b w:val="0"/>
+        </w:rPr>
+        <w:t xml:space="preserve">s, intermediate steps, calculation or </w:t>
+      </w:r>
+      <w:r>
+        <w:rPr>
+          <w:b/>
+        </w:rPr>
+        <w:t>prediction</w:t>
+      </w:r>
+      <w:r>
+        <w:rPr>
+          <w:b w:val="0"/>
+        </w:rPr>
+        <w:t>, and limitation. Connect this record to last week’s record; a matching answer without a trace is insufficient.</w:t>
       </w:r>
     </w:p>
     <w:tbl>
@@ -1493,8 +2336,26 @@
       </w:r>
     </w:p>
     <w:p>
-      <w:r>
-        <w:t>For the Grounded Learning Service, retain an annotated trace and the changed-case result. Name the contract or evidence that makes the deciding step valid, so another team can review it.</w:t>
+      <w:pPr>
+        <w:spacing w:line="336" w:lineRule="auto" w:after="180"/>
+      </w:pPr>
+      <w:r>
+        <w:rPr>
+          <w:b w:val="0"/>
+        </w:rPr>
+        <w:t xml:space="preserve">For the Grounded Learning Service, retain an annotated trace and the changed-case result. Name the contract or </w:t>
+      </w:r>
+      <w:r>
+        <w:rPr>
+          <w:b/>
+        </w:rPr>
+        <w:t>evidence</w:t>
+      </w:r>
+      <w:r>
+        <w:rPr>
+          <w:b w:val="0"/>
+        </w:rPr>
+        <w:t xml:space="preserve"> that makes the deciding step valid, so another team can review it.</w:t>
       </w:r>
     </w:p>
     <w:p>
@@ -1507,7 +2368,29 @@
     </w:p>
     <w:p>
       <w:r>
-        <w:t>Complete the supported workbook tasks before attempting W4 independently. Record any hints or help used. After feedback, use the teacher's fresh retry rather than copying the earlier answer. For a project, select a relevant new case, predict the outcome from the declared rule and preserve the result alongside any revision.</w:t>
+        <w:t>Use a genuinely new case for independent evidence. Previously discussed examples remain practice; use the separately named independent case before feedback.</w:t>
+      </w:r>
+    </w:p>
+    <w:p>
+      <w:pPr>
+        <w:spacing w:line="336" w:lineRule="auto" w:after="180"/>
+      </w:pPr>
+      <w:r>
+        <w:rPr>
+          <w:b w:val="0"/>
+        </w:rPr>
+        <w:t>Complete the supported workbook tasks before attempting W4 independently. Record any hints or help used. After feedback, use the teacher's fresh retry rather than copying the earlier answer.</w:t>
+      </w:r>
+    </w:p>
+    <w:p>
+      <w:pPr>
+        <w:spacing w:line="336" w:lineRule="auto" w:after="180"/>
+      </w:pPr>
+      <w:r>
+        <w:rPr>
+          <w:b w:val="0"/>
+        </w:rPr>
+        <w:t>For a project, select a relevant new case, predict the outcome from the declared rule and preserve the result alongside any revision.</w:t>
       </w:r>
     </w:p>
     <w:p>
@@ -1544,8 +2427,25 @@
       </w:r>
     </w:p>
     <w:p>
-      <w:r>
-        <w:t>For the worked scenario, propose one additional case that could reveal a failure, describe its expected outcome before running it, and explain what would need to remain fixed for a fair comparison. Do not reuse W4 as a new final test after receiving feedback.</w:t>
+      <w:pPr>
+        <w:spacing w:line="336" w:lineRule="auto" w:after="180"/>
+      </w:pPr>
+      <w:r>
+        <w:rPr>
+          <w:b w:val="0"/>
+        </w:rPr>
+        <w:t>For the worked scenario, propose one additional case that could reveal a failure, describe its expected outcome before running it, and explain what would need to remain fixed for a fair comparison.</w:t>
+      </w:r>
+    </w:p>
+    <w:p>
+      <w:pPr>
+        <w:spacing w:line="336" w:lineRule="auto" w:after="180"/>
+      </w:pPr>
+      <w:r>
+        <w:rPr>
+          <w:b w:val="0"/>
+        </w:rPr>
+        <w:t>Do not reuse W4 as a new final test after receiving feedback.</w:t>
       </w:r>
     </w:p>
     <w:p>
@@ -1582,6 +2482,11 @@
       </w:pPr>
       <w:r>
         <w:t>13. Study a complete case</w:t>
+      </w:r>
+    </w:p>
+    <w:p>
+      <w:r>
+        <w:t>Revisit the complete Requirements and service boundaries case for supported practice. Repeated examples do not become fresh assessments.</w:t>
       </w:r>
     </w:p>
     <w:p>
@@ -1685,8 +2590,26 @@
       </w:r>
     </w:p>
     <w:p>
-      <w:r>
-        <w:t>Follow the input through the stated procedure to its result. Cover the result first, predict it, then explain every intermediate step. The text/table accompanies the figure so the example can be read without colour.</w:t>
+      <w:pPr>
+        <w:spacing w:line="336" w:lineRule="auto" w:after="180"/>
+      </w:pPr>
+      <w:r>
+        <w:rPr>
+          <w:b w:val="0"/>
+        </w:rPr>
+        <w:t xml:space="preserve">Follow the </w:t>
+      </w:r>
+      <w:r>
+        <w:rPr>
+          <w:b/>
+        </w:rPr>
+        <w:t>input</w:t>
+      </w:r>
+      <w:r>
+        <w:rPr>
+          <w:b w:val="0"/>
+        </w:rPr>
+        <w:t xml:space="preserve"> through the stated procedure to its result. Cover the result first, predict it, then explain every intermediate step. The text/table accompanies the figure so the example can be read without colour.</w:t>
       </w:r>
     </w:p>
     <w:p>
@@ -1736,6 +2659,11 @@
       </w:r>
     </w:p>
     <w:p>
+      <w:r>
+        <w:t>Attempt the reserved new case before feedback. Record support; the earlier examples below remain additional practice.</w:t>
+      </w:r>
+    </w:p>
+    <w:p>
       <w:pPr>
         <w:pStyle w:val="Heading3"/>
       </w:pPr>
@@ -1744,7 +2672,13 @@
       </w:r>
     </w:p>
     <w:p>
-      <w:r>
+      <w:pPr>
+        <w:spacing w:line="336" w:lineRule="auto" w:after="180"/>
+      </w:pPr>
+      <w:r>
+        <w:rPr>
+          <w:b w:val="0"/>
+        </w:rPr>
         <w:t>A read-only inventory service is asked to list item A and delete item B. Inventory says A is available. Trace permitted work.</w:t>
       </w:r>
     </w:p>
@@ -1792,7 +2726,13 @@
       </w:r>
     </w:p>
     <w:p>
-      <w:r>
+      <w:pPr>
+        <w:spacing w:line="336" w:lineRule="auto" w:after="180"/>
+      </w:pPr>
+      <w:r>
+        <w:rPr>
+          <w:b w:val="0"/>
+        </w:rPr>
         <w:t>Attempt this case before feedback. Record any help. Earlier examples below are further practice; a case already practised with feedback cannot establish fresh transfer.</w:t>
       </w:r>
     </w:p>
@@ -1805,7 +2745,13 @@
       </w:r>
     </w:p>
     <w:p>
-      <w:r>
+      <w:pPr>
+        <w:spacing w:line="336" w:lineRule="auto" w:after="180"/>
+      </w:pPr>
+      <w:r>
+        <w:rPr>
+          <w:b w:val="0"/>
+        </w:rPr>
         <w:t>A read-only inventory service is asked to list item A and delete item B. Inventory says A is available. Trace permitted work.</w:t>
       </w:r>
     </w:p>
@@ -1858,7 +2804,13 @@
       </w:r>
     </w:p>
     <w:p>
-      <w:r>
+      <w:pPr>
+        <w:spacing w:line="336" w:lineRule="auto" w:after="180"/>
+      </w:pPr>
+      <w:r>
+        <w:rPr>
+          <w:b w:val="0"/>
+        </w:rPr>
         <w:t>Record support used: none, hint or teacher explanation. After feedback, a different case is needed to demonstrate independence.</w:t>
       </w:r>
     </w:p>
@@ -1871,8 +2823,25 @@
       </w:r>
     </w:p>
     <w:p>
-      <w:r>
-        <w:t>Attempt the independent case before hints. Record whether you worked alone, used a hint or followed a model. After feedback, fix the first unsupported step and explain why it changed. A later check uses a changed case, not a copied answer.</w:t>
+      <w:pPr>
+        <w:spacing w:line="336" w:lineRule="auto" w:after="180"/>
+      </w:pPr>
+      <w:r>
+        <w:rPr>
+          <w:b w:val="0"/>
+        </w:rPr>
+        <w:t>Attempt the independent case before hints. Record whether you worked alone, used a hint or followed a model. After feedback, fix the first unsupported step and explain why it changed.</w:t>
+      </w:r>
+    </w:p>
+    <w:p>
+      <w:pPr>
+        <w:spacing w:line="336" w:lineRule="auto" w:after="180"/>
+      </w:pPr>
+      <w:r>
+        <w:rPr>
+          <w:b w:val="0"/>
+        </w:rPr>
+        <w:t>A later check uses a changed case, not a copied answer.</w:t>
       </w:r>
     </w:p>
     <w:p>
@@ -1885,6 +2854,17 @@
     </w:p>
     <w:p>
       <w:r>
+        <w:t>Use this map to navigate Requirements and service boundaries, connect the goals to tasks and keep one evidence record for each attempt.</w:t>
+      </w:r>
+    </w:p>
+    <w:p>
+      <w:pPr>
+        <w:spacing w:line="336" w:lineRule="auto" w:after="180"/>
+      </w:pPr>
+      <w:r>
+        <w:rPr>
+          <w:b w:val="0"/>
+        </w:rPr>
         <w:t>Start with this question: Museum fact desk. A visitor asks the opening year of exhibit P and asks the bot to sell a ticket.</w:t>
       </w:r>
     </w:p>
@@ -1991,13 +2971,61 @@
       </w:tr>
     </w:tbl>
     <w:p>
-      <w:r>
-        <w:t>Remember → watch and explain → try with help → investigate → try independently → keep project evidence. Your teacher may spread this lesson across several classes.</w:t>
-      </w:r>
-    </w:p>
-    <w:p>
-      <w:r>
-        <w:t>Keep your first prediction. Compare it with what the evidence shows and explain any change.</w:t>
+      <w:pPr>
+        <w:spacing w:line="336" w:lineRule="auto" w:after="180"/>
+      </w:pPr>
+      <w:r>
+        <w:rPr>
+          <w:b w:val="0"/>
+        </w:rPr>
+        <w:t xml:space="preserve">Remember → watch and explain → try with help → investigate → try independently → keep project </w:t>
+      </w:r>
+      <w:r>
+        <w:rPr>
+          <w:b/>
+        </w:rPr>
+        <w:t>evidence</w:t>
+      </w:r>
+      <w:r>
+        <w:rPr>
+          <w:b w:val="0"/>
+        </w:rPr>
+        <w:t>. Your teacher may spread this lesson across several classes.</w:t>
+      </w:r>
+    </w:p>
+    <w:p>
+      <w:pPr>
+        <w:spacing w:line="336" w:lineRule="auto" w:after="180"/>
+      </w:pPr>
+      <w:r>
+        <w:rPr>
+          <w:b w:val="0"/>
+        </w:rPr>
+        <w:t xml:space="preserve">Keep your first </w:t>
+      </w:r>
+      <w:r>
+        <w:rPr>
+          <w:b/>
+        </w:rPr>
+        <w:t>prediction</w:t>
+      </w:r>
+      <w:r>
+        <w:rPr>
+          <w:b w:val="0"/>
+        </w:rPr>
+        <w:t xml:space="preserve">. Compare it with what the </w:t>
+      </w:r>
+      <w:r>
+        <w:rPr>
+          <w:b/>
+        </w:rPr>
+        <w:t>evidence</w:t>
+      </w:r>
+      <w:r>
+        <w:rPr>
+          <w:b w:val="0"/>
+        </w:rPr>
+        <w:t xml:space="preserve"> shows and explain any change.</w:t>
       </w:r>
     </w:p>
     <w:p>
@@ -2010,7 +3038,30 @@
     </w:p>
     <w:p>
       <w:r>
-        <w:t>Close your notes. Explain this goal in your own words: Explain the mechanism and terminology of requirements and service boundaries</w:t>
+        <w:t>Explain Requirements and service boundaries without notes, identify a remaining question and plan a later check with a changed case.</w:t>
+      </w:r>
+    </w:p>
+    <w:p>
+      <w:pPr>
+        <w:spacing w:line="336" w:lineRule="auto" w:after="180"/>
+      </w:pPr>
+      <w:r>
+        <w:rPr>
+          <w:b w:val="0"/>
+        </w:rPr>
+        <w:t xml:space="preserve">Close your notes. Explain this goal in your own words: Explain the </w:t>
+      </w:r>
+      <w:r>
+        <w:rPr>
+          <w:b/>
+        </w:rPr>
+        <w:t>mechanism</w:t>
+      </w:r>
+      <w:r>
+        <w:rPr>
+          <w:b w:val="0"/>
+        </w:rPr>
+        <w:t xml:space="preserve"> and terminology of requirements and service boundaries</w:t>
       </w:r>
     </w:p>
     <w:p>
@@ -2047,13 +3098,61 @@
       </w:r>
     </w:p>
     <w:p>
-      <w:r>
-        <w:t>If you are unsure, return to the worked picture and explain one arrow. If you are ready, change an input or assumption and justify your prediction.</w:t>
-      </w:r>
-    </w:p>
-    <w:p>
-      <w:r>
-        <w:t>Save your workbook evidence. At the next review, try a different case before opening your old answer.</w:t>
+      <w:pPr>
+        <w:spacing w:line="336" w:lineRule="auto" w:after="180"/>
+      </w:pPr>
+      <w:r>
+        <w:rPr>
+          <w:b w:val="0"/>
+        </w:rPr>
+        <w:t xml:space="preserve">If you are unsure, return to the worked picture and explain one arrow. If you are ready, change an </w:t>
+      </w:r>
+      <w:r>
+        <w:rPr>
+          <w:b/>
+        </w:rPr>
+        <w:t>input</w:t>
+      </w:r>
+      <w:r>
+        <w:rPr>
+          <w:b w:val="0"/>
+        </w:rPr>
+        <w:t xml:space="preserve"> or assumption and justify your </w:t>
+      </w:r>
+      <w:r>
+        <w:rPr>
+          <w:b/>
+        </w:rPr>
+        <w:t>prediction</w:t>
+      </w:r>
+      <w:r>
+        <w:rPr>
+          <w:b w:val="0"/>
+        </w:rPr>
+        <w:t>.</w:t>
+      </w:r>
+    </w:p>
+    <w:p>
+      <w:pPr>
+        <w:spacing w:line="336" w:lineRule="auto" w:after="180"/>
+      </w:pPr>
+      <w:r>
+        <w:rPr>
+          <w:b w:val="0"/>
+        </w:rPr>
+        <w:t xml:space="preserve">Save your workbook </w:t>
+      </w:r>
+      <w:r>
+        <w:rPr>
+          <w:b/>
+        </w:rPr>
+        <w:t>evidence</w:t>
+      </w:r>
+      <w:r>
+        <w:rPr>
+          <w:b w:val="0"/>
+        </w:rPr>
+        <w:t>. At the next review, try a different case before opening your old answer.</w:t>
       </w:r>
     </w:p>
     <w:p>
@@ -2066,11 +3165,28 @@
     </w:p>
     <w:p>
       <w:r>
+        <w:t>Attempt supported questions before using hints or feedback. Review a missing building block, then keep the completed work.</w:t>
+      </w:r>
+    </w:p>
+    <w:p>
+      <w:pPr>
+        <w:spacing w:line="336" w:lineRule="auto" w:after="180"/>
+      </w:pPr>
+      <w:r>
+        <w:rPr>
+          <w:b w:val="0"/>
+        </w:rPr>
         <w:t>Use this supported practice once, in the browser or on paper. Keep the reserved independent assessment for a separate first attempt before teacher feedback.</w:t>
       </w:r>
     </w:p>
     <w:p>
-      <w:r>
+      <w:pPr>
+        <w:spacing w:line="336" w:lineRule="auto" w:after="180"/>
+      </w:pPr>
+      <w:r>
+        <w:rPr>
+          <w:b w:val="0"/>
+        </w:rPr>
         <w:t>Museum fact desk. A visitor asks the opening year of exhibit P and asks the bot to sell a ticket.</w:t>
       </w:r>
     </w:p>
@@ -2083,22 +3199,49 @@
       </w:r>
     </w:p>
     <w:p>
-      <w:r>
+      <w:pPr>
+        <w:spacing w:line="336" w:lineRule="auto" w:after="180"/>
+      </w:pPr>
+      <w:r>
+        <w:rPr>
+          <w:b w:val="0"/>
+        </w:rPr>
         <w:t>Which labelled step matches this detail? Return 1912 with card P; do not sell a ticket.</w:t>
       </w:r>
     </w:p>
     <w:p>
-      <w:r>
+      <w:pPr>
+        <w:spacing w:line="336" w:lineRule="auto" w:after="180"/>
+        <w:shd w:fill="F4F9FC"/>
+      </w:pPr>
+      <w:r>
+        <w:rPr>
+          <w:b w:val="0"/>
+        </w:rPr>
         <w:t>1. Read approved card</w:t>
       </w:r>
     </w:p>
     <w:p>
-      <w:r>
+      <w:pPr>
+        <w:spacing w:line="336" w:lineRule="auto" w:after="180"/>
+        <w:shd w:fill="F4F9FC"/>
+      </w:pPr>
+      <w:r>
+        <w:rPr>
+          <w:b w:val="0"/>
+        </w:rPr>
         <w:t>2. Split the request</w:t>
       </w:r>
     </w:p>
     <w:p>
-      <w:r>
+      <w:pPr>
+        <w:spacing w:line="336" w:lineRule="auto" w:after="180"/>
+        <w:shd w:fill="F4F9FC"/>
+      </w:pPr>
+      <w:r>
+        <w:rPr>
+          <w:b w:val="0"/>
+        </w:rPr>
         <w:t>3. Apply the boundary</w:t>
       </w:r>
     </w:p>
@@ -2136,41 +3279,143 @@
       </w:r>
     </w:p>
     <w:p>
-      <w:r>
+      <w:pPr>
+        <w:pStyle w:val="Heading3"/>
+      </w:pPr>
+      <w:r>
+        <w:t>Hint · try first</w:t>
+      </w:r>
+    </w:p>
+    <w:p>
+      <w:pPr>
+        <w:spacing w:line="336" w:lineRule="auto" w:after="180"/>
+        <w:shd w:fill="F1F6F8"/>
+      </w:pPr>
+      <w:r>
+        <w:rPr>
+          <w:b w:val="0"/>
+        </w:rPr>
         <w:t>Hint if needed: Read the steps in the pictorial case. Match the supplied detail to the stage that performs or records it.</w:t>
       </w:r>
     </w:p>
     <w:p>
-      <w:r>
-        <w:t>After your attempt, compare with the supported explanation: Apply the boundary Return 1912 with card P; do not sell a ticket. A service boundary states permitted work; useful information does not grant extra operations.</w:t>
-      </w:r>
-    </w:p>
-    <w:p>
       <w:pPr>
         <w:pStyle w:val="Heading3"/>
       </w:pPr>
       <w:r>
+        <w:t>Feedback · compare after trying</w:t>
+      </w:r>
+    </w:p>
+    <w:p>
+      <w:pPr>
+        <w:spacing w:line="336" w:lineRule="auto" w:after="180"/>
+        <w:shd w:fill="F1F6FC"/>
+      </w:pPr>
+      <w:r>
+        <w:rPr>
+          <w:b w:val="0"/>
+        </w:rPr>
+        <w:t xml:space="preserve">After your attempt, compare with the supported explanation: Apply the boundary Return 1912 with card P; do not sell a ticket. A </w:t>
+      </w:r>
+      <w:r>
+        <w:rPr>
+          <w:b/>
+        </w:rPr>
+        <w:t>service boundary</w:t>
+      </w:r>
+      <w:r>
+        <w:rPr>
+          <w:b w:val="0"/>
+        </w:rPr>
+        <w:t xml:space="preserve"> states permitted work; useful information does not grant extra operations.</w:t>
+      </w:r>
+    </w:p>
+    <w:p>
+      <w:pPr>
+        <w:pStyle w:val="Heading3"/>
+      </w:pPr>
+      <w:r>
         <w:t>Practice 2: explain the deciding evidence</w:t>
       </w:r>
     </w:p>
     <w:p>
-      <w:r>
+      <w:pPr>
+        <w:pStyle w:val="Heading3"/>
+      </w:pPr>
+      <w:r>
+        <w:t>Changed case · predict first</w:t>
+      </w:r>
+    </w:p>
+    <w:p>
+      <w:pPr>
+        <w:spacing w:line="336" w:lineRule="auto" w:after="180"/>
+        <w:shd w:fill="F5F1FB"/>
+      </w:pPr>
+      <w:r>
+        <w:rPr>
+          <w:b w:val="0"/>
+        </w:rPr>
         <w:t>Changed-case practice: Replace P with Q, which has no approved card. Which conclusion is supported by the supplied facts?</w:t>
       </w:r>
     </w:p>
     <w:p>
-      <w:r>
+      <w:pPr>
+        <w:spacing w:line="336" w:lineRule="auto" w:after="180"/>
+        <w:shd w:fill="F4F9FC"/>
+      </w:pPr>
+      <w:r>
+        <w:rPr>
+          <w:b w:val="0"/>
+        </w:rPr>
         <w:t>1. The year is unsupported, and the ticket sale is still excluded.</w:t>
       </w:r>
     </w:p>
     <w:p>
-      <w:r>
-        <w:t>2. This one example guarantees correct results for every future input.</w:t>
-      </w:r>
-    </w:p>
-    <w:p>
-      <w:r>
-        <w:t>3. We can decide the result without examining the changed input or the procedure.</w:t>
+      <w:pPr>
+        <w:spacing w:line="336" w:lineRule="auto" w:after="180"/>
+        <w:shd w:fill="F4F9FC"/>
+      </w:pPr>
+      <w:r>
+        <w:rPr>
+          <w:b w:val="0"/>
+        </w:rPr>
+        <w:t xml:space="preserve">2. This one example guarantees correct results for every future </w:t>
+      </w:r>
+      <w:r>
+        <w:rPr>
+          <w:b/>
+        </w:rPr>
+        <w:t>input</w:t>
+      </w:r>
+      <w:r>
+        <w:rPr>
+          <w:b w:val="0"/>
+        </w:rPr>
+        <w:t>.</w:t>
+      </w:r>
+    </w:p>
+    <w:p>
+      <w:pPr>
+        <w:spacing w:line="336" w:lineRule="auto" w:after="180"/>
+        <w:shd w:fill="F4F9FC"/>
+      </w:pPr>
+      <w:r>
+        <w:rPr>
+          <w:b w:val="0"/>
+        </w:rPr>
+        <w:t xml:space="preserve">3. We can decide the result without examining the changed </w:t>
+      </w:r>
+      <w:r>
+        <w:rPr>
+          <w:b/>
+        </w:rPr>
+        <w:t>input</w:t>
+      </w:r>
+      <w:r>
+        <w:rPr>
+          <w:b w:val="0"/>
+        </w:rPr>
+        <w:t xml:space="preserve"> or the procedure.</w:t>
       </w:r>
     </w:p>
     <w:p>
@@ -2207,12 +3452,42 @@
       </w:r>
     </w:p>
     <w:p>
-      <w:r>
+      <w:pPr>
+        <w:pStyle w:val="Heading3"/>
+      </w:pPr>
+      <w:r>
+        <w:t>Hint · try first</w:t>
+      </w:r>
+    </w:p>
+    <w:p>
+      <w:pPr>
+        <w:spacing w:line="336" w:lineRule="auto" w:after="180"/>
+        <w:shd w:fill="F1F6F8"/>
+      </w:pPr>
+      <w:r>
+        <w:rPr>
+          <w:b w:val="0"/>
+        </w:rPr>
         <w:t>Hint if needed: Use the changed condition and the deciding step in the pictorial trace. The answer must say what follows from those facts.</w:t>
       </w:r>
     </w:p>
     <w:p>
-      <w:r>
+      <w:pPr>
+        <w:pStyle w:val="Heading3"/>
+      </w:pPr>
+      <w:r>
+        <w:t>Feedback · compare after trying</w:t>
+      </w:r>
+    </w:p>
+    <w:p>
+      <w:pPr>
+        <w:spacing w:line="336" w:lineRule="auto" w:after="180"/>
+        <w:shd w:fill="F1F6FC"/>
+      </w:pPr>
+      <w:r>
+        <w:rPr>
+          <w:b w:val="0"/>
+        </w:rPr>
         <w:t>After your attempt, compare with the supported explanation: The year is unsupported, and the ticket sale is still excluded. Knowledge and permission are separate requirements.</w:t>
       </w:r>
     </w:p>
@@ -2225,8 +3500,61 @@
       </w:r>
     </w:p>
     <w:p>
-      <w:r>
-        <w:t>Review Neural network experiment defense (ai-5/36). Goal: Defend a network experiment using traceable evidence. Short practice: Calculate both weighted terms, z and ReLU output. Predict the changed second input and explain why 0.2 cannot be called 20% accuracy.. Return to this week and explain what you changed.</w:t>
+      <w:pPr>
+        <w:spacing w:line="336" w:lineRule="auto" w:after="180"/>
+      </w:pPr>
+      <w:r>
+        <w:rPr>
+          <w:b w:val="0"/>
+        </w:rPr>
+        <w:t xml:space="preserve">Review Neural network experiment defense (ai-5/36). Goal: Defend a network experiment using traceable </w:t>
+      </w:r>
+      <w:r>
+        <w:rPr>
+          <w:b/>
+        </w:rPr>
+        <w:t>evidence</w:t>
+      </w:r>
+      <w:r>
+        <w:rPr>
+          <w:b w:val="0"/>
+        </w:rPr>
+        <w:t xml:space="preserve">. Short practice: Calculate both weighted terms, z and ReLU </w:t>
+      </w:r>
+      <w:r>
+        <w:rPr>
+          <w:b/>
+        </w:rPr>
+        <w:t>output</w:t>
+      </w:r>
+      <w:r>
+        <w:rPr>
+          <w:b w:val="0"/>
+        </w:rPr>
+        <w:t>.</w:t>
+      </w:r>
+    </w:p>
+    <w:p>
+      <w:pPr>
+        <w:spacing w:line="336" w:lineRule="auto" w:after="180"/>
+      </w:pPr>
+      <w:r>
+        <w:rPr>
+          <w:b w:val="0"/>
+        </w:rPr>
+        <w:t xml:space="preserve">Predict the changed second </w:t>
+      </w:r>
+      <w:r>
+        <w:rPr>
+          <w:b/>
+        </w:rPr>
+        <w:t>input</w:t>
+      </w:r>
+      <w:r>
+        <w:rPr>
+          <w:b w:val="0"/>
+        </w:rPr>
+        <w:t xml:space="preserve"> and explain why 0.2 cannot be called 20% accuracy.. Return to this week and explain what you changed.</w:t>
       </w:r>
     </w:p>
     <w:p>
@@ -2238,8 +3566,580 @@
       </w:r>
     </w:p>
     <w:p>
-      <w:r>
-        <w:t>Use Download completed work in the hosted lesson to export your answers, reflections, practice feedback and code-run evidence. Open the HTML copy to read or print it. Drafts stay in this browser when storage is available; clear drafts on a shared device.</w:t>
+      <w:pPr>
+        <w:spacing w:line="336" w:lineRule="auto" w:after="180"/>
+      </w:pPr>
+      <w:r>
+        <w:rPr>
+          <w:b w:val="0"/>
+        </w:rPr>
+        <w:t xml:space="preserve">Use Download completed work in the hosted lesson to export your answers, reflections, practice feedback and code-run </w:t>
+      </w:r>
+      <w:r>
+        <w:rPr>
+          <w:b/>
+        </w:rPr>
+        <w:t>evidence</w:t>
+      </w:r>
+      <w:r>
+        <w:rPr>
+          <w:b w:val="0"/>
+        </w:rPr>
+        <w:t>. Open the HTML copy to read or print it.</w:t>
+      </w:r>
+    </w:p>
+    <w:p>
+      <w:pPr>
+        <w:spacing w:line="336" w:lineRule="auto" w:after="180"/>
+      </w:pPr>
+      <w:r>
+        <w:rPr>
+          <w:b w:val="0"/>
+        </w:rPr>
+        <w:t>Drafts stay in this browser when storage is available; clear drafts on a shared device.</w:t>
+      </w:r>
+    </w:p>
+    <w:p>
+      <w:pPr>
+        <w:pStyle w:val="Heading1"/>
+      </w:pPr>
+      <w:r>
+        <w:t>18. Visual concept journey</w:t>
+      </w:r>
+    </w:p>
+    <w:p>
+      <w:r>
+        <w:t>Explain each Requirements and service boundaries graphic using its labels, deciding evidence and relevant limitation.</w:t>
+      </w:r>
+    </w:p>
+    <w:p>
+      <w:pPr>
+        <w:pStyle w:val="Heading3"/>
+      </w:pPr>
+      <w:r>
+        <w:t>01. Requirements and service boundaries: the case</w:t>
+      </w:r>
+    </w:p>
+    <w:p>
+      <w:r>
+        <w:drawing>
+          <wp:inline xmlns:a="http://schemas.openxmlformats.org/drawingml/2006/main" xmlns:pic="http://schemas.openxmlformats.org/drawingml/2006/picture">
+            <wp:extent cx="5486400" cy="2834640"/>
+            <wp:docPr id="2" name="Picture 2" descr="Museum fact desk. A visitor asks the opening year of exhibit P and asks the bot to sell a ticket. Supplied facts: Approved card P says 1912. The contract permits reading cards, not selling tickets."/>
+            <wp:cNvGraphicFramePr>
+              <a:graphicFrameLocks noChangeAspect="1"/>
+            </wp:cNvGraphicFramePr>
+            <a:graphic>
+              <a:graphicData uri="http://schemas.openxmlformats.org/drawingml/2006/picture">
+                <pic:pic>
+                  <pic:nvPicPr>
+                    <pic:cNvPr id="0" name="academy-story-ai-6-1-01.png"/>
+                    <pic:cNvPicPr/>
+                  </pic:nvPicPr>
+                  <pic:blipFill>
+                    <a:blip r:embed="rId10"/>
+                    <a:stretch>
+                      <a:fillRect/>
+                    </a:stretch>
+                  </pic:blipFill>
+                  <pic:spPr>
+                    <a:xfrm>
+                      <a:off x="0" y="0"/>
+                      <a:ext cx="5486400" cy="2834640"/>
+                    </a:xfrm>
+                    <a:prstGeom prst="rect"/>
+                  </pic:spPr>
+                </pic:pic>
+              </a:graphicData>
+            </a:graphic>
+          </wp:inline>
+        </w:drawing>
+      </w:r>
+    </w:p>
+    <w:p>
+      <w:pPr>
+        <w:spacing w:line="336" w:lineRule="auto" w:after="180"/>
+      </w:pPr>
+      <w:r>
+        <w:rPr>
+          <w:b w:val="0"/>
+        </w:rPr>
+        <w:t>Museum fact desk. A visitor asks the opening year of exhibit P and asks the bot to sell a ticket. Supplied facts: Approved card P says 1912. The contract permits reading cards, not selling tickets.</w:t>
+      </w:r>
+    </w:p>
+    <w:p>
+      <w:pPr>
+        <w:spacing w:line="336" w:lineRule="auto" w:after="180"/>
+        <w:shd w:fill="F5F1FB"/>
+      </w:pPr>
+      <w:r>
+        <w:rPr>
+          <w:b w:val="0"/>
+        </w:rPr>
+        <w:t>Point to the given fact that matters most. Explain why it matters.</w:t>
+      </w:r>
+    </w:p>
+    <w:p>
+      <w:pPr>
+        <w:pStyle w:val="Heading3"/>
+      </w:pPr>
+      <w:r>
+        <w:t>02. Follow the deciding steps</w:t>
+      </w:r>
+    </w:p>
+    <w:p>
+      <w:r>
+        <w:drawing>
+          <wp:inline xmlns:a="http://schemas.openxmlformats.org/drawingml/2006/main" xmlns:pic="http://schemas.openxmlformats.org/drawingml/2006/picture">
+            <wp:extent cx="5486400" cy="3182112"/>
+            <wp:docPr id="3" name="Picture 3" descr="Read approved card: The supplied year is 1912. → Split the request: Answering the year and selling a ticket are separate operations. → Apply the boundary: Return 1912 with card P; do not sell a ticket."/>
+            <wp:cNvGraphicFramePr>
+              <a:graphicFrameLocks noChangeAspect="1"/>
+            </wp:cNvGraphicFramePr>
+            <a:graphic>
+              <a:graphicData uri="http://schemas.openxmlformats.org/drawingml/2006/picture">
+                <pic:pic>
+                  <pic:nvPicPr>
+                    <pic:cNvPr id="0" name="academy-story-ai-6-1-02.png"/>
+                    <pic:cNvPicPr/>
+                  </pic:nvPicPr>
+                  <pic:blipFill>
+                    <a:blip r:embed="rId11"/>
+                    <a:stretch>
+                      <a:fillRect/>
+                    </a:stretch>
+                  </pic:blipFill>
+                  <pic:spPr>
+                    <a:xfrm>
+                      <a:off x="0" y="0"/>
+                      <a:ext cx="5486400" cy="3182112"/>
+                    </a:xfrm>
+                    <a:prstGeom prst="rect"/>
+                  </pic:spPr>
+                </pic:pic>
+              </a:graphicData>
+            </a:graphic>
+          </wp:inline>
+        </w:drawing>
+      </w:r>
+    </w:p>
+    <w:p>
+      <w:pPr>
+        <w:spacing w:line="336" w:lineRule="auto" w:after="180"/>
+      </w:pPr>
+      <w:r>
+        <w:rPr>
+          <w:b w:val="0"/>
+        </w:rPr>
+        <w:t>Read approved card: The supplied year is 1912. → Split the request: Answering the year and selling a ticket are separate operations. → Apply the boundary: Return 1912 with card P; do not sell a ticket.</w:t>
+      </w:r>
+    </w:p>
+    <w:p>
+      <w:pPr>
+        <w:spacing w:line="336" w:lineRule="auto" w:after="180"/>
+        <w:shd w:fill="F5F1FB"/>
+      </w:pPr>
+      <w:r>
+        <w:rPr>
+          <w:b w:val="0"/>
+        </w:rPr>
+        <w:t xml:space="preserve">Point to each numbered stage and explain which recorded </w:t>
+      </w:r>
+      <w:r>
+        <w:rPr>
+          <w:b/>
+        </w:rPr>
+        <w:t>input</w:t>
+      </w:r>
+      <w:r>
+        <w:rPr>
+          <w:b w:val="0"/>
+        </w:rPr>
+        <w:t xml:space="preserve"> it uses.</w:t>
+      </w:r>
+    </w:p>
+    <w:p>
+      <w:pPr>
+        <w:pStyle w:val="Heading3"/>
+      </w:pPr>
+      <w:r>
+        <w:t>03. Requirements and service boundaries — evidence trace</w:t>
+      </w:r>
+    </w:p>
+    <w:p>
+      <w:r>
+        <w:drawing>
+          <wp:inline xmlns:a="http://schemas.openxmlformats.org/drawingml/2006/main" xmlns:pic="http://schemas.openxmlformats.org/drawingml/2006/picture">
+            <wp:extent cx="5486400" cy="2996184"/>
+            <wp:docPr id="4" name="Picture 4" descr="Requirements and service boundaries — evidence trace. A request asks for Tuesday meeting time and to move it to Wednesday. The public schedule lists Tuesday 16:00. | The fictional student timetable service reads a public schedule and returns a meeting time or review status. It cannot edit schedules or email users. Test success and refusal before adding model behaviour. | Report Tuesday 16:00 from the schedule; refuse the edit because it is outside the service boundary."/>
+            <wp:cNvGraphicFramePr>
+              <a:graphicFrameLocks noChangeAspect="1"/>
+            </wp:cNvGraphicFramePr>
+            <a:graphic>
+              <a:graphicData uri="http://schemas.openxmlformats.org/drawingml/2006/picture">
+                <pic:pic>
+                  <pic:nvPicPr>
+                    <pic:cNvPr id="0" name="academy-story-ai-6-1-03.png"/>
+                    <pic:cNvPicPr/>
+                  </pic:nvPicPr>
+                  <pic:blipFill>
+                    <a:blip r:embed="rId12"/>
+                    <a:stretch>
+                      <a:fillRect/>
+                    </a:stretch>
+                  </pic:blipFill>
+                  <pic:spPr>
+                    <a:xfrm>
+                      <a:off x="0" y="0"/>
+                      <a:ext cx="5486400" cy="2996184"/>
+                    </a:xfrm>
+                    <a:prstGeom prst="rect"/>
+                  </pic:spPr>
+                </pic:pic>
+              </a:graphicData>
+            </a:graphic>
+          </wp:inline>
+        </w:drawing>
+      </w:r>
+    </w:p>
+    <w:p>
+      <w:pPr>
+        <w:spacing w:line="336" w:lineRule="auto" w:after="180"/>
+      </w:pPr>
+      <w:r>
+        <w:rPr>
+          <w:b w:val="0"/>
+        </w:rPr>
+        <w:t xml:space="preserve">Requirements and service boundaries — </w:t>
+      </w:r>
+      <w:r>
+        <w:rPr>
+          <w:b/>
+        </w:rPr>
+        <w:t>evidence</w:t>
+      </w:r>
+      <w:r>
+        <w:rPr>
+          <w:b w:val="0"/>
+        </w:rPr>
+        <w:t xml:space="preserve"> trace. A request asks for Tuesday meeting time and to move it to Wednesday.</w:t>
+      </w:r>
+    </w:p>
+    <w:p>
+      <w:pPr>
+        <w:spacing w:line="336" w:lineRule="auto" w:after="180"/>
+      </w:pPr>
+      <w:r>
+        <w:rPr>
+          <w:b w:val="0"/>
+        </w:rPr>
+        <w:t>The public schedule lists Tuesday 16:00. | The fictional student timetable service reads a public schedule and returns a meeting time or review status. It cannot edit schedules or email users.</w:t>
+      </w:r>
+    </w:p>
+    <w:p>
+      <w:pPr>
+        <w:spacing w:line="336" w:lineRule="auto" w:after="180"/>
+      </w:pPr>
+      <w:r>
+        <w:rPr>
+          <w:b w:val="0"/>
+        </w:rPr>
+        <w:t xml:space="preserve">Test success and refusal before adding model behaviour. | Report Tuesday 16:00 from the schedule; refuse the edit because it is outside the </w:t>
+      </w:r>
+      <w:r>
+        <w:rPr>
+          <w:b/>
+        </w:rPr>
+        <w:t>service boundary</w:t>
+      </w:r>
+      <w:r>
+        <w:rPr>
+          <w:b w:val="0"/>
+        </w:rPr>
+        <w:t>.</w:t>
+      </w:r>
+    </w:p>
+    <w:p>
+      <w:pPr>
+        <w:spacing w:line="336" w:lineRule="auto" w:after="180"/>
+        <w:shd w:fill="F5F1FB"/>
+      </w:pPr>
+      <w:r>
+        <w:rPr>
+          <w:b w:val="0"/>
+        </w:rPr>
+        <w:t>Read the labels and values. Explain the relationship the model shows.</w:t>
+      </w:r>
+    </w:p>
+    <w:p>
+      <w:pPr>
+        <w:pStyle w:val="Heading3"/>
+      </w:pPr>
+      <w:r>
+        <w:t>04. Change one thing. Trace what follows.</w:t>
+      </w:r>
+    </w:p>
+    <w:p>
+      <w:r>
+        <w:drawing>
+          <wp:inline xmlns:a="http://schemas.openxmlformats.org/drawingml/2006/main" xmlns:pic="http://schemas.openxmlformats.org/drawingml/2006/picture">
+            <wp:extent cx="5486400" cy="3026664"/>
+            <wp:docPr id="5" name="Picture 5" descr="Original case: Return 1912 with card P; do not sell a ticket. Changed condition: Replace P with Q, which has no approved card. Expected result: The year is unsupported, and the ticket sale is still excluded. Reason: Knowledge and permission are separate requirements."/>
+            <wp:cNvGraphicFramePr>
+              <a:graphicFrameLocks noChangeAspect="1"/>
+            </wp:cNvGraphicFramePr>
+            <a:graphic>
+              <a:graphicData uri="http://schemas.openxmlformats.org/drawingml/2006/picture">
+                <pic:pic>
+                  <pic:nvPicPr>
+                    <pic:cNvPr id="0" name="academy-story-ai-6-1-04.png"/>
+                    <pic:cNvPicPr/>
+                  </pic:nvPicPr>
+                  <pic:blipFill>
+                    <a:blip r:embed="rId13"/>
+                    <a:stretch>
+                      <a:fillRect/>
+                    </a:stretch>
+                  </pic:blipFill>
+                  <pic:spPr>
+                    <a:xfrm>
+                      <a:off x="0" y="0"/>
+                      <a:ext cx="5486400" cy="3026664"/>
+                    </a:xfrm>
+                    <a:prstGeom prst="rect"/>
+                  </pic:spPr>
+                </pic:pic>
+              </a:graphicData>
+            </a:graphic>
+          </wp:inline>
+        </w:drawing>
+      </w:r>
+    </w:p>
+    <w:p>
+      <w:pPr>
+        <w:spacing w:line="336" w:lineRule="auto" w:after="180"/>
+      </w:pPr>
+      <w:r>
+        <w:rPr>
+          <w:b w:val="0"/>
+        </w:rPr>
+        <w:t>Original case: Return 1912 with card P; do not sell a ticket. Changed condition: Replace P with Q, which has no approved card. Expected result: The year is unsupported, and the ticket sale is still excluded.</w:t>
+      </w:r>
+    </w:p>
+    <w:p>
+      <w:pPr>
+        <w:spacing w:line="336" w:lineRule="auto" w:after="180"/>
+      </w:pPr>
+      <w:r>
+        <w:rPr>
+          <w:b w:val="0"/>
+        </w:rPr>
+        <w:t>Reason: Knowledge and permission are separate requirements.</w:t>
+      </w:r>
+    </w:p>
+    <w:p>
+      <w:pPr>
+        <w:spacing w:line="336" w:lineRule="auto" w:after="180"/>
+        <w:shd w:fill="F5F1FB"/>
+      </w:pPr>
+      <w:r>
+        <w:rPr>
+          <w:b w:val="0"/>
+        </w:rPr>
+        <w:t>Predict before checking the worked changed-case result. Name what changed and what the supplied facts allow you to conclude.</w:t>
+      </w:r>
+    </w:p>
+    <w:p>
+      <w:pPr>
+        <w:pStyle w:val="Heading3"/>
+      </w:pPr>
+      <w:r>
+        <w:t>05. Connect the explanation to its limit</w:t>
+      </w:r>
+    </w:p>
+    <w:p>
+      <w:r>
+        <w:drawing>
+          <wp:inline xmlns:a="http://schemas.openxmlformats.org/drawingml/2006/main" xmlns:pic="http://schemas.openxmlformats.org/drawingml/2006/picture">
+            <wp:extent cx="5486400" cy="2834640"/>
+            <wp:docPr id="6" name="Picture 6" descr="A service boundary states permitted work; useful information does not grant extra operations. Limit: An approved card can be outdated; this trace does not independently verify museum history."/>
+            <wp:cNvGraphicFramePr>
+              <a:graphicFrameLocks noChangeAspect="1"/>
+            </wp:cNvGraphicFramePr>
+            <a:graphic>
+              <a:graphicData uri="http://schemas.openxmlformats.org/drawingml/2006/picture">
+                <pic:pic>
+                  <pic:nvPicPr>
+                    <pic:cNvPr id="0" name="academy-story-ai-6-1-05.png"/>
+                    <pic:cNvPicPr/>
+                  </pic:nvPicPr>
+                  <pic:blipFill>
+                    <a:blip r:embed="rId14"/>
+                    <a:stretch>
+                      <a:fillRect/>
+                    </a:stretch>
+                  </pic:blipFill>
+                  <pic:spPr>
+                    <a:xfrm>
+                      <a:off x="0" y="0"/>
+                      <a:ext cx="5486400" cy="2834640"/>
+                    </a:xfrm>
+                    <a:prstGeom prst="rect"/>
+                  </pic:spPr>
+                </pic:pic>
+              </a:graphicData>
+            </a:graphic>
+          </wp:inline>
+        </w:drawing>
+      </w:r>
+    </w:p>
+    <w:p>
+      <w:pPr>
+        <w:spacing w:line="336" w:lineRule="auto" w:after="180"/>
+      </w:pPr>
+      <w:r>
+        <w:rPr>
+          <w:b w:val="0"/>
+        </w:rPr>
+        <w:t xml:space="preserve">A </w:t>
+      </w:r>
+      <w:r>
+        <w:rPr>
+          <w:b/>
+        </w:rPr>
+        <w:t>service boundary</w:t>
+      </w:r>
+      <w:r>
+        <w:rPr>
+          <w:b w:val="0"/>
+        </w:rPr>
+        <w:t xml:space="preserve"> states permitted work; useful information does not grant extra operations. Limit: An approved card can be outdated; this trace does not independently verify museum history.</w:t>
+      </w:r>
+    </w:p>
+    <w:p>
+      <w:pPr>
+        <w:spacing w:line="336" w:lineRule="auto" w:after="180"/>
+        <w:shd w:fill="F5F1FB"/>
+      </w:pPr>
+      <w:r>
+        <w:rPr>
+          <w:b w:val="0"/>
+        </w:rPr>
+        <w:t>Explain the case, then point to a limit on the claim.</w:t>
+      </w:r>
+    </w:p>
+    <w:p>
+      <w:pPr>
+        <w:pStyle w:val="Heading3"/>
+      </w:pPr>
+      <w:r>
+        <w:t>06. Make the idea visible in your project</w:t>
+      </w:r>
+    </w:p>
+    <w:p>
+      <w:r>
+        <w:drawing>
+          <wp:inline xmlns:a="http://schemas.openxmlformats.org/drawingml/2006/main" xmlns:pic="http://schemas.openxmlformats.org/drawingml/2006/picture">
+            <wp:extent cx="5486400" cy="3529584"/>
+            <wp:docPr id="7" name="Picture 7" descr="For the Grounded Learning Service, retain an annotated trace and the changed-case result. Name the contract or evidence that makes the deciding step valid, so another team can review it. Draw your input, deciding step, result and limit. Supported question: Split the museum visitor’s request into two operations. Which can the service perform for P, and what happens to each operation when Q has no approved card?"/>
+            <wp:cNvGraphicFramePr>
+              <a:graphicFrameLocks noChangeAspect="1"/>
+            </wp:cNvGraphicFramePr>
+            <a:graphic>
+              <a:graphicData uri="http://schemas.openxmlformats.org/drawingml/2006/picture">
+                <pic:pic>
+                  <pic:nvPicPr>
+                    <pic:cNvPr id="0" name="academy-story-ai-6-1-06.png"/>
+                    <pic:cNvPicPr/>
+                  </pic:nvPicPr>
+                  <pic:blipFill>
+                    <a:blip r:embed="rId15"/>
+                    <a:stretch>
+                      <a:fillRect/>
+                    </a:stretch>
+                  </pic:blipFill>
+                  <pic:spPr>
+                    <a:xfrm>
+                      <a:off x="0" y="0"/>
+                      <a:ext cx="5486400" cy="3529584"/>
+                    </a:xfrm>
+                    <a:prstGeom prst="rect"/>
+                  </pic:spPr>
+                </pic:pic>
+              </a:graphicData>
+            </a:graphic>
+          </wp:inline>
+        </w:drawing>
+      </w:r>
+    </w:p>
+    <w:p>
+      <w:pPr>
+        <w:spacing w:line="336" w:lineRule="auto" w:after="180"/>
+      </w:pPr>
+      <w:r>
+        <w:rPr>
+          <w:b w:val="0"/>
+        </w:rPr>
+        <w:t xml:space="preserve">For the Grounded Learning Service, retain an annotated trace and the changed-case result. Name the contract or </w:t>
+      </w:r>
+      <w:r>
+        <w:rPr>
+          <w:b/>
+        </w:rPr>
+        <w:t>evidence</w:t>
+      </w:r>
+      <w:r>
+        <w:rPr>
+          <w:b w:val="0"/>
+        </w:rPr>
+        <w:t xml:space="preserve"> that makes the deciding step valid, so another team can review it.</w:t>
+      </w:r>
+    </w:p>
+    <w:p>
+      <w:pPr>
+        <w:spacing w:line="336" w:lineRule="auto" w:after="180"/>
+      </w:pPr>
+      <w:r>
+        <w:rPr>
+          <w:b w:val="0"/>
+        </w:rPr>
+        <w:t xml:space="preserve">Draw your </w:t>
+      </w:r>
+      <w:r>
+        <w:rPr>
+          <w:b/>
+        </w:rPr>
+        <w:t>input</w:t>
+      </w:r>
+      <w:r>
+        <w:rPr>
+          <w:b w:val="0"/>
+        </w:rPr>
+        <w:t>, deciding step, result and limit. Supported question: Split the museum visitor’s request into two operations. Which can the service perform for P, and what happens to each operation when Q has no approved card?</w:t>
+      </w:r>
+    </w:p>
+    <w:p>
+      <w:pPr>
+        <w:spacing w:line="336" w:lineRule="auto" w:after="180"/>
+        <w:shd w:fill="F5F1FB"/>
+      </w:pPr>
+      <w:r>
+        <w:rPr>
+          <w:b w:val="0"/>
+        </w:rPr>
+        <w:t xml:space="preserve">Draw your project trace and justify the deciding step using </w:t>
+      </w:r>
+      <w:r>
+        <w:rPr>
+          <w:b/>
+        </w:rPr>
+        <w:t>evidence</w:t>
+      </w:r>
+      <w:r>
+        <w:rPr>
+          <w:b w:val="0"/>
+        </w:rPr>
+        <w:t>.</w:t>
       </w:r>
     </w:p>
     <w:sectPr>

--- a/downloads/student/ai-6-week-01.docx
+++ b/downloads/student/ai-6-week-01.docx
@@ -25,12 +25,17 @@
         <w:pStyle w:val="Heading1"/>
       </w:pPr>
       <w:r>
-        <w:t>Before you start</w:t>
-      </w:r>
-    </w:p>
-    <w:p>
-      <w:r>
-        <w:t>Recall AI 5 exit evidence, tested Python programs, APIs, structured data, version control and basic system diagrams.. Explain why a recorded result needs its input conditions and evidence source before it can support a claim.</w:t>
+        <w:t>Split the request. Check the boundary. Use the approved evidence.</w:t>
+      </w:r>
+    </w:p>
+    <w:p>
+      <w:r>
+        <w:t>Trace a read-only service with supported answers, missing-record review and excluded actions.</w:t>
+      </w:r>
+    </w:p>
+    <w:p>
+      <w:r>
+        <w:t>Timetable contract → complete decision trace → museum picture → probe table → local simulation → independent inventory.</w:t>
       </w:r>
     </w:p>
     <w:p>
@@ -38,20 +43,20 @@
         <w:pStyle w:val="Heading1"/>
       </w:pPr>
       <w:r>
-        <w:t>01. Your mission</w:t>
-      </w:r>
-    </w:p>
-    <w:p>
-      <w:r>
-        <w:t>Start with the target: Explain the mechanism and terminology of requirements and service boundaries. Try the recall before opening notes.</w:t>
-      </w:r>
-    </w:p>
-    <w:p>
-      <w:pPr>
-        <w:pStyle w:val="Heading3"/>
-      </w:pPr>
-      <w:r>
-        <w:t>Your learning target</w:t>
+        <w:t>01. Build a service that knows what it may do</w:t>
+      </w:r>
+    </w:p>
+    <w:p>
+      <w:r>
+        <w:t>Separate supported information, missing evidence and excluded actions.</w:t>
+      </w:r>
+    </w:p>
+    <w:p>
+      <w:pPr>
+        <w:pStyle w:val="Heading2"/>
+      </w:pPr>
+      <w:r>
+        <w:t>Learning goals</w:t>
       </w:r>
     </w:p>
     <w:p>
@@ -101,10 +106,10 @@
     </w:p>
     <w:p>
       <w:pPr>
-        <w:pStyle w:val="Heading3"/>
-      </w:pPr>
-      <w:r>
-        <w:t>Remember before reading</w:t>
+        <w:pStyle w:val="Heading2"/>
+      </w:pPr>
+      <w:r>
+        <w:t>Retrieve traceable evidence</w:t>
       </w:r>
     </w:p>
     <w:p>
@@ -154,6 +159,88 @@
     </w:p>
     <w:p>
       <w:pPr>
+        <w:pStyle w:val="Heading2"/>
+      </w:pPr>
+      <w:r>
+        <w:t>Prerequisite and starting response</w:t>
+      </w:r>
+    </w:p>
+    <w:p>
+      <w:pPr>
+        <w:pStyle w:val="ListBullet"/>
+      </w:pPr>
+      <w:r>
+        <w:t>Recall AI 5 exit evidence, tested Python programs, APIs, structured data, version control and basic system diagrams.. Explain why a recorded result needs its input conditions and evidence source before it can support a claim.</w:t>
+      </w:r>
+    </w:p>
+    <w:p>
+      <w:pPr>
+        <w:pStyle w:val="Heading3"/>
+      </w:pPr>
+      <w:r>
+        <w:t>My starting explanation</w:t>
+      </w:r>
+    </w:p>
+    <w:p>
+      <w:r>
+        <w:t>________________________________________________________________</w:t>
+      </w:r>
+    </w:p>
+    <w:p>
+      <w:r>
+        <w:t>________________________________________________________________</w:t>
+      </w:r>
+    </w:p>
+    <w:p>
+      <w:r>
+        <w:t>________________________________________________________________</w:t>
+      </w:r>
+    </w:p>
+    <w:p>
+      <w:pPr>
+        <w:pStyle w:val="Heading2"/>
+      </w:pPr>
+      <w:r>
+        <w:t>End goal</w:t>
+      </w:r>
+    </w:p>
+    <w:p>
+      <w:pPr>
+        <w:spacing w:line="336" w:lineRule="auto" w:after="180"/>
+      </w:pPr>
+      <w:r>
+        <w:rPr>
+          <w:b w:val="0"/>
+        </w:rPr>
+        <w:t>Explain requirements and service boundaries using the deciding step in this fictional service.</w:t>
+      </w:r>
+    </w:p>
+    <w:p>
+      <w:pPr>
+        <w:pStyle w:val="Heading2"/>
+      </w:pPr>
+      <w:r>
+        <w:t>Earlier wording, alternatives and picture transcripts · reference / check after trying</w:t>
+      </w:r>
+    </w:p>
+    <w:p>
+      <w:pPr>
+        <w:pStyle w:val="Heading3"/>
+      </w:pPr>
+      <w:r>
+        <w:t>Your learning target</w:t>
+      </w:r>
+    </w:p>
+    <w:p>
+      <w:pPr>
+        <w:pStyle w:val="Heading3"/>
+      </w:pPr>
+      <w:r>
+        <w:t>Remember before reading</w:t>
+      </w:r>
+    </w:p>
+    <w:p>
+      <w:pPr>
         <w:spacing w:line="336" w:lineRule="auto" w:after="180"/>
       </w:pPr>
       <w:r>
@@ -218,25 +305,569 @@
     </w:p>
     <w:p>
       <w:pPr>
+        <w:pStyle w:val="Heading3"/>
+      </w:pPr>
+      <w:r>
+        <w:t>This week’s end goal</w:t>
+      </w:r>
+    </w:p>
+    <w:p>
+      <w:pPr>
+        <w:pStyle w:val="Heading1"/>
+      </w:pPr>
+      <w:r>
+        <w:t>02. Turn a broad idea into an observable service contract</w:t>
+      </w:r>
+    </w:p>
+    <w:p>
+      <w:r>
+        <w:t>Evidence and permission answer different questions.</w:t>
+      </w:r>
+    </w:p>
+    <w:p>
+      <w:pPr>
+        <w:pStyle w:val="Heading2"/>
+      </w:pPr>
+      <w:r>
+        <w:t>Start with the two-part student request</w:t>
+      </w:r>
+    </w:p>
+    <w:p>
+      <w:pPr>
         <w:spacing w:line="336" w:lineRule="auto" w:after="180"/>
       </w:pPr>
       <w:r>
         <w:rPr>
           <w:b w:val="0"/>
         </w:rPr>
-        <w:t xml:space="preserve">Recall AI 5 exit </w:t>
+        <w:t>Imagine a school timetable desk with a public printed schedule. A student asks, “When is Tuesday’s meeting, and can you move it to Wednesday?” These are two operations: reading a time and changing a schedule. The desk can answer the supported read while declining the edit. A useful answer does not create permission to change the source. We will model this contract locally, with invented records and no live account.</w:t>
+      </w:r>
+    </w:p>
+    <w:p>
+      <w:pPr>
+        <w:pStyle w:val="Heading2"/>
+      </w:pPr>
+      <w:r>
+        <w:t>Define the service boundary</w:t>
+      </w:r>
+    </w:p>
+    <w:p>
+      <w:pPr>
+        <w:spacing w:line="336" w:lineRule="auto" w:after="180"/>
+      </w:pPr>
+      <w:r>
+        <w:rPr>
+          <w:b w:val="0"/>
+        </w:rPr>
+        <w:t xml:space="preserve">A </w:t>
       </w:r>
       <w:r>
         <w:rPr>
           <w:b/>
         </w:rPr>
-        <w:t>evidence</w:t>
+        <w:t>service boundary</w:t>
       </w:r>
       <w:r>
         <w:rPr>
           <w:b w:val="0"/>
         </w:rPr>
-        <w:t xml:space="preserve">, tested Python programs, APIs, structured data, version control and basic system diagrams.. Explain why a recorded result needs its </w:t>
+        <w:t xml:space="preserve"> states who can request what, what data may be read and which actions are outside scope. Requirements must be observable.</w:t>
+      </w:r>
+    </w:p>
+    <w:p>
+      <w:pPr>
+        <w:pStyle w:val="Heading2"/>
+      </w:pPr>
+      <w:r>
+        <w:t>Complete classroom contract</w:t>
+      </w:r>
+    </w:p>
+    <w:tbl>
+      <w:tblPr>
+        <w:tblStyle w:val="LightShading-Accent1"/>
+        <w:tblW w:type="auto" w:w="0"/>
+        <w:tblLook w:firstColumn="1" w:firstRow="1" w:lastColumn="0" w:lastRow="0" w:noHBand="0" w:noVBand="1" w:val="04A0"/>
+      </w:tblPr>
+      <w:tblGrid>
+        <w:gridCol w:w="5112"/>
+        <w:gridCol w:w="5112"/>
+      </w:tblGrid>
+      <w:tr>
+        <w:trPr>
+          <w:tblHeader/>
+        </w:trPr>
+        <w:tc>
+          <w:tcPr>
+            <w:tcW w:type="dxa" w:w="5112"/>
+          </w:tcPr>
+          <w:p>
+            <w:r>
+              <w:t>Contract question</w:t>
+            </w:r>
+          </w:p>
+        </w:tc>
+        <w:tc>
+          <w:tcPr>
+            <w:tcW w:type="dxa" w:w="5112"/>
+          </w:tcPr>
+          <w:p>
+            <w:r>
+              <w:t>This classroom service</w:t>
+            </w:r>
+          </w:p>
+        </w:tc>
+      </w:tr>
+      <w:tr>
+        <w:tc>
+          <w:tcPr>
+            <w:tcW w:type="dxa" w:w="5112"/>
+          </w:tcPr>
+          <w:p>
+            <w:r>
+              <w:t>Who requests?</w:t>
+            </w:r>
+          </w:p>
+        </w:tc>
+        <w:tc>
+          <w:tcPr>
+            <w:tcW w:type="dxa" w:w="5112"/>
+          </w:tcPr>
+          <w:p>
+            <w:r>
+              <w:t>A fictional student; identity/authentication is not implemented here</w:t>
+            </w:r>
+          </w:p>
+        </w:tc>
+      </w:tr>
+      <w:tr>
+        <w:tc>
+          <w:tcPr>
+            <w:tcW w:type="dxa" w:w="5112"/>
+          </w:tcPr>
+          <w:p>
+            <w:r>
+              <w:t>Approved evidence</w:t>
+            </w:r>
+          </w:p>
+        </w:tc>
+        <w:tc>
+          <w:tcPr>
+            <w:tcW w:type="dxa" w:w="5112"/>
+          </w:tcPr>
+          <w:p>
+            <w:r>
+              <w:t>Supplied public-schedule-classroom-v1: Tuesday → 16:00</w:t>
+            </w:r>
+          </w:p>
+        </w:tc>
+      </w:tr>
+      <w:tr>
+        <w:tc>
+          <w:tcPr>
+            <w:tcW w:type="dxa" w:w="5112"/>
+          </w:tcPr>
+          <w:p>
+            <w:r>
+              <w:t>Allowed operation</w:t>
+            </w:r>
+          </w:p>
+        </w:tc>
+        <w:tc>
+          <w:tcPr>
+            <w:tcW w:type="dxa" w:w="5112"/>
+          </w:tcPr>
+          <w:p>
+            <w:r>
+              <w:t>Read a meeting time from that supplied schedule</w:t>
+            </w:r>
+          </w:p>
+        </w:tc>
+      </w:tr>
+      <w:tr>
+        <w:tc>
+          <w:tcPr>
+            <w:tcW w:type="dxa" w:w="5112"/>
+          </w:tcPr>
+          <w:p>
+            <w:r>
+              <w:t>Excluded operations</w:t>
+            </w:r>
+          </w:p>
+        </w:tc>
+        <w:tc>
+          <w:tcPr>
+            <w:tcW w:type="dxa" w:w="5112"/>
+          </w:tcPr>
+          <w:p>
+            <w:r>
+              <w:t>Move/edit meetings; send email; any other action</w:t>
+            </w:r>
+          </w:p>
+        </w:tc>
+      </w:tr>
+      <w:tr>
+        <w:tc>
+          <w:tcPr>
+            <w:tcW w:type="dxa" w:w="5112"/>
+          </w:tcPr>
+          <w:p>
+            <w:r>
+              <w:t>Read with no supplied entry</w:t>
+            </w:r>
+          </w:p>
+        </w:tc>
+        <w:tc>
+          <w:tcPr>
+            <w:tcW w:type="dxa" w:w="5112"/>
+          </w:tcPr>
+          <w:p>
+            <w:r>
+              <w:t>Return review status, without inventing a time</w:t>
+            </w:r>
+          </w:p>
+        </w:tc>
+      </w:tr>
+      <w:tr>
+        <w:tc>
+          <w:tcPr>
+            <w:tcW w:type="dxa" w:w="5112"/>
+          </w:tcPr>
+          <w:p>
+            <w:r>
+              <w:t>Mixed request</w:t>
+            </w:r>
+          </w:p>
+        </w:tc>
+        <w:tc>
+          <w:tcPr>
+            <w:tcW w:type="dxa" w:w="5112"/>
+          </w:tcPr>
+          <w:p>
+            <w:r>
+              <w:t>Return a separate outcome for each operation</w:t>
+            </w:r>
+          </w:p>
+        </w:tc>
+      </w:tr>
+      <w:tr>
+        <w:tc>
+          <w:tcPr>
+            <w:tcW w:type="dxa" w:w="5112"/>
+          </w:tcPr>
+          <w:p>
+            <w:r>
+              <w:t>Observable requirements</w:t>
+            </w:r>
+          </w:p>
+        </w:tc>
+        <w:tc>
+          <w:tcPr>
+            <w:tcW w:type="dxa" w:w="5112"/>
+          </w:tcPr>
+          <w:p>
+            <w:r>
+              <w:t>Supported read names its source; excluded actions do not execute; schedule stays unchanged</w:t>
+            </w:r>
+          </w:p>
+        </w:tc>
+      </w:tr>
+    </w:tbl>
+    <w:p>
+      <w:pPr>
+        <w:pStyle w:val="Heading2"/>
+      </w:pPr>
+      <w:r>
+        <w:t>Record supplied and missing facts</w:t>
+      </w:r>
+    </w:p>
+    <w:p>
+      <w:pPr>
+        <w:pStyle w:val="Heading3"/>
+      </w:pPr>
+      <w:r>
+        <w:t>List the given facts and one fact that is not supplied.</w:t>
+      </w:r>
+    </w:p>
+    <w:p>
+      <w:r>
+        <w:t>________________________________________________________________</w:t>
+      </w:r>
+    </w:p>
+    <w:p>
+      <w:r>
+        <w:t>________________________________________________________________</w:t>
+      </w:r>
+    </w:p>
+    <w:p>
+      <w:r>
+        <w:t>________________________________________________________________</w:t>
+      </w:r>
+    </w:p>
+    <w:p>
+      <w:pPr>
+        <w:pStyle w:val="Heading2"/>
+      </w:pPr>
+      <w:r>
+        <w:t>Earlier wording, alternatives and picture transcripts · reference / check after trying</w:t>
+      </w:r>
+    </w:p>
+    <w:p>
+      <w:pPr>
+        <w:spacing w:line="336" w:lineRule="auto" w:after="180"/>
+      </w:pPr>
+      <w:r>
+        <w:rPr>
+          <w:b w:val="0"/>
+        </w:rPr>
+        <w:t>Begin by writing the question the procedure is intended to answer. Identify the information already supplied, the information it will produce and the information still missing.</w:t>
+      </w:r>
+    </w:p>
+    <w:p>
+      <w:pPr>
+        <w:spacing w:line="336" w:lineRule="auto" w:after="180"/>
+      </w:pPr>
+      <w:r>
+        <w:rPr>
+          <w:b w:val="0"/>
+        </w:rPr>
+        <w:t>These are constructed classroom examples; they do not require live accounts, private records or an external service. Do not treat a plausible explanation as a measured outcome.</w:t>
+      </w:r>
+    </w:p>
+    <w:p>
+      <w:pPr>
+        <w:pStyle w:val="Heading1"/>
+      </w:pPr>
+      <w:r>
+        <w:t>03. Trace permission first, then look up allowed information</w:t>
+      </w:r>
+    </w:p>
+    <w:p>
+      <w:r>
+        <w:t>A request can contain both an answerable read and an excluded action.</w:t>
+      </w:r>
+    </w:p>
+    <w:p>
+      <w:pPr>
+        <w:pStyle w:val="Heading2"/>
+      </w:pPr>
+      <w:r>
+        <w:t>Original timetable service definition</w:t>
+      </w:r>
+    </w:p>
+    <w:p>
+      <w:pPr>
+        <w:spacing w:line="336" w:lineRule="auto" w:after="180"/>
+      </w:pPr>
+      <w:r>
+        <w:rPr>
+          <w:b w:val="0"/>
+        </w:rPr>
+        <w:t>The fictional student timetable service reads a public schedule and returns a meeting time or review status. It cannot edit schedules or email users. Test success and refusal before adding model behaviour.</w:t>
+      </w:r>
+    </w:p>
+    <w:p>
+      <w:pPr>
+        <w:pStyle w:val="Heading2"/>
+      </w:pPr>
+      <w:r>
+        <w:t>Complete three-outcome trace</w:t>
+      </w:r>
+    </w:p>
+    <w:p>
+      <w:pPr>
+        <w:pStyle w:val="Heading3"/>
+      </w:pPr>
+      <w:r>
+        <w:t>Split the request before deciding each operation</w:t>
+      </w:r>
+    </w:p>
+    <w:tbl>
+      <w:tblPr>
+        <w:tblStyle w:val="LightShading-Accent1"/>
+        <w:tblW w:type="auto" w:w="0"/>
+        <w:tblLook w:firstColumn="1" w:firstRow="1" w:lastColumn="0" w:lastRow="0" w:noHBand="0" w:noVBand="1" w:val="04A0"/>
+      </w:tblPr>
+      <w:tblGrid>
+        <w:gridCol w:w="3408"/>
+        <w:gridCol w:w="3408"/>
+        <w:gridCol w:w="3408"/>
+      </w:tblGrid>
+      <w:tr>
+        <w:trPr>
+          <w:tblHeader/>
+        </w:trPr>
+        <w:tc>
+          <w:tcPr>
+            <w:tcW w:type="dxa" w:w="3408"/>
+          </w:tcPr>
+          <w:p>
+            <w:r>
+              <w:t>Operation</w:t>
+            </w:r>
+          </w:p>
+        </w:tc>
+        <w:tc>
+          <w:tcPr>
+            <w:tcW w:type="dxa" w:w="3408"/>
+          </w:tcPr>
+          <w:p>
+            <w:r>
+              <w:t>Permission and evidence check</w:t>
+            </w:r>
+          </w:p>
+        </w:tc>
+        <w:tc>
+          <w:tcPr>
+            <w:tcW w:type="dxa" w:w="3408"/>
+          </w:tcPr>
+          <w:p>
+            <w:r>
+              <w:t>Outcome</w:t>
+            </w:r>
+          </w:p>
+        </w:tc>
+      </w:tr>
+      <w:tr>
+        <w:tc>
+          <w:tcPr>
+            <w:tcW w:type="dxa" w:w="3408"/>
+          </w:tcPr>
+          <w:p>
+            <w:r>
+              <w:t>Read Tuesday time</w:t>
+            </w:r>
+          </w:p>
+        </w:tc>
+        <w:tc>
+          <w:tcPr>
+            <w:tcW w:type="dxa" w:w="3408"/>
+          </w:tcPr>
+          <w:p>
+            <w:r>
+              <w:t>Read allowed; Tuesday entry says 16:00</w:t>
+            </w:r>
+          </w:p>
+        </w:tc>
+        <w:tc>
+          <w:tcPr>
+            <w:tcW w:type="dxa" w:w="3408"/>
+          </w:tcPr>
+          <w:p>
+            <w:r>
+              <w:t>answered: Tuesday 16:00, source public-schedule-classroom-v1</w:t>
+            </w:r>
+          </w:p>
+        </w:tc>
+      </w:tr>
+      <w:tr>
+        <w:tc>
+          <w:tcPr>
+            <w:tcW w:type="dxa" w:w="3408"/>
+          </w:tcPr>
+          <w:p>
+            <w:r>
+              <w:t>Move Tuesday meeting to Wednesday</w:t>
+            </w:r>
+          </w:p>
+        </w:tc>
+        <w:tc>
+          <w:tcPr>
+            <w:tcW w:type="dxa" w:w="3408"/>
+          </w:tcPr>
+          <w:p>
+            <w:r>
+              <w:t>Edit is outside the contract</w:t>
+            </w:r>
+          </w:p>
+        </w:tc>
+        <w:tc>
+          <w:tcPr>
+            <w:tcW w:type="dxa" w:w="3408"/>
+          </w:tcPr>
+          <w:p>
+            <w:r>
+              <w:t>out_of_scope: no change executed</w:t>
+            </w:r>
+          </w:p>
+        </w:tc>
+      </w:tr>
+      <w:tr>
+        <w:tc>
+          <w:tcPr>
+            <w:tcW w:type="dxa" w:w="3408"/>
+          </w:tcPr>
+          <w:p>
+            <w:r>
+              <w:t>Read Wednesday time, a separate probe</w:t>
+            </w:r>
+          </w:p>
+        </w:tc>
+        <w:tc>
+          <w:tcPr>
+            <w:tcW w:type="dxa" w:w="3408"/>
+          </w:tcPr>
+          <w:p>
+            <w:r>
+              <w:t>Read allowed; Wednesday entry absent</w:t>
+            </w:r>
+          </w:p>
+        </w:tc>
+        <w:tc>
+          <w:tcPr>
+            <w:tcW w:type="dxa" w:w="3408"/>
+          </w:tcPr>
+          <w:p>
+            <w:r>
+              <w:t>review: no supplied entry, no guessed time</w:t>
+            </w:r>
+          </w:p>
+        </w:tc>
+      </w:tr>
+    </w:tbl>
+    <w:p>
+      <w:r>
+        <w:t>One allowed operation does not authorize another. Missing evidence and excluded operations receive different outcomes.</w:t>
+      </w:r>
+    </w:p>
+    <w:p>
+      <w:pPr>
+        <w:pStyle w:val="Heading2"/>
+      </w:pPr>
+      <w:r>
+        <w:t>Explain the checks and evidence limits</w:t>
+      </w:r>
+    </w:p>
+    <w:p>
+      <w:pPr>
+        <w:spacing w:line="336" w:lineRule="auto" w:after="180"/>
+      </w:pPr>
+      <w:r>
+        <w:rPr>
+          <w:b w:val="0"/>
+        </w:rPr>
+        <w:t>Follow the checks in order. First name the operation. If it is excluded, stop that operation without changing the schedule. If a read is allowed, look for the required approved record. Return the supplied time with its source when present; otherwise return review. In this local exercise review is a status to record, not proof that a person has checked or resolved the case.</w:t>
+      </w:r>
+    </w:p>
+    <w:p>
+      <w:pPr>
+        <w:spacing w:line="336" w:lineRule="auto" w:after="180"/>
+      </w:pPr>
+      <w:r>
+        <w:rPr>
+          <w:b w:val="0"/>
+        </w:rPr>
+        <w:t>The time has no supplied date or time zone, so do not present it as a verified real appointment.</w:t>
+      </w:r>
+    </w:p>
+    <w:p>
+      <w:pPr>
+        <w:spacing w:line="336" w:lineRule="auto" w:after="180"/>
+      </w:pPr>
+      <w:r>
+        <w:rPr>
+          <w:b w:val="0"/>
+        </w:rPr>
+        <w:t xml:space="preserve">Before applying the procedure, write its units, denominator or decision boundary where relevant. A partner should be able to repeat each step using the same </w:t>
       </w:r>
       <w:r>
         <w:rPr>
@@ -248,50 +879,38 @@
         <w:rPr>
           <w:b w:val="0"/>
         </w:rPr>
-        <w:t xml:space="preserve"> conditions and </w:t>
+        <w:t>s.</w:t>
+      </w:r>
+    </w:p>
+    <w:p>
+      <w:pPr>
+        <w:spacing w:line="336" w:lineRule="auto" w:after="180"/>
+      </w:pPr>
+      <w:r>
+        <w:rPr>
+          <w:b w:val="0"/>
+        </w:rPr>
+        <w:t xml:space="preserve">If a required </w:t>
       </w:r>
       <w:r>
         <w:rPr>
           <w:b/>
         </w:rPr>
-        <w:t>evidence</w:t>
+        <w:t>input</w:t>
       </w:r>
       <w:r>
         <w:rPr>
           <w:b w:val="0"/>
         </w:rPr>
-        <w:t xml:space="preserve"> source before it can support a claim.</w:t>
-      </w:r>
-    </w:p>
-    <w:p>
-      <w:pPr>
-        <w:pStyle w:val="Heading3"/>
-      </w:pPr>
-      <w:r>
-        <w:t>My starting explanation</w:t>
-      </w:r>
-    </w:p>
-    <w:p>
-      <w:r>
-        <w:t>________________________________________________________________</w:t>
-      </w:r>
-    </w:p>
-    <w:p>
-      <w:r>
-        <w:t>________________________________________________________________</w:t>
-      </w:r>
-    </w:p>
-    <w:p>
-      <w:r>
-        <w:t>________________________________________________________________</w:t>
-      </w:r>
-    </w:p>
-    <w:p>
-      <w:pPr>
-        <w:pStyle w:val="Heading3"/>
-      </w:pPr>
-      <w:r>
-        <w:t>This week’s end goal</w:t>
+        <w:t xml:space="preserve"> is absent or violates the stated contract, record that condition explicitly instead of quietly replacing it with a convenient value.</w:t>
+      </w:r>
+    </w:p>
+    <w:p>
+      <w:pPr>
+        <w:pStyle w:val="Heading2"/>
+      </w:pPr>
+      <w:r>
+        <w:t>Connect the picture to the deciding step</w:t>
       </w:r>
     </w:p>
     <w:p>
@@ -302,112 +921,27 @@
         <w:rPr>
           <w:b w:val="0"/>
         </w:rPr>
-        <w:t>Explain requirements and service boundaries using the deciding step in this fictional service.</w:t>
-      </w:r>
-    </w:p>
-    <w:p>
-      <w:pPr>
-        <w:pStyle w:val="Heading1"/>
-      </w:pPr>
-      <w:r>
-        <w:t>02. Notice the evidence</w:t>
-      </w:r>
-    </w:p>
-    <w:p>
-      <w:r>
-        <w:t>Investigate the supplied Requirements and service boundaries case. Separate observations, given facts and assumptions before choosing an explanation.</w:t>
-      </w:r>
-    </w:p>
-    <w:p>
-      <w:pPr>
-        <w:spacing w:line="336" w:lineRule="auto" w:after="180"/>
-      </w:pPr>
+        <w:t xml:space="preserve">Point to the </w:t>
+      </w:r>
+      <w:r>
+        <w:rPr>
+          <w:b/>
+        </w:rPr>
+        <w:t>input</w:t>
+      </w:r>
       <w:r>
         <w:rPr>
           <w:b w:val="0"/>
         </w:rPr>
-        <w:t xml:space="preserve">A </w:t>
-      </w:r>
-      <w:r>
-        <w:rPr>
-          <w:b/>
-        </w:rPr>
-        <w:t>service boundary</w:t>
-      </w:r>
-      <w:r>
-        <w:rPr>
-          <w:b w:val="0"/>
-        </w:rPr>
-        <w:t xml:space="preserve"> states who can request what, what data may be read and which actions are outside scope. Requirements must be observable.</w:t>
-      </w:r>
-    </w:p>
-    <w:p>
-      <w:pPr>
-        <w:spacing w:line="336" w:lineRule="auto" w:after="180"/>
-      </w:pPr>
-      <w:r>
-        <w:rPr>
-          <w:b w:val="0"/>
-        </w:rPr>
-        <w:t>Begin by writing the question the procedure is intended to answer. Identify the information already supplied, the information it will produce and the information still missing.</w:t>
-      </w:r>
-    </w:p>
-    <w:p>
-      <w:pPr>
-        <w:spacing w:line="336" w:lineRule="auto" w:after="180"/>
-      </w:pPr>
-      <w:r>
-        <w:rPr>
-          <w:b w:val="0"/>
-        </w:rPr>
-        <w:t>These are constructed classroom examples; they do not require live accounts, private records or an external service. Do not treat a plausible explanation as a measured outcome.</w:t>
-      </w:r>
-    </w:p>
-    <w:p>
-      <w:pPr>
-        <w:pStyle w:val="Heading3"/>
-      </w:pPr>
-      <w:r>
-        <w:t>List the given facts and one fact that is not supplied.</w:t>
-      </w:r>
-    </w:p>
-    <w:p>
-      <w:r>
-        <w:t>________________________________________________________________</w:t>
-      </w:r>
-    </w:p>
-    <w:p>
-      <w:r>
-        <w:t>________________________________________________________________</w:t>
-      </w:r>
-    </w:p>
-    <w:p>
-      <w:r>
-        <w:t>________________________________________________________________</w:t>
-      </w:r>
-    </w:p>
-    <w:p>
-      <w:pPr>
-        <w:pStyle w:val="Heading1"/>
-      </w:pPr>
-      <w:r>
-        <w:t>03. See how it works</w:t>
-      </w:r>
-    </w:p>
-    <w:p>
-      <w:r>
-        <w:t>Follow the mechanism for Requirements and service boundaries. Connect each labelled input, deciding step and result.</w:t>
-      </w:r>
-    </w:p>
-    <w:p>
-      <w:pPr>
-        <w:spacing w:line="336" w:lineRule="auto" w:after="180"/>
-      </w:pPr>
-      <w:r>
-        <w:rPr>
-          <w:b w:val="0"/>
-        </w:rPr>
-        <w:t>The fictional student timetable service reads a public schedule and returns a meeting time or review status. It cannot edit schedules or email users. Test success and refusal before adding model behaviour.</w:t>
+        <w:t>, the deciding step and the result in this week’s visual. Explain the same step in ordinary words. A picture helps when you can say what each part represents.</w:t>
+      </w:r>
+    </w:p>
+    <w:p>
+      <w:pPr>
+        <w:pStyle w:val="Heading2"/>
+      </w:pPr>
+      <w:r>
+        <w:t>Earlier wording, alternatives and picture transcripts · reference / check after trying</w:t>
       </w:r>
     </w:p>
     <w:p>
@@ -504,13 +1038,234 @@
     </w:p>
     <w:p>
       <w:pPr>
+        <w:pStyle w:val="Heading3"/>
+      </w:pPr>
+      <w:r>
+        <w:t>Connect the picture and the explanation</w:t>
+      </w:r>
+    </w:p>
+    <w:p>
+      <w:pPr>
+        <w:pStyle w:val="Heading1"/>
+      </w:pPr>
+      <w:r>
+        <w:t>04. Change one part of the request and predict each outcome</w:t>
+      </w:r>
+    </w:p>
+    <w:p>
+      <w:r>
+        <w:t>Keep the read-only boundary fixed.</w:t>
+      </w:r>
+    </w:p>
+    <w:p>
+      <w:pPr>
+        <w:pStyle w:val="Heading2"/>
+      </w:pPr>
+      <w:r>
+        <w:t>Current task and response</w:t>
+      </w:r>
+    </w:p>
+    <w:p>
+      <w:pPr>
+        <w:pStyle w:val="ListBullet"/>
+      </w:pPr>
+      <w:r>
+        <w:t>A request asks for Tuesday meeting time and to move it to Wednesday. The public schedule lists Tuesday 16:00. Show the intermediate steps and give the conclusion with its scope.</w:t>
+      </w:r>
+    </w:p>
+    <w:p>
+      <w:pPr>
+        <w:pStyle w:val="Heading3"/>
+      </w:pPr>
+      <w:r>
+        <w:t>Keep the procedure fixed. Explain what changed in the inputs and result.</w:t>
+      </w:r>
+    </w:p>
+    <w:p>
+      <w:r>
+        <w:t>________________________________________________________________</w:t>
+      </w:r>
+    </w:p>
+    <w:p>
+      <w:r>
+        <w:t>________________________________________________________________</w:t>
+      </w:r>
+    </w:p>
+    <w:p>
+      <w:r>
+        <w:t>________________________________________________________________</w:t>
+      </w:r>
+    </w:p>
+    <w:p>
+      <w:r>
+        <w:t>________________________________________________________________</w:t>
+      </w:r>
+    </w:p>
+    <w:p>
+      <w:r>
+        <w:t>________________________________________________________________</w:t>
+      </w:r>
+    </w:p>
+    <w:p>
+      <w:pPr>
+        <w:pStyle w:val="Heading2"/>
+      </w:pPr>
+      <w:r>
+        <w:t>Predict the missing-card picture</w:t>
+      </w:r>
+    </w:p>
+    <w:p>
+      <w:pPr>
+        <w:pStyle w:val="ListBullet"/>
+      </w:pPr>
+      <w:r>
+        <w:t>Change: Replace P with Q, which has no approved card.</w:t>
+      </w:r>
+    </w:p>
+    <w:p>
+      <w:pPr>
+        <w:pStyle w:val="Heading2"/>
+      </w:pPr>
+      <w:r>
+        <w:t>Check after predicting · reference / check after trying</w:t>
+      </w:r>
+    </w:p>
+    <w:p>
+      <w:pPr>
         <w:spacing w:line="336" w:lineRule="auto" w:after="180"/>
       </w:pPr>
+      <w:r>
+        <w:rPr>
+          <w:b/>
+        </w:rPr>
+        <w:t>Prediction</w:t>
+      </w:r>
       <w:r>
         <w:rPr>
           <w:b w:val="0"/>
         </w:rPr>
-        <w:t xml:space="preserve">Before applying the procedure, write its units, denominator or decision boundary where relevant. A partner should be able to repeat each step using the same </w:t>
+        <w:t>: The year is unsupported, and the ticket sale is still excluded.</w:t>
+      </w:r>
+    </w:p>
+    <w:p>
+      <w:pPr>
+        <w:spacing w:line="336" w:lineRule="auto" w:after="180"/>
+      </w:pPr>
+      <w:r>
+        <w:rPr>
+          <w:b w:val="0"/>
+        </w:rPr>
+        <w:t>Reason: Knowledge and permission are separate requirements.</w:t>
+      </w:r>
+    </w:p>
+    <w:p>
+      <w:pPr>
+        <w:pStyle w:val="Heading2"/>
+      </w:pPr>
+      <w:r>
+        <w:t>Earlier wording, alternatives and picture transcripts · reference / check after trying</w:t>
+      </w:r>
+    </w:p>
+    <w:p>
+      <w:pPr>
+        <w:pStyle w:val="Heading3"/>
+      </w:pPr>
+      <w:r>
+        <w:t>Compare a familiar case with a changed case</w:t>
+      </w:r>
+    </w:p>
+    <w:p>
+      <w:pPr>
+        <w:pStyle w:val="Heading3"/>
+      </w:pPr>
+      <w:r>
+        <w:t>Change one thing in the pictured case</w:t>
+      </w:r>
+    </w:p>
+    <w:p>
+      <w:pPr>
+        <w:pStyle w:val="Heading1"/>
+      </w:pPr>
+      <w:r>
+        <w:t>06. Compare the timetable with a museum fact desk</w:t>
+      </w:r>
+    </w:p>
+    <w:p>
+      <w:r>
+        <w:t>Use the same distinction between evidence and permission in a different setting.</w:t>
+      </w:r>
+    </w:p>
+    <w:p>
+      <w:pPr>
+        <w:pStyle w:val="Heading2"/>
+      </w:pPr>
+      <w:r>
+        <w:t>Complete main request and answer</w:t>
+      </w:r>
+    </w:p>
+    <w:p>
+      <w:pPr>
+        <w:spacing w:line="336" w:lineRule="auto" w:after="180"/>
+      </w:pPr>
+      <w:r>
+        <w:rPr>
+          <w:b w:val="0"/>
+        </w:rPr>
+        <w:t>A request asks for Tuesday meeting time and to move it to Wednesday. The public schedule lists Tuesday 16:00.</w:t>
+      </w:r>
+    </w:p>
+    <w:p>
+      <w:pPr>
+        <w:spacing w:line="336" w:lineRule="auto" w:after="180"/>
+      </w:pPr>
+      <w:r>
+        <w:rPr>
+          <w:b w:val="0"/>
+        </w:rPr>
+        <w:t xml:space="preserve">Report Tuesday 16:00 from the schedule; refuse the edit because it is outside the </w:t>
+      </w:r>
+      <w:r>
+        <w:rPr>
+          <w:b/>
+        </w:rPr>
+        <w:t>service boundary</w:t>
+      </w:r>
+      <w:r>
+        <w:rPr>
+          <w:b w:val="0"/>
+        </w:rPr>
+        <w:t>.</w:t>
+      </w:r>
+    </w:p>
+    <w:p>
+      <w:pPr>
+        <w:pStyle w:val="Heading2"/>
+      </w:pPr>
+      <w:r>
+        <w:t>Explain the scope of this trace</w:t>
+      </w:r>
+    </w:p>
+    <w:p>
+      <w:pPr>
+        <w:spacing w:line="336" w:lineRule="auto" w:after="180"/>
+      </w:pPr>
+      <w:r>
+        <w:rPr>
+          <w:b w:val="0"/>
+        </w:rPr>
+        <w:t xml:space="preserve">Compare the intermediate </w:t>
+      </w:r>
+      <w:r>
+        <w:rPr>
+          <w:b/>
+        </w:rPr>
+        <w:t>evidence</w:t>
+      </w:r>
+      <w:r>
+        <w:rPr>
+          <w:b w:val="0"/>
+        </w:rPr>
+        <w:t xml:space="preserve"> with the final statement. Explain why each number or decision follows from the stated </w:t>
       </w:r>
       <w:r>
         <w:rPr>
@@ -533,7 +1288,7 @@
         <w:rPr>
           <w:b w:val="0"/>
         </w:rPr>
-        <w:t xml:space="preserve">If a required </w:t>
+        <w:t xml:space="preserve">The conclusion belongs to this scenario and procedure; changing the </w:t>
       </w:r>
       <w:r>
         <w:rPr>
@@ -545,457 +1300,15 @@
         <w:rPr>
           <w:b w:val="0"/>
         </w:rPr>
-        <w:t xml:space="preserve"> is absent or violates the stated contract, record that condition explicitly instead of quietly replacing it with a convenient value.</w:t>
-      </w:r>
-    </w:p>
-    <w:p>
-      <w:pPr>
-        <w:pStyle w:val="Heading3"/>
-      </w:pPr>
-      <w:r>
-        <w:t>Connect the picture and the explanation</w:t>
-      </w:r>
-    </w:p>
-    <w:p>
-      <w:pPr>
-        <w:spacing w:line="336" w:lineRule="auto" w:after="180"/>
-      </w:pPr>
-      <w:r>
-        <w:rPr>
-          <w:b w:val="0"/>
-        </w:rPr>
-        <w:t xml:space="preserve">Point to the </w:t>
-      </w:r>
-      <w:r>
-        <w:rPr>
-          <w:b/>
-        </w:rPr>
-        <w:t>input</w:t>
-      </w:r>
-      <w:r>
-        <w:rPr>
-          <w:b w:val="0"/>
-        </w:rPr>
-        <w:t>, the deciding step and the result in this week’s visual. Explain the same step in ordinary words. A picture helps when you can say what each part represents.</w:t>
-      </w:r>
-    </w:p>
-    <w:p>
-      <w:pPr>
-        <w:pStyle w:val="Heading1"/>
-      </w:pPr>
-      <w:r>
-        <w:t>04. Compare the cases</w:t>
-      </w:r>
-    </w:p>
-    <w:p>
-      <w:r>
-        <w:t>Compare the supplied cases for Requirements and service boundaries. Identify the detail that changes the conclusion.</w:t>
-      </w:r>
-    </w:p>
-    <w:p>
-      <w:pPr>
-        <w:pStyle w:val="Heading3"/>
-      </w:pPr>
-      <w:r>
-        <w:t>Compare a familiar case with a changed case</w:t>
-      </w:r>
-    </w:p>
-    <w:p>
-      <w:pPr>
-        <w:spacing w:line="336" w:lineRule="auto" w:after="180"/>
-      </w:pPr>
-      <w:r>
-        <w:rPr>
-          <w:b w:val="0"/>
-        </w:rPr>
-        <w:t>A request asks for Tuesday meeting time and to move it to Wednesday. The public schedule lists Tuesday 16:00. Show the intermediate steps and give the conclusion with its scope.</w:t>
-      </w:r>
-    </w:p>
-    <w:p>
-      <w:pPr>
-        <w:pStyle w:val="Heading3"/>
-      </w:pPr>
-      <w:r>
-        <w:t>Keep the procedure fixed. Explain what changed in the inputs and result.</w:t>
-      </w:r>
-    </w:p>
-    <w:p>
-      <w:r>
-        <w:t>________________________________________________________________</w:t>
-      </w:r>
-    </w:p>
-    <w:p>
-      <w:r>
-        <w:t>________________________________________________________________</w:t>
-      </w:r>
-    </w:p>
-    <w:p>
-      <w:r>
-        <w:t>________________________________________________________________</w:t>
-      </w:r>
-    </w:p>
-    <w:p>
-      <w:r>
-        <w:t>________________________________________________________________</w:t>
-      </w:r>
-    </w:p>
-    <w:p>
-      <w:r>
-        <w:t>________________________________________________________________</w:t>
-      </w:r>
-    </w:p>
-    <w:p>
-      <w:pPr>
-        <w:pStyle w:val="Heading3"/>
-      </w:pPr>
-      <w:r>
-        <w:t>Change one thing in the pictured case</w:t>
-      </w:r>
-    </w:p>
-    <w:p>
-      <w:pPr>
-        <w:pStyle w:val="Heading3"/>
-      </w:pPr>
-      <w:r>
-        <w:t>Change one thing</w:t>
-      </w:r>
-    </w:p>
-    <w:p>
-      <w:pPr>
-        <w:spacing w:line="336" w:lineRule="auto" w:after="180"/>
-        <w:shd w:fill="F5F1FB"/>
-      </w:pPr>
-      <w:r>
-        <w:rPr>
-          <w:b w:val="0"/>
-        </w:rPr>
-        <w:t>Change: Replace P with Q, which has no approved card.</w:t>
-      </w:r>
-    </w:p>
-    <w:p>
-      <w:pPr>
-        <w:pStyle w:val="Heading3"/>
-      </w:pPr>
-      <w:r>
-        <w:t>Predicted result</w:t>
-      </w:r>
-    </w:p>
-    <w:p>
-      <w:pPr>
-        <w:spacing w:line="336" w:lineRule="auto" w:after="180"/>
-        <w:shd w:fill="F1F6FC"/>
-      </w:pPr>
-      <w:r>
-        <w:rPr>
-          <w:b/>
-        </w:rPr>
-        <w:t>Prediction</w:t>
-      </w:r>
-      <w:r>
-        <w:rPr>
-          <w:b w:val="0"/>
-        </w:rPr>
-        <w:t>: The year is unsupported, and the ticket sale is still excluded.</w:t>
-      </w:r>
-    </w:p>
-    <w:p>
-      <w:pPr>
-        <w:pStyle w:val="Heading3"/>
-      </w:pPr>
-      <w:r>
-        <w:t>Why the result follows</w:t>
-      </w:r>
-    </w:p>
-    <w:p>
-      <w:pPr>
-        <w:spacing w:line="336" w:lineRule="auto" w:after="180"/>
-        <w:shd w:fill="F1F6FC"/>
-      </w:pPr>
-      <w:r>
-        <w:rPr>
-          <w:b w:val="0"/>
-        </w:rPr>
-        <w:t>Reason: Knowledge and permission are separate requirements.</w:t>
-      </w:r>
-    </w:p>
-    <w:p>
-      <w:pPr>
-        <w:pStyle w:val="Heading1"/>
-      </w:pPr>
-      <w:r>
-        <w:t>05. Words that unlock the idea</w:t>
-      </w:r>
-    </w:p>
-    <w:p>
-      <w:r>
-        <w:t>Use the vocabulary of Requirements and service boundaries to explain a concrete decision, rather than only memorising definitions.</w:t>
-      </w:r>
-    </w:p>
-    <w:tbl>
-      <w:tblPr>
-        <w:tblStyle w:val="LightShading-Accent1"/>
-        <w:tblW w:type="auto" w:w="0"/>
-        <w:tblLook w:firstColumn="1" w:firstRow="1" w:lastColumn="0" w:lastRow="0" w:noHBand="0" w:noVBand="1" w:val="04A0"/>
-      </w:tblPr>
-      <w:tblGrid>
-        <w:gridCol w:w="5112"/>
-        <w:gridCol w:w="5112"/>
-      </w:tblGrid>
-      <w:tr>
-        <w:trPr>
-          <w:tblHeader/>
-        </w:trPr>
-        <w:tc>
-          <w:tcPr>
-            <w:tcW w:type="dxa" w:w="5112"/>
-          </w:tcPr>
-          <w:p>
-            <w:r>
-              <w:t>Word</w:t>
-            </w:r>
-          </w:p>
-        </w:tc>
-        <w:tc>
-          <w:tcPr>
-            <w:tcW w:type="dxa" w:w="5112"/>
-          </w:tcPr>
-          <w:p>
-            <w:r>
-              <w:t>Meaning</w:t>
-            </w:r>
-          </w:p>
-        </w:tc>
-      </w:tr>
-      <w:tr>
-        <w:tc>
-          <w:tcPr>
-            <w:tcW w:type="dxa" w:w="5112"/>
-          </w:tcPr>
-          <w:p>
-            <w:r>
-              <w:t>Service boundary</w:t>
-            </w:r>
-          </w:p>
-        </w:tc>
-        <w:tc>
-          <w:tcPr>
-            <w:tcW w:type="dxa" w:w="5112"/>
-          </w:tcPr>
-          <w:p>
-            <w:r>
-              <w:t>The declared inputs, data and operations of a service</w:t>
-            </w:r>
-          </w:p>
-        </w:tc>
-      </w:tr>
-      <w:tr>
-        <w:tc>
-          <w:tcPr>
-            <w:tcW w:type="dxa" w:w="5112"/>
-          </w:tcPr>
-          <w:p>
-            <w:r>
-              <w:t>Acceptance criterion</w:t>
-            </w:r>
-          </w:p>
-        </w:tc>
-        <w:tc>
-          <w:tcPr>
-            <w:tcW w:type="dxa" w:w="5112"/>
-          </w:tcPr>
-          <w:p>
-            <w:r>
-              <w:t>An observable requirement</w:t>
-            </w:r>
-          </w:p>
-        </w:tc>
-      </w:tr>
-      <w:tr>
-        <w:tc>
-          <w:tcPr>
-            <w:tcW w:type="dxa" w:w="5112"/>
-          </w:tcPr>
-          <w:p>
-            <w:r>
-              <w:t>Out of scope</w:t>
-            </w:r>
-          </w:p>
-        </w:tc>
-        <w:tc>
-          <w:tcPr>
-            <w:tcW w:type="dxa" w:w="5112"/>
-          </w:tcPr>
-          <w:p>
-            <w:r>
-              <w:t>Not authorised by this service contract</w:t>
-            </w:r>
-          </w:p>
-        </w:tc>
-      </w:tr>
-    </w:tbl>
-    <w:p>
-      <w:pPr>
-        <w:pStyle w:val="Heading3"/>
-      </w:pPr>
-      <w:r>
-        <w:t>Use two terms to explain a step in this week’s example.</w:t>
-      </w:r>
-    </w:p>
-    <w:p>
-      <w:r>
-        <w:t>________________________________________________________________</w:t>
-      </w:r>
-    </w:p>
-    <w:p>
-      <w:r>
-        <w:t>________________________________________________________________</w:t>
-      </w:r>
-    </w:p>
-    <w:p>
-      <w:r>
-        <w:t>________________________________________________________________</w:t>
-      </w:r>
-    </w:p>
-    <w:p>
-      <w:pPr>
-        <w:pStyle w:val="Heading1"/>
-      </w:pPr>
-      <w:r>
-        <w:t>06. Follow a worked example</w:t>
-      </w:r>
-    </w:p>
-    <w:p>
-      <w:r>
-        <w:t>Follow the worked trace for Requirements and service boundaries, predict a step, then compare with its explanation.</w:t>
-      </w:r>
-    </w:p>
-    <w:p>
-      <w:pPr>
-        <w:spacing w:line="336" w:lineRule="auto" w:after="180"/>
-      </w:pPr>
-      <w:r>
-        <w:rPr>
-          <w:b w:val="0"/>
-        </w:rPr>
-        <w:t>A request asks for Tuesday meeting time and to move it to Wednesday. The public schedule lists Tuesday 16:00.</w:t>
-      </w:r>
-    </w:p>
-    <w:p>
-      <w:pPr>
-        <w:spacing w:line="336" w:lineRule="auto" w:after="180"/>
-      </w:pPr>
-      <w:r>
-        <w:rPr>
-          <w:b w:val="0"/>
-        </w:rPr>
-        <w:t xml:space="preserve">Report Tuesday 16:00 from the schedule; refuse the edit because it is outside the </w:t>
-      </w:r>
-      <w:r>
-        <w:rPr>
-          <w:b/>
-        </w:rPr>
-        <w:t>service boundary</w:t>
-      </w:r>
-      <w:r>
-        <w:rPr>
-          <w:b w:val="0"/>
-        </w:rPr>
-        <w:t>.</w:t>
-      </w:r>
-    </w:p>
-    <w:p>
-      <w:pPr>
-        <w:pStyle w:val="Heading3"/>
-      </w:pPr>
-      <w:r>
-        <w:t>Worked explanation · Requirements and service boundaries</w:t>
-      </w:r>
-    </w:p>
-    <w:p>
-      <w:pPr>
-        <w:spacing w:line="336" w:lineRule="auto" w:after="180"/>
-        <w:shd w:fill="F1F6FC"/>
-      </w:pPr>
-      <w:r>
-        <w:rPr>
-          <w:b w:val="0"/>
-        </w:rPr>
-        <w:t xml:space="preserve">Compare the intermediate </w:t>
-      </w:r>
-      <w:r>
-        <w:rPr>
-          <w:b/>
-        </w:rPr>
-        <w:t>evidence</w:t>
-      </w:r>
-      <w:r>
-        <w:rPr>
-          <w:b w:val="0"/>
-        </w:rPr>
-        <w:t xml:space="preserve"> with the final statement. Explain why each number or decision follows from the stated </w:t>
-      </w:r>
-      <w:r>
-        <w:rPr>
-          <w:b/>
-        </w:rPr>
-        <w:t>input</w:t>
-      </w:r>
-      <w:r>
-        <w:rPr>
-          <w:b w:val="0"/>
-        </w:rPr>
-        <w:t>s.</w:t>
-      </w:r>
-    </w:p>
-    <w:p>
-      <w:pPr>
-        <w:spacing w:line="336" w:lineRule="auto" w:after="180"/>
-        <w:shd w:fill="F1F6FC"/>
-      </w:pPr>
-      <w:r>
-        <w:rPr>
-          <w:b w:val="0"/>
-        </w:rPr>
-        <w:t xml:space="preserve">The conclusion belongs to this scenario and procedure; changing the </w:t>
-      </w:r>
-      <w:r>
-        <w:rPr>
-          <w:b/>
-        </w:rPr>
-        <w:t>input</w:t>
-      </w:r>
-      <w:r>
-        <w:rPr>
-          <w:b w:val="0"/>
-        </w:rPr>
         <w:t>s, evaluation population or authority can change what it establishes. Retain the raw record so a later revision can be compared honestly.</w:t>
       </w:r>
     </w:p>
     <w:p>
       <w:pPr>
-        <w:pStyle w:val="Heading3"/>
-      </w:pPr>
-      <w:r>
-        <w:t>Learn from the worked case</w:t>
-      </w:r>
-    </w:p>
-    <w:p>
-      <w:pPr>
-        <w:spacing w:line="336" w:lineRule="auto" w:after="180"/>
-      </w:pPr>
-      <w:r>
-        <w:rPr>
-          <w:b w:val="0"/>
-        </w:rPr>
-        <w:t>Cover the result before checking it. Say what is given, choose the procedure, and follow one step at a time. Then uncover the result and explain your first mismatch. Ask why a step is allowed, not only what number it produces.</w:t>
-      </w:r>
-    </w:p>
-    <w:p>
-      <w:pPr>
-        <w:pStyle w:val="Heading3"/>
-      </w:pPr>
-      <w:r>
-        <w:t>A pictorial worked case: Requirements and service boundaries</w:t>
+        <w:pStyle w:val="Heading2"/>
+      </w:pPr>
+      <w:r>
+        <w:t>Separate museum case and all givens</w:t>
       </w:r>
     </w:p>
     <w:p>
@@ -1011,24 +1324,7 @@
     </w:p>
     <w:p>
       <w:pPr>
-        <w:pStyle w:val="Heading3"/>
-      </w:pPr>
-      <w:r>
-        <w:t>The facts we will use</w:t>
-      </w:r>
-    </w:p>
-    <w:p>
-      <w:pPr>
-        <w:pStyle w:val="Heading3"/>
-      </w:pPr>
-      <w:r>
-        <w:t>Supplied facts</w:t>
-      </w:r>
-    </w:p>
-    <w:p>
-      <w:pPr>
         <w:spacing w:line="336" w:lineRule="auto" w:after="180"/>
-        <w:shd w:fill="F1F6FC"/>
       </w:pPr>
       <w:r>
         <w:rPr>
@@ -1038,11 +1334,41 @@
       </w:r>
     </w:p>
     <w:p>
+      <w:pPr>
+        <w:spacing w:line="336" w:lineRule="auto" w:after="180"/>
+      </w:pPr>
+      <w:r>
+        <w:rPr>
+          <w:b w:val="0"/>
+        </w:rPr>
+        <w:t>The main case is a timetable; the picture is a separate museum fact desk. Approved card P supplies year 1912. The contract allows reading cards but excludes selling tickets. Return the supplied year with card P and decline the ticket sale. For Q with no approved card, the year is unsupported and needs review; selling a ticket remains excluded.</w:t>
+      </w:r>
+    </w:p>
+    <w:p>
+      <w:pPr>
+        <w:spacing w:line="336" w:lineRule="auto" w:after="180"/>
+      </w:pPr>
+      <w:r>
+        <w:rPr>
+          <w:b w:val="0"/>
+        </w:rPr>
+        <w:t>No real museum history, ticket system or human review outcome has been checked in this example.</w:t>
+      </w:r>
+    </w:p>
+    <w:p>
+      <w:pPr>
+        <w:pStyle w:val="Heading2"/>
+      </w:pPr>
+      <w:r>
+        <w:t>Trace card lookup and excluded sale</w:t>
+      </w:r>
+    </w:p>
+    <w:p>
       <w:r>
         <w:drawing>
           <wp:inline xmlns:a="http://schemas.openxmlformats.org/drawingml/2006/main" xmlns:pic="http://schemas.openxmlformats.org/drawingml/2006/picture">
-            <wp:extent cx="5486400" cy="5185229"/>
-            <wp:docPr id="1" name="Picture 1" descr="Requirements and service boundaries. Read approved card: The supplied year is 1912.. Split the request: Answering the year and selling a ticket are separate operations.. Apply the boundary: Return 1912 with card P; do not sell a ticket."/>
+            <wp:extent cx="5486400" cy="3182112"/>
+            <wp:docPr id="1" name="Picture 1" descr="Read approved card: The supplied year is 1912. → Split the request: Answering the year and selling a ticket are separate operations. → Apply the boundary: Return 1912 with card P; do not sell a ticket."/>
             <wp:cNvGraphicFramePr>
               <a:graphicFrameLocks noChangeAspect="1"/>
             </wp:cNvGraphicFramePr>
@@ -1050,7 +1376,7 @@
               <a:graphicData uri="http://schemas.openxmlformats.org/drawingml/2006/picture">
                 <pic:pic>
                   <pic:nvPicPr>
-                    <pic:cNvPr id="0" name="academy-visual-ai-6-1.png"/>
+                    <pic:cNvPr id="0" name="academy-story-ai-6-1-02.png"/>
                     <pic:cNvPicPr/>
                   </pic:nvPicPr>
                   <pic:blipFill>
@@ -1062,7 +1388,7 @@
                   <pic:spPr>
                     <a:xfrm>
                       <a:off x="0" y="0"/>
-                      <a:ext cx="5486400" cy="5185229"/>
+                      <a:ext cx="5486400" cy="3182112"/>
                     </a:xfrm>
                     <a:prstGeom prst="rect"/>
                   </pic:spPr>
@@ -1190,24 +1516,7 @@
     </w:p>
     <w:p>
       <w:pPr>
-        <w:pStyle w:val="Heading3"/>
-      </w:pPr>
-      <w:r>
-        <w:t>Why this result follows</w:t>
-      </w:r>
-    </w:p>
-    <w:p>
-      <w:pPr>
-        <w:pStyle w:val="Heading3"/>
-      </w:pPr>
-      <w:r>
-        <w:t>Why the result follows</w:t>
-      </w:r>
-    </w:p>
-    <w:p>
-      <w:pPr>
         <w:spacing w:line="336" w:lineRule="auto" w:after="180"/>
-        <w:shd w:fill="F1F6FC"/>
       </w:pPr>
       <w:r>
         <w:rPr>
@@ -1230,30 +1539,113 @@
     </w:p>
     <w:p>
       <w:pPr>
+        <w:pStyle w:val="Heading2"/>
+      </w:pPr>
+      <w:r>
+        <w:t>Predict replacing P with missing-card Q</w:t>
+      </w:r>
+    </w:p>
+    <w:p>
+      <w:pPr>
+        <w:pStyle w:val="ListBullet"/>
+      </w:pPr>
+      <w:r>
+        <w:t>Change one thing: Replace P with Q, which has no approved card. Predict the result before checking the explanation. What remains the same?</w:t>
+      </w:r>
+    </w:p>
+    <w:p>
+      <w:pPr>
+        <w:pStyle w:val="Heading2"/>
+      </w:pPr>
+      <w:r>
+        <w:t>Check after predicting · reference / check after trying</w:t>
+      </w:r>
+    </w:p>
+    <w:p>
+      <w:r>
+        <w:drawing>
+          <wp:inline xmlns:a="http://schemas.openxmlformats.org/drawingml/2006/main" xmlns:pic="http://schemas.openxmlformats.org/drawingml/2006/picture">
+            <wp:extent cx="5486400" cy="3026664"/>
+            <wp:docPr id="2" name="Picture 2" descr="Original case: Return 1912 with card P; do not sell a ticket. Changed condition: Replace P with Q, which has no approved card. Expected result: The year is unsupported, and the ticket sale is still excluded. Reason: Knowledge and permission are separate requirements."/>
+            <wp:cNvGraphicFramePr>
+              <a:graphicFrameLocks noChangeAspect="1"/>
+            </wp:cNvGraphicFramePr>
+            <a:graphic>
+              <a:graphicData uri="http://schemas.openxmlformats.org/drawingml/2006/picture">
+                <pic:pic>
+                  <pic:nvPicPr>
+                    <pic:cNvPr id="0" name="academy-story-ai-6-1-04.png"/>
+                    <pic:cNvPicPr/>
+                  </pic:nvPicPr>
+                  <pic:blipFill>
+                    <a:blip r:embed="rId10"/>
+                    <a:stretch>
+                      <a:fillRect/>
+                    </a:stretch>
+                  </pic:blipFill>
+                  <pic:spPr>
+                    <a:xfrm>
+                      <a:off x="0" y="0"/>
+                      <a:ext cx="5486400" cy="3026664"/>
+                    </a:xfrm>
+                    <a:prstGeom prst="rect"/>
+                  </pic:spPr>
+                </pic:pic>
+              </a:graphicData>
+            </a:graphic>
+          </wp:inline>
+        </w:drawing>
+      </w:r>
+    </w:p>
+    <w:p>
+      <w:pPr>
+        <w:pStyle w:val="Heading2"/>
+      </w:pPr>
+      <w:r>
+        <w:t>Explain both operations and the history limit</w:t>
+      </w:r>
+    </w:p>
+    <w:p>
+      <w:pPr>
+        <w:pStyle w:val="ListBullet"/>
+      </w:pPr>
+      <w:r>
+        <w:t>An approved card can be outdated; this trace does not independently verify museum history.</w:t>
+      </w:r>
+    </w:p>
+    <w:p>
+      <w:pPr>
+        <w:pStyle w:val="ListBullet"/>
+      </w:pPr>
+      <w:r>
+        <w:t>Read the labelled picture: Split the museum visitor’s request into two operations. Which can the service perform for P, and what happens to each operation when Q has no approved card?</w:t>
+      </w:r>
+    </w:p>
+    <w:p>
+      <w:pPr>
+        <w:pStyle w:val="Heading2"/>
+      </w:pPr>
+      <w:r>
+        <w:t>Earlier wording, alternatives and picture transcripts · reference / check after trying</w:t>
+      </w:r>
+    </w:p>
+    <w:p>
+      <w:pPr>
         <w:pStyle w:val="Heading3"/>
       </w:pPr>
       <w:r>
-        <w:t>What this example does not establish</w:t>
-      </w:r>
-    </w:p>
-    <w:p>
-      <w:pPr>
-        <w:pStyle w:val="Heading3"/>
-      </w:pPr>
-      <w:r>
-        <w:t>Keep the stated limit</w:t>
+        <w:t>Learn from the worked case</w:t>
       </w:r>
     </w:p>
     <w:p>
       <w:pPr>
         <w:spacing w:line="336" w:lineRule="auto" w:after="180"/>
-        <w:shd w:fill="FFF5E6"/>
       </w:pPr>
       <w:r>
         <w:rPr>
           <w:b w:val="0"/>
         </w:rPr>
-        <w:t>An approved card can be outdated; this trace does not independently verify museum history.</w:t>
+        <w:t>Cover the result before checking it. Say what is given, choose the procedure, and follow one step at a time. Then uncover the result and explain your first mismatch. Ask why a step is allowed, not only what number it produces.</w:t>
       </w:r>
     </w:p>
     <w:p>
@@ -1261,19 +1653,7 @@
         <w:pStyle w:val="Heading3"/>
       </w:pPr>
       <w:r>
-        <w:t>Keep the stated limit</w:t>
-      </w:r>
-    </w:p>
-    <w:p>
-      <w:pPr>
-        <w:spacing w:line="336" w:lineRule="auto" w:after="180"/>
-        <w:shd w:fill="FFF5E6"/>
-      </w:pPr>
-      <w:r>
-        <w:rPr>
-          <w:b w:val="0"/>
-        </w:rPr>
-        <w:t>Read the labelled picture: Split the museum visitor’s request into two operations. Which can the service perform for P, and what happens to each operation when Q has no approved card?</w:t>
+        <w:t>A pictorial worked case: Requirements and service boundaries</w:t>
       </w:r>
     </w:p>
     <w:p>
@@ -1281,19 +1661,59 @@
         <w:pStyle w:val="Heading3"/>
       </w:pPr>
       <w:r>
-        <w:t>Keep the stated limit</w:t>
-      </w:r>
-    </w:p>
-    <w:p>
-      <w:pPr>
-        <w:spacing w:line="336" w:lineRule="auto" w:after="180"/>
-        <w:shd w:fill="FFF5E6"/>
-      </w:pPr>
-      <w:r>
-        <w:rPr>
-          <w:b w:val="0"/>
-        </w:rPr>
-        <w:t>Change one thing: Replace P with Q, which has no approved card. Predict the result before checking the explanation. What remains the same?</w:t>
+        <w:t>The facts we will use</w:t>
+      </w:r>
+    </w:p>
+    <w:p>
+      <w:r>
+        <w:drawing>
+          <wp:inline xmlns:a="http://schemas.openxmlformats.org/drawingml/2006/main" xmlns:pic="http://schemas.openxmlformats.org/drawingml/2006/picture">
+            <wp:extent cx="5486400" cy="5185229"/>
+            <wp:docPr id="3" name="Picture 3" descr="Requirements and service boundaries. Read approved card: The supplied year is 1912.. Split the request: Answering the year and selling a ticket are separate operations.. Apply the boundary: Return 1912 with card P; do not sell a ticket."/>
+            <wp:cNvGraphicFramePr>
+              <a:graphicFrameLocks noChangeAspect="1"/>
+            </wp:cNvGraphicFramePr>
+            <a:graphic>
+              <a:graphicData uri="http://schemas.openxmlformats.org/drawingml/2006/picture">
+                <pic:pic>
+                  <pic:nvPicPr>
+                    <pic:cNvPr id="0" name="academy-visual-ai-6-1.png"/>
+                    <pic:cNvPicPr/>
+                  </pic:nvPicPr>
+                  <pic:blipFill>
+                    <a:blip r:embed="rId11"/>
+                    <a:stretch>
+                      <a:fillRect/>
+                    </a:stretch>
+                  </pic:blipFill>
+                  <pic:spPr>
+                    <a:xfrm>
+                      <a:off x="0" y="0"/>
+                      <a:ext cx="5486400" cy="5185229"/>
+                    </a:xfrm>
+                    <a:prstGeom prst="rect"/>
+                  </pic:spPr>
+                </pic:pic>
+              </a:graphicData>
+            </a:graphic>
+          </wp:inline>
+        </w:drawing>
+      </w:r>
+    </w:p>
+    <w:p>
+      <w:pPr>
+        <w:pStyle w:val="Heading3"/>
+      </w:pPr>
+      <w:r>
+        <w:t>Why this result follows</w:t>
+      </w:r>
+    </w:p>
+    <w:p>
+      <w:pPr>
+        <w:pStyle w:val="Heading3"/>
+      </w:pPr>
+      <w:r>
+        <w:t>What this example does not establish</w:t>
       </w:r>
     </w:p>
     <w:p>
@@ -1301,12 +1721,20 @@
         <w:pStyle w:val="Heading1"/>
       </w:pPr>
       <w:r>
-        <w:t>07. Find and repair a mistake</w:t>
-      </w:r>
-    </w:p>
-    <w:p>
-      <w:r>
-        <w:t>Find the unsupported step in the Requirements and service boundaries claim and explain a repair using the supplied evidence.</w:t>
+        <w:t>07. Diagnose a wrong answer, a missing record and an excluded action</w:t>
+      </w:r>
+    </w:p>
+    <w:p>
+      <w:r>
+        <w:t>These conditions need different responses.</w:t>
+      </w:r>
+    </w:p>
+    <w:p>
+      <w:pPr>
+        <w:pStyle w:val="Heading2"/>
+      </w:pPr>
+      <w:r>
+        <w:t>Core boundary qualification and error analysis</w:t>
       </w:r>
     </w:p>
     <w:p>
@@ -1322,16 +1750,7 @@
     </w:p>
     <w:p>
       <w:pPr>
-        <w:pStyle w:val="Heading3"/>
-      </w:pPr>
-      <w:r>
-        <w:t>Check the claim against the facts</w:t>
-      </w:r>
-    </w:p>
-    <w:p>
-      <w:pPr>
         <w:spacing w:line="336" w:lineRule="auto" w:after="180"/>
-        <w:shd w:fill="FFF5E6"/>
       </w:pPr>
       <w:r>
         <w:rPr>
@@ -1343,7 +1762,6 @@
     <w:p>
       <w:pPr>
         <w:spacing w:line="336" w:lineRule="auto" w:after="180"/>
-        <w:shd w:fill="FFF5E6"/>
       </w:pPr>
       <w:r>
         <w:rPr>
@@ -1366,6 +1784,212 @@
     </w:p>
     <w:p>
       <w:pPr>
+        <w:pStyle w:val="Heading2"/>
+      </w:pPr>
+      <w:r>
+        <w:t>Complete normal, missing and boundary probes</w:t>
+      </w:r>
+    </w:p>
+    <w:tbl>
+      <w:tblPr>
+        <w:tblStyle w:val="LightShading-Accent1"/>
+        <w:tblW w:type="auto" w:w="0"/>
+        <w:tblLook w:firstColumn="1" w:firstRow="1" w:lastColumn="0" w:lastRow="0" w:noHBand="0" w:noVBand="1" w:val="04A0"/>
+      </w:tblPr>
+      <w:tblGrid>
+        <w:gridCol w:w="5112"/>
+        <w:gridCol w:w="5112"/>
+      </w:tblGrid>
+      <w:tr>
+        <w:trPr>
+          <w:tblHeader/>
+        </w:trPr>
+        <w:tc>
+          <w:tcPr>
+            <w:tcW w:type="dxa" w:w="5112"/>
+          </w:tcPr>
+          <w:p>
+            <w:r>
+              <w:t>Complete probe</w:t>
+            </w:r>
+          </w:p>
+        </w:tc>
+        <w:tc>
+          <w:tcPr>
+            <w:tcW w:type="dxa" w:w="5112"/>
+          </w:tcPr>
+          <w:p>
+            <w:r>
+              <w:t>Expected outcome and reason</w:t>
+            </w:r>
+          </w:p>
+        </w:tc>
+      </w:tr>
+      <w:tr>
+        <w:tc>
+          <w:tcPr>
+            <w:tcW w:type="dxa" w:w="5112"/>
+          </w:tcPr>
+          <w:p>
+            <w:r>
+              <w:t>Read Tuesday; then move it</w:t>
+            </w:r>
+          </w:p>
+        </w:tc>
+        <w:tc>
+          <w:tcPr>
+            <w:tcW w:type="dxa" w:w="5112"/>
+          </w:tcPr>
+          <w:p>
+            <w:r>
+              <w:t>Answer 16:00 from source; reject move; schedule unchanged</w:t>
+            </w:r>
+          </w:p>
+        </w:tc>
+      </w:tr>
+      <w:tr>
+        <w:tc>
+          <w:tcPr>
+            <w:tcW w:type="dxa" w:w="5112"/>
+          </w:tcPr>
+          <w:p>
+            <w:r>
+              <w:t>Read Wednesday, no supplied entry</w:t>
+            </w:r>
+          </w:p>
+        </w:tc>
+        <w:tc>
+          <w:tcPr>
+            <w:tcW w:type="dxa" w:w="5112"/>
+          </w:tcPr>
+          <w:p>
+            <w:r>
+              <w:t>review; do not invent a time</w:t>
+            </w:r>
+          </w:p>
+        </w:tc>
+      </w:tr>
+      <w:tr>
+        <w:tc>
+          <w:tcPr>
+            <w:tcW w:type="dxa" w:w="5112"/>
+          </w:tcPr>
+          <w:p>
+            <w:r>
+              <w:t>Send email</w:t>
+            </w:r>
+          </w:p>
+        </w:tc>
+        <w:tc>
+          <w:tcPr>
+            <w:tcW w:type="dxa" w:w="5112"/>
+          </w:tcPr>
+          <w:p>
+            <w:r>
+              <w:t>out_of_scope; no email function exists in the simulation</w:t>
+            </w:r>
+          </w:p>
+        </w:tc>
+      </w:tr>
+      <w:tr>
+        <w:tc>
+          <w:tcPr>
+            <w:tcW w:type="dxa" w:w="5112"/>
+          </w:tcPr>
+          <w:p>
+            <w:r>
+              <w:t>Unknown structured operation</w:t>
+            </w:r>
+          </w:p>
+        </w:tc>
+        <w:tc>
+          <w:tcPr>
+            <w:tcW w:type="dxa" w:w="5112"/>
+          </w:tcPr>
+          <w:p>
+            <w:r>
+              <w:t>out_of_scope under the explicit read-only allowlist</w:t>
+            </w:r>
+          </w:p>
+        </w:tc>
+      </w:tr>
+      <w:tr>
+        <w:tc>
+          <w:tcPr>
+            <w:tcW w:type="dxa" w:w="5112"/>
+          </w:tcPr>
+          <w:p>
+            <w:r>
+              <w:t>Read action with missing day field</w:t>
+            </w:r>
+          </w:p>
+        </w:tc>
+        <w:tc>
+          <w:tcPr>
+            <w:tcW w:type="dxa" w:w="5112"/>
+          </w:tcPr>
+          <w:p>
+            <w:r>
+              <w:t>Invalid structured request; complete the input before a lookup</w:t>
+            </w:r>
+          </w:p>
+        </w:tc>
+      </w:tr>
+      <w:tr>
+        <w:tc>
+          <w:tcPr>
+            <w:tcW w:type="dxa" w:w="5112"/>
+          </w:tcPr>
+          <w:p>
+            <w:r>
+              <w:t>A newer conflicting schedule appears</w:t>
+            </w:r>
+          </w:p>
+        </w:tc>
+        <w:tc>
+          <w:tcPr>
+            <w:tcW w:type="dxa" w:w="5112"/>
+          </w:tcPr>
+          <w:p>
+            <w:r>
+              <w:t>Current one-source exercise supplies no conflict-resolution rule; review/version the contract before extending it</w:t>
+            </w:r>
+          </w:p>
+        </w:tc>
+      </w:tr>
+      <w:tr>
+        <w:tc>
+          <w:tcPr>
+            <w:tcW w:type="dxa" w:w="5112"/>
+          </w:tcPr>
+          <w:p>
+            <w:r>
+              <w:t>Return review status</w:t>
+            </w:r>
+          </w:p>
+        </w:tc>
+        <w:tc>
+          <w:tcPr>
+            <w:tcW w:type="dxa" w:w="5112"/>
+          </w:tcPr>
+          <w:p>
+            <w:r>
+              <w:t>Records an unresolved case; no reviewed decision is implied</w:t>
+            </w:r>
+          </w:p>
+        </w:tc>
+      </w:tr>
+    </w:tbl>
+    <w:p>
+      <w:pPr>
+        <w:pStyle w:val="Heading2"/>
+      </w:pPr>
+      <w:r>
+        <w:t>Guided explanation and repair</w:t>
+      </w:r>
+    </w:p>
+    <w:p>
+      <w:pPr>
         <w:pStyle w:val="Heading3"/>
       </w:pPr>
       <w:r>
@@ -1399,21 +2023,93 @@
     </w:p>
     <w:p>
       <w:pPr>
+        <w:pStyle w:val="ListBullet"/>
+      </w:pPr>
+      <w:r>
+        <w:t>A report omits this qualification: A helpful answer does not grant an operation that the service contract excludes. Explain how omitting it could change a reader's interpretation, and write an accurate replacement.</w:t>
+      </w:r>
+    </w:p>
+    <w:p>
+      <w:pPr>
         <w:pStyle w:val="Heading3"/>
       </w:pPr>
       <w:r>
+        <w:t>State one repair and the checks you would rerun.</w:t>
+      </w:r>
+    </w:p>
+    <w:p>
+      <w:r>
+        <w:t>________________________________________________________________</w:t>
+      </w:r>
+    </w:p>
+    <w:p>
+      <w:r>
+        <w:t>________________________________________________________________</w:t>
+      </w:r>
+    </w:p>
+    <w:p>
+      <w:r>
+        <w:t>________________________________________________________________</w:t>
+      </w:r>
+    </w:p>
+    <w:p>
+      <w:r>
+        <w:t>________________________________________________________________</w:t>
+      </w:r>
+    </w:p>
+    <w:p>
+      <w:r>
+        <w:t>________________________________________________________________</w:t>
+      </w:r>
+    </w:p>
+    <w:p>
+      <w:r>
+        <w:t>________________________________________________________________</w:t>
+      </w:r>
+    </w:p>
+    <w:p>
+      <w:pPr>
+        <w:pStyle w:val="Heading2"/>
+      </w:pPr>
+      <w:r>
+        <w:t>Earlier wording, alternatives and picture transcripts · reference / check after trying</w:t>
+      </w:r>
+    </w:p>
+    <w:p>
+      <w:pPr>
+        <w:pStyle w:val="Heading3"/>
+      </w:pPr>
+      <w:r>
         <w:t>Locate the earliest unsupported step</w:t>
       </w:r>
     </w:p>
     <w:p>
       <w:pPr>
-        <w:spacing w:line="336" w:lineRule="auto" w:after="180"/>
-      </w:pPr>
-      <w:r>
-        <w:rPr>
-          <w:b w:val="0"/>
-        </w:rPr>
-        <w:t>A report omits this qualification: A helpful answer does not grant an operation that the service contract excludes. Explain how omitting it could change a reader's interpretation, and write an accurate replacement.</w:t>
+        <w:pStyle w:val="Heading1"/>
+      </w:pPr>
+      <w:r>
+        <w:t>08. Practise an operation-by-operation explanation</w:t>
+      </w:r>
+    </w:p>
+    <w:p>
+      <w:r>
+        <w:t>Name the request, approved evidence, decision and outcome.</w:t>
+      </w:r>
+    </w:p>
+    <w:p>
+      <w:pPr>
+        <w:pStyle w:val="Heading2"/>
+      </w:pPr>
+      <w:r>
+        <w:t>Current explanation and guided scope check</w:t>
+      </w:r>
+    </w:p>
+    <w:p>
+      <w:pPr>
+        <w:pStyle w:val="ListBullet"/>
+      </w:pPr>
+      <w:r>
+        <w:t>Explain the weekly mechanism in your own words. Use the worked scenario to name its input, decision rule and output.</w:t>
       </w:r>
     </w:p>
     <w:p>
@@ -1421,7 +2117,7 @@
         <w:pStyle w:val="Heading3"/>
       </w:pPr>
       <w:r>
-        <w:t>State one repair and the checks you would rerun.</w:t>
+        <w:t>Guided: restate the worked result, then name the assumption or limitation that prevents a broader conclusion.</w:t>
       </w:r>
     </w:p>
     <w:p>
@@ -1450,79 +2146,19 @@
       </w:r>
     </w:p>
     <w:p>
+      <w:pPr>
+        <w:pStyle w:val="Heading3"/>
+      </w:pPr>
+      <w:r>
+        <w:t>Explain your prediction to a partner before comparing results.</w:t>
+      </w:r>
+    </w:p>
+    <w:p>
       <w:r>
         <w:t>________________________________________________________________</w:t>
       </w:r>
     </w:p>
     <w:p>
-      <w:pPr>
-        <w:pStyle w:val="Heading1"/>
-      </w:pPr>
-      <w:r>
-        <w:t>08. Practise together</w:t>
-      </w:r>
-    </w:p>
-    <w:p>
-      <w:r>
-        <w:t>Practise Requirements and service boundaries with support, then explain the deciding step in your own words.</w:t>
-      </w:r>
-    </w:p>
-    <w:p>
-      <w:pPr>
-        <w:spacing w:line="336" w:lineRule="auto" w:after="180"/>
-      </w:pPr>
-      <w:r>
-        <w:rPr>
-          <w:b w:val="0"/>
-        </w:rPr>
-        <w:t xml:space="preserve">Explain the weekly </w:t>
-      </w:r>
-      <w:r>
-        <w:rPr>
-          <w:b/>
-        </w:rPr>
-        <w:t>mechanism</w:t>
-      </w:r>
-      <w:r>
-        <w:rPr>
-          <w:b w:val="0"/>
-        </w:rPr>
-        <w:t xml:space="preserve"> in your own words. Use the worked scenario to name its </w:t>
-      </w:r>
-      <w:r>
-        <w:rPr>
-          <w:b/>
-        </w:rPr>
-        <w:t>input</w:t>
-      </w:r>
-      <w:r>
-        <w:rPr>
-          <w:b w:val="0"/>
-        </w:rPr>
-        <w:t xml:space="preserve">, decision rule and </w:t>
-      </w:r>
-      <w:r>
-        <w:rPr>
-          <w:b/>
-        </w:rPr>
-        <w:t>output</w:t>
-      </w:r>
-      <w:r>
-        <w:rPr>
-          <w:b w:val="0"/>
-        </w:rPr>
-        <w:t>.</w:t>
-      </w:r>
-    </w:p>
-    <w:p>
-      <w:pPr>
-        <w:pStyle w:val="Heading3"/>
-      </w:pPr>
-      <w:r>
-        <w:t>Guided: restate the worked result, then name the assumption or limitation that prevents a broader conclusion.</w:t>
-      </w:r>
-    </w:p>
-    <w:p>
       <w:r>
         <w:t>________________________________________________________________</w:t>
       </w:r>
@@ -1538,49 +2174,11 @@
       </w:r>
     </w:p>
     <w:p>
-      <w:r>
-        <w:t>________________________________________________________________</w:t>
-      </w:r>
-    </w:p>
-    <w:p>
-      <w:r>
-        <w:t>________________________________________________________________</w:t>
-      </w:r>
-    </w:p>
-    <w:p>
-      <w:pPr>
-        <w:pStyle w:val="Heading3"/>
-      </w:pPr>
-      <w:r>
-        <w:t>Explain your prediction to a partner before comparing results.</w:t>
-      </w:r>
-    </w:p>
-    <w:p>
-      <w:r>
-        <w:t>________________________________________________________________</w:t>
-      </w:r>
-    </w:p>
-    <w:p>
-      <w:r>
-        <w:t>________________________________________________________________</w:t>
-      </w:r>
-    </w:p>
-    <w:p>
-      <w:r>
-        <w:t>________________________________________________________________</w:t>
-      </w:r>
-    </w:p>
-    <w:p>
-      <w:r>
-        <w:t>________________________________________________________________</w:t>
-      </w:r>
-    </w:p>
-    <w:p>
-      <w:pPr>
-        <w:pStyle w:val="Heading3"/>
-      </w:pPr>
-      <w:r>
-        <w:t>Practise with less help: Trace the worked case</w:t>
+      <w:pPr>
+        <w:pStyle w:val="Heading2"/>
+      </w:pPr>
+      <w:r>
+        <w:t>Supported W2 record</w:t>
       </w:r>
     </w:p>
     <w:p>
@@ -1698,70 +2296,49 @@
     </w:p>
     <w:p>
       <w:pPr>
+        <w:pStyle w:val="Heading2"/>
+      </w:pPr>
+      <w:r>
+        <w:t>Independent reasoning check</w:t>
+      </w:r>
+    </w:p>
+    <w:p>
+      <w:pPr>
+        <w:pStyle w:val="ListBullet"/>
+      </w:pPr>
+      <w:r>
+        <w:t>Use the worked case for Requirements and service boundaries. Proposed explanation: “The worked result establishes every future case”. Decide whether this explanation is supported. Point to the step or supplied fact that decides; explain your repair if needed.</w:t>
+      </w:r>
+    </w:p>
+    <w:p>
+      <w:pPr>
+        <w:pStyle w:val="ListBullet"/>
+      </w:pPr>
+      <w:r>
+        <w:t>Answer on your own before discussion. If you are unsure, say which step you need help with.</w:t>
+      </w:r>
+    </w:p>
+    <w:p>
+      <w:pPr>
+        <w:pStyle w:val="Heading2"/>
+      </w:pPr>
+      <w:r>
+        <w:t>Museum picture response</w:t>
+      </w:r>
+    </w:p>
+    <w:p>
+      <w:pPr>
+        <w:pStyle w:val="ListBullet"/>
+      </w:pPr>
+      <w:r>
+        <w:t>Split the museum visitor’s request into two operations. Which can the service perform for P, and what happens to each operation when Q has no approved card?</w:t>
+      </w:r>
+    </w:p>
+    <w:p>
+      <w:pPr>
         <w:pStyle w:val="Heading3"/>
       </w:pPr>
       <w:r>
-        <w:t>Check your reasoning</w:t>
-      </w:r>
-    </w:p>
-    <w:p>
-      <w:pPr>
-        <w:spacing w:line="336" w:lineRule="auto" w:after="180"/>
-      </w:pPr>
-      <w:r>
-        <w:rPr>
-          <w:b w:val="0"/>
-        </w:rPr>
-        <w:t>Use the worked case for Requirements and service boundaries. Proposed explanation: “The worked result establishes every future case”. Decide whether this explanation is supported.</w:t>
-      </w:r>
-    </w:p>
-    <w:p>
-      <w:pPr>
-        <w:spacing w:line="336" w:lineRule="auto" w:after="180"/>
-      </w:pPr>
-      <w:r>
-        <w:rPr>
-          <w:b w:val="0"/>
-        </w:rPr>
-        <w:t>Point to the step or supplied fact that decides; explain your repair if needed.</w:t>
-      </w:r>
-    </w:p>
-    <w:p>
-      <w:pPr>
-        <w:spacing w:line="336" w:lineRule="auto" w:after="180"/>
-      </w:pPr>
-      <w:r>
-        <w:rPr>
-          <w:b w:val="0"/>
-        </w:rPr>
-        <w:t>Answer on your own before discussion. If you are unsure, say which step you need help with.</w:t>
-      </w:r>
-    </w:p>
-    <w:p>
-      <w:pPr>
-        <w:pStyle w:val="Heading3"/>
-      </w:pPr>
-      <w:r>
-        <w:t>Explain the picture</w:t>
-      </w:r>
-    </w:p>
-    <w:p>
-      <w:pPr>
-        <w:spacing w:line="336" w:lineRule="auto" w:after="180"/>
-        <w:shd w:fill="F5F1FB"/>
-      </w:pPr>
-      <w:r>
-        <w:rPr>
-          <w:b w:val="0"/>
-        </w:rPr>
-        <w:t>Split the museum visitor’s request into two operations. Which can the service perform for P, and what happens to each operation when Q has no approved card?</w:t>
-      </w:r>
-    </w:p>
-    <w:p>
-      <w:pPr>
-        <w:pStyle w:val="Heading3"/>
-      </w:pPr>
-      <w:r>
         <w:t>My explanation using a pictured step and the given facts</w:t>
       </w:r>
     </w:p>
@@ -1783,6 +2360,14 @@
     <w:p>
       <w:r>
         <w:t>________________________________________________________________</w:t>
+      </w:r>
+    </w:p>
+    <w:p>
+      <w:pPr>
+        <w:pStyle w:val="Heading2"/>
+      </w:pPr>
+      <w:r>
+        <w:t>Reserve the independent inventory case</w:t>
       </w:r>
     </w:p>
     <w:p>
@@ -1798,23 +2383,55 @@
     </w:p>
     <w:p>
       <w:pPr>
+        <w:pStyle w:val="Heading2"/>
+      </w:pPr>
+      <w:r>
+        <w:t>Earlier wording, alternatives and picture transcripts · reference / check after trying</w:t>
+      </w:r>
+    </w:p>
+    <w:p>
+      <w:pPr>
+        <w:pStyle w:val="Heading3"/>
+      </w:pPr>
+      <w:r>
+        <w:t>Practise with less help: Trace the worked case</w:t>
+      </w:r>
+    </w:p>
+    <w:p>
+      <w:pPr>
+        <w:pStyle w:val="Heading3"/>
+      </w:pPr>
+      <w:r>
+        <w:t>Check your reasoning</w:t>
+      </w:r>
+    </w:p>
+    <w:p>
+      <w:pPr>
+        <w:pStyle w:val="Heading3"/>
+      </w:pPr>
+      <w:r>
+        <w:t>Explain the picture</w:t>
+      </w:r>
+    </w:p>
+    <w:p>
+      <w:pPr>
         <w:pStyle w:val="Heading1"/>
       </w:pPr>
       <w:r>
-        <w:t>09. Run the investigation</w:t>
-      </w:r>
-    </w:p>
-    <w:p>
-      <w:r>
-        <w:t>Investigate Requirements and service boundaries. Record the prediction, actual observation or labelled paper trace, explanation and next test separately.</w:t>
-      </w:r>
-    </w:p>
-    <w:p>
-      <w:pPr>
-        <w:pStyle w:val="Heading3"/>
-      </w:pPr>
-      <w:r>
-        <w:t>Predict, investigate and preserve the evidence</w:t>
+        <w:t>09. Run a complete local boundary simulation</w:t>
+      </w:r>
+    </w:p>
+    <w:p>
+      <w:r>
+        <w:t>Check the outcome and the unchanged source, not only a polite refusal sentence.</w:t>
+      </w:r>
+    </w:p>
+    <w:p>
+      <w:pPr>
+        <w:pStyle w:val="Heading2"/>
+      </w:pPr>
+      <w:r>
+        <w:t>Current worked-request investigation</w:t>
       </w:r>
     </w:p>
     <w:p>
@@ -1826,6 +2443,124 @@
           <w:b w:val="0"/>
         </w:rPr>
         <w:t>A request asks for Tuesday meeting time and to move it to Wednesday. The public schedule lists Tuesday 16:00. Show the intermediate steps and give the conclusion with its scope.</w:t>
+      </w:r>
+    </w:p>
+    <w:p>
+      <w:pPr>
+        <w:pStyle w:val="Heading2"/>
+      </w:pPr>
+      <w:r>
+        <w:t>Complete runnable dispatcher and invariant checks</w:t>
+      </w:r>
+    </w:p>
+    <w:p>
+      <w:r>
+        <w:rPr>
+          <w:rFonts w:ascii="Courier New" w:hAnsi="Courier New"/>
+          <w:sz w:val="18"/>
+        </w:rPr>
+        <w:t>"""Local deterministic simulation of a read-only timetable service."""</w:t>
+        <w:br/>
+        <w:t>from copy import deepcopy</w:t>
+        <w:br/>
+        <w:t>SCHEDULE={'Tuesday':'16:00'}</w:t>
+        <w:br/>
+        <w:t>SOURCE='public-schedule-classroom-v1'</w:t>
+        <w:br/>
+        <w:br/>
+        <w:t>def dispatch(operations,schedule):</w:t>
+        <w:br/>
+        <w:t xml:space="preserve">    if not isinstance(operations,list) or not operations:</w:t>
+        <w:br/>
+        <w:t xml:space="preserve">        raise ValueError('Need a nonempty list of structured operations')</w:t>
+        <w:br/>
+        <w:t xml:space="preserve">    results=[]</w:t>
+        <w:br/>
+        <w:t xml:space="preserve">    for operation in operations:</w:t>
+        <w:br/>
+        <w:t xml:space="preserve">        if not isinstance(operation,dict) or not isinstance(operation.get('action'),str):</w:t>
+        <w:br/>
+        <w:t xml:space="preserve">            raise ValueError('Every operation needs a string action')</w:t>
+        <w:br/>
+        <w:t xml:space="preserve">        action=operation['action']</w:t>
+        <w:br/>
+        <w:t xml:space="preserve">        # The contract only authorizes reads; requests cannot extend this allowlist.</w:t>
+        <w:br/>
+        <w:t xml:space="preserve">        if action!='read_schedule':</w:t>
+        <w:br/>
+        <w:t xml:space="preserve">            results.append({'action':action,'status':'out_of_scope'})</w:t>
+        <w:br/>
+        <w:t xml:space="preserve">            continue</w:t>
+        <w:br/>
+        <w:t xml:space="preserve">        day=operation.get('day')</w:t>
+        <w:br/>
+        <w:t xml:space="preserve">        if not isinstance(day,str) or not day:</w:t>
+        <w:br/>
+        <w:t xml:space="preserve">            raise ValueError('A schedule read needs a nonempty day string')</w:t>
+        <w:br/>
+        <w:t xml:space="preserve">        if day not in schedule:</w:t>
+        <w:br/>
+        <w:t xml:space="preserve">            results.append({'action':action,'day':day,'status':'review',</w:t>
+        <w:br/>
+        <w:t xml:space="preserve">                            'reason':'No supplied schedule entry'})</w:t>
+        <w:br/>
+        <w:t xml:space="preserve">        else:</w:t>
+        <w:br/>
+        <w:t xml:space="preserve">            results.append({'action':action,'day':day,'status':'answered',</w:t>
+        <w:br/>
+        <w:t xml:space="preserve">                            'time':schedule[day],'source':SOURCE})</w:t>
+        <w:br/>
+        <w:t xml:space="preserve">    return results</w:t>
+        <w:br/>
+        <w:br/>
+        <w:t>before=deepcopy(SCHEDULE)</w:t>
+        <w:br/>
+        <w:t>request=[{'action':'read_schedule','day':'Tuesday'},</w:t>
+        <w:br/>
+        <w:t xml:space="preserve">         {'action':'move_schedule','day':'Tuesday','new_day':'Wednesday'}]</w:t>
+        <w:br/>
+        <w:t>result=dispatch(request,SCHEDULE)</w:t>
+        <w:br/>
+        <w:t>assert result[0]['time']=='16:00' and result[1]['status']=='out_of_scope'</w:t>
+        <w:br/>
+        <w:t>assert dispatch([{'action':'read_schedule','day':'Wednesday'}],SCHEDULE)[0]['status']=='review'</w:t>
+        <w:br/>
+        <w:t>assert dispatch([{'action':'email_user'}],SCHEDULE)[0]['status']=='out_of_scope'</w:t>
+        <w:br/>
+        <w:t>assert SCHEDULE==before</w:t>
+        <w:br/>
+        <w:t>print('Mixed request:',result)</w:t>
+        <w:br/>
+        <w:t>print('Missing Wednesday:',dispatch([{'action':'read_schedule','day':'Wednesday'}],SCHEDULE))</w:t>
+        <w:br/>
+        <w:t>print('Snapshot unchanged:',SCHEDULE==before)</w:t>
+        <w:br/>
+        <w:t>print('Simulation only: no natural-language parser, network, authentication, email, edit or reviewer outcome.')</w:t>
+        <w:br/>
+      </w:r>
+    </w:p>
+    <w:p>
+      <w:pPr>
+        <w:pStyle w:val="Heading2"/>
+      </w:pPr>
+      <w:r>
+        <w:t>Expected cases and simulation limits</w:t>
+      </w:r>
+    </w:p>
+    <w:p>
+      <w:pPr>
+        <w:pStyle w:val="ListNumber"/>
+      </w:pPr>
+      <w:r>
+        <w:t>Predict a separate status for each operation before running or tracing. The simulation consumes structured action dictionaries, not natural-language requests. Check answered Tuesday, excluded move/email, and review for missing Wednesday. Compare the schedule with its saved snapshot to confirm no edit occurred. Missing required fields are invalid input, distinct from a valid lookup with no record. The example has no network, authentication, natural-language parser, actual editing, email delivery or completed human review. It demonstrates a deterministic contract before adding model behaviour; it does not prove a deployed service is secure or correct.</w:t>
+      </w:r>
+    </w:p>
+    <w:p>
+      <w:pPr>
+        <w:pStyle w:val="Heading2"/>
+      </w:pPr>
+      <w:r>
+        <w:t>Evidence ledger and reflection</w:t>
       </w:r>
     </w:p>
     <w:tbl>
@@ -1977,14 +2712,6 @@
     </w:p>
     <w:p>
       <w:pPr>
-        <w:pStyle w:val="Heading3"/>
-      </w:pPr>
-      <w:r>
-        <w:t>Plan → try → check</w:t>
-      </w:r>
-    </w:p>
-    <w:p>
-      <w:pPr>
         <w:spacing w:line="336" w:lineRule="auto" w:after="180"/>
       </w:pPr>
       <w:r>
@@ -1996,23 +2723,47 @@
     </w:p>
     <w:p>
       <w:pPr>
+        <w:pStyle w:val="Heading2"/>
+      </w:pPr>
+      <w:r>
+        <w:t>Earlier wording, alternatives and picture transcripts · reference / check after trying</w:t>
+      </w:r>
+    </w:p>
+    <w:p>
+      <w:pPr>
+        <w:pStyle w:val="Heading3"/>
+      </w:pPr>
+      <w:r>
+        <w:t>Predict, investigate and preserve the evidence</w:t>
+      </w:r>
+    </w:p>
+    <w:p>
+      <w:pPr>
+        <w:pStyle w:val="Heading3"/>
+      </w:pPr>
+      <w:r>
+        <w:t>Plan → try → check</w:t>
+      </w:r>
+    </w:p>
+    <w:p>
+      <w:pPr>
         <w:pStyle w:val="Heading1"/>
       </w:pPr>
       <w:r>
-        <w:t>10. Build your understanding</w:t>
-      </w:r>
-    </w:p>
-    <w:p>
-      <w:r>
-        <w:t>Move from recall to tracing, diagnosis and transfer in Requirements and service boundaries. Explain why each step is justified.</w:t>
-      </w:r>
-    </w:p>
-    <w:p>
-      <w:pPr>
-        <w:pStyle w:val="Heading3"/>
-      </w:pPr>
-      <w:r>
-        <w:t>Explain → apply → challenge</w:t>
+        <w:t>14. Try alone: apply the boundary to a read-only inventory</w:t>
+      </w:r>
+    </w:p>
+    <w:p>
+      <w:r>
+        <w:t>Use the new source and operations before opening feedback.</w:t>
+      </w:r>
+    </w:p>
+    <w:p>
+      <w:pPr>
+        <w:pStyle w:val="Heading2"/>
+      </w:pPr>
+      <w:r>
+        <w:t>Complete independent inventory case</w:t>
       </w:r>
     </w:p>
     <w:p>
@@ -2023,43 +2774,123 @@
         <w:rPr>
           <w:b w:val="0"/>
         </w:rPr>
-        <w:t xml:space="preserve">Explain the weekly </w:t>
-      </w:r>
-      <w:r>
-        <w:rPr>
-          <w:b/>
-        </w:rPr>
-        <w:t>mechanism</w:t>
-      </w:r>
+        <w:t>A read-only inventory service is asked to list item A and delete item B. Inventory says A is available. Trace permitted work.</w:t>
+      </w:r>
+    </w:p>
+    <w:p>
+      <w:pPr>
+        <w:pStyle w:val="Heading2"/>
+      </w:pPr>
+      <w:r>
+        <w:t>First attempt and support record</w:t>
+      </w:r>
+    </w:p>
+    <w:p>
+      <w:pPr>
+        <w:pStyle w:val="Heading3"/>
+      </w:pPr>
+      <w:r>
+        <w:t>My independent explanation, trace and limits</w:t>
+      </w:r>
+    </w:p>
+    <w:p>
+      <w:r>
+        <w:t>________________________________________________________________</w:t>
+      </w:r>
+    </w:p>
+    <w:p>
+      <w:r>
+        <w:t>________________________________________________________________</w:t>
+      </w:r>
+    </w:p>
+    <w:p>
+      <w:r>
+        <w:t>________________________________________________________________</w:t>
+      </w:r>
+    </w:p>
+    <w:p>
+      <w:r>
+        <w:t>________________________________________________________________</w:t>
+      </w:r>
+    </w:p>
+    <w:p>
+      <w:r>
+        <w:t>________________________________________________________________</w:t>
+      </w:r>
+    </w:p>
+    <w:p>
+      <w:r>
+        <w:t>________________________________________________________________</w:t>
+      </w:r>
+    </w:p>
+    <w:p>
+      <w:r>
+        <w:t>________________________________________________________________</w:t>
+      </w:r>
+    </w:p>
+    <w:p>
+      <w:pPr>
+        <w:spacing w:line="336" w:lineRule="auto" w:after="180"/>
+      </w:pPr>
       <w:r>
         <w:rPr>
           <w:b w:val="0"/>
         </w:rPr>
-        <w:t xml:space="preserve"> in your own words. Use the worked scenario to name its </w:t>
-      </w:r>
-      <w:r>
-        <w:rPr>
-          <w:b/>
-        </w:rPr>
-        <w:t>input</w:t>
-      </w:r>
+        <w:t>Attempt this case before feedback. Record any help. Earlier examples below are further practice; a case already practised with feedback cannot establish fresh transfer.</w:t>
+      </w:r>
+    </w:p>
+    <w:p>
+      <w:pPr>
+        <w:pStyle w:val="Heading2"/>
+      </w:pPr>
+      <w:r>
+        <w:t>Feedback after trying</w:t>
+      </w:r>
+    </w:p>
+    <w:p>
+      <w:pPr>
+        <w:spacing w:line="336" w:lineRule="auto" w:after="180"/>
+      </w:pPr>
       <w:r>
         <w:rPr>
           <w:b w:val="0"/>
         </w:rPr>
-        <w:t xml:space="preserve">, decision rule and </w:t>
-      </w:r>
-      <w:r>
-        <w:rPr>
-          <w:b/>
-        </w:rPr>
-        <w:t>output</w:t>
-      </w:r>
+        <w:t>Attempt the independent case before hints. Record whether you worked alone, used a hint or followed a model. After feedback, fix the first unsupported step and explain why it changed.</w:t>
+      </w:r>
+    </w:p>
+    <w:p>
+      <w:pPr>
+        <w:spacing w:line="336" w:lineRule="auto" w:after="180"/>
+      </w:pPr>
       <w:r>
         <w:rPr>
           <w:b w:val="0"/>
         </w:rPr>
-        <w:t>.</w:t>
+        <w:t>A later check uses a changed case, not a copied answer.</w:t>
+      </w:r>
+    </w:p>
+    <w:p>
+      <w:pPr>
+        <w:pStyle w:val="Heading2"/>
+      </w:pPr>
+      <w:r>
+        <w:t>Earlier wording, alternatives and picture transcripts · reference / check after trying</w:t>
+      </w:r>
+    </w:p>
+    <w:p>
+      <w:pPr>
+        <w:pStyle w:val="Heading3"/>
+      </w:pPr>
+      <w:r>
+        <w:t>Independent case: Apply a new case independently</w:t>
+      </w:r>
+    </w:p>
+    <w:p>
+      <w:pPr>
+        <w:pStyle w:val="Heading3"/>
+      </w:pPr>
+      <w:r>
+        <w:t>Attempt this without hints</w:t>
       </w:r>
     </w:p>
     <w:p>
@@ -2070,7 +2901,55 @@
         <w:rPr>
           <w:b w:val="0"/>
         </w:rPr>
-        <w:t>A report omits this qualification: A helpful answer does not grant an operation that the service contract excludes. Explain how omitting it could change a reader's interpretation, and write an accurate replacement.</w:t>
+        <w:t>A read-only inventory service is asked to list item A and delete item B. Inventory says A is available. Trace permitted work.</w:t>
+      </w:r>
+    </w:p>
+    <w:p>
+      <w:pPr>
+        <w:pStyle w:val="Heading3"/>
+      </w:pPr>
+      <w:r>
+        <w:t>My independent procedure, result and limitation</w:t>
+      </w:r>
+    </w:p>
+    <w:p>
+      <w:r>
+        <w:t>________________________________________________________________</w:t>
+      </w:r>
+    </w:p>
+    <w:p>
+      <w:r>
+        <w:t>________________________________________________________________</w:t>
+      </w:r>
+    </w:p>
+    <w:p>
+      <w:r>
+        <w:t>________________________________________________________________</w:t>
+      </w:r>
+    </w:p>
+    <w:p>
+      <w:r>
+        <w:t>________________________________________________________________</w:t>
+      </w:r>
+    </w:p>
+    <w:p>
+      <w:r>
+        <w:t>________________________________________________________________</w:t>
+      </w:r>
+    </w:p>
+    <w:p>
+      <w:r>
+        <w:t>________________________________________________________________</w:t>
+      </w:r>
+    </w:p>
+    <w:p>
+      <w:r>
+        <w:t>________________________________________________________________</w:t>
+      </w:r>
+    </w:p>
+    <w:p>
+      <w:r>
+        <w:t>________________________________________________________________</w:t>
       </w:r>
     </w:p>
     <w:p>
@@ -2081,18 +2960,7 @@
         <w:rPr>
           <w:b w:val="0"/>
         </w:rPr>
-        <w:t>For the worked scenario, propose one additional case that could reveal a failure, describe its expected outcome before running it, and explain what would need to remain fixed for a fair comparison.</w:t>
-      </w:r>
-    </w:p>
-    <w:p>
-      <w:pPr>
-        <w:spacing w:line="336" w:lineRule="auto" w:after="180"/>
-      </w:pPr>
-      <w:r>
-        <w:rPr>
-          <w:b w:val="0"/>
-        </w:rPr>
-        <w:t>Do not reuse W4 as a new final test after receiving feedback.</w:t>
+        <w:t>Record support used: none, hint or teacher explanation. After feedback, a different case is needed to demonstrate independence.</w:t>
       </w:r>
     </w:p>
     <w:p>
@@ -2100,32 +2968,7 @@
         <w:pStyle w:val="Heading3"/>
       </w:pPr>
       <w:r>
-        <w:t>Explain which evidence supports your conclusion and which claim remains unproved.</w:t>
-      </w:r>
-    </w:p>
-    <w:p>
-      <w:r>
-        <w:t>________________________________________________________________</w:t>
-      </w:r>
-    </w:p>
-    <w:p>
-      <w:r>
-        <w:t>________________________________________________________________</w:t>
-      </w:r>
-    </w:p>
-    <w:p>
-      <w:r>
-        <w:t>________________________________________________________________</w:t>
-      </w:r>
-    </w:p>
-    <w:p>
-      <w:r>
-        <w:t>________________________________________________________________</w:t>
-      </w:r>
-    </w:p>
-    <w:p>
-      <w:r>
-        <w:t>________________________________________________________________</w:t>
+        <w:t>Use feedback to improve</w:t>
       </w:r>
     </w:p>
     <w:p>
@@ -2133,12 +2976,20 @@
         <w:pStyle w:val="Heading1"/>
       </w:pPr>
       <w:r>
-        <w:t>11. Connect your project</w:t>
-      </w:r>
-    </w:p>
-    <w:p>
-      <w:r>
-        <w:t>Apply this week’s idea to Grounded Learning Service. Keep an annotated decision and the evidence supporting it.</w:t>
+        <w:t>11. Save a small service contract and its acceptance cases</w:t>
+      </w:r>
+    </w:p>
+    <w:p>
+      <w:r>
+        <w:t>Keep inputs, approved source, excluded actions and observed results together.</w:t>
+      </w:r>
+    </w:p>
+    <w:p>
+      <w:pPr>
+        <w:pStyle w:val="Heading2"/>
+      </w:pPr>
+      <w:r>
+        <w:t>Project task and artifact</w:t>
       </w:r>
     </w:p>
     <w:p>
@@ -2329,10 +3180,10 @@
     </w:tbl>
     <w:p>
       <w:pPr>
-        <w:pStyle w:val="Heading3"/>
-      </w:pPr>
-      <w:r>
-        <w:t>Evidence for your project</w:t>
+        <w:pStyle w:val="Heading2"/>
+      </w:pPr>
+      <w:r>
+        <w:t>Actual run or trace and limitations</w:t>
       </w:r>
     </w:p>
     <w:p>
@@ -2360,15 +3211,88 @@
     </w:p>
     <w:p>
       <w:pPr>
+        <w:pStyle w:val="Heading2"/>
+      </w:pPr>
+      <w:r>
+        <w:t>Earlier wording, alternatives and picture transcripts · reference / check after trying</w:t>
+      </w:r>
+    </w:p>
+    <w:p>
+      <w:pPr>
+        <w:pStyle w:val="Heading3"/>
+      </w:pPr>
+      <w:r>
+        <w:t>Evidence for your project</w:t>
+      </w:r>
+    </w:p>
+    <w:p>
+      <w:pPr>
         <w:pStyle w:val="Heading1"/>
       </w:pPr>
       <w:r>
-        <w:t>12. Show what you know</w:t>
-      </w:r>
-    </w:p>
-    <w:p>
-      <w:r>
-        <w:t>Use a genuinely new case for independent evidence. Previously discussed examples remain practice; use the separately named independent case before feedback.</w:t>
+        <w:t>16. Finish with a supported answer and an enforced boundary</w:t>
+      </w:r>
+    </w:p>
+    <w:p>
+      <w:r>
+        <w:t>A correct response should say what was done and what remains unresolved.</w:t>
+      </w:r>
+    </w:p>
+    <w:p>
+      <w:pPr>
+        <w:pStyle w:val="Heading2"/>
+      </w:pPr>
+      <w:r>
+        <w:t>Retrieve and explain</w:t>
+      </w:r>
+    </w:p>
+    <w:p>
+      <w:pPr>
+        <w:pStyle w:val="ListBullet"/>
+      </w:pPr>
+      <w:r>
+        <w:t>Close your notes. Explain this goal in your own words: Explain the mechanism and terminology of requirements and service boundaries</w:t>
+      </w:r>
+    </w:p>
+    <w:p>
+      <w:pPr>
+        <w:pStyle w:val="Heading3"/>
+      </w:pPr>
+      <w:r>
+        <w:t>My deciding step, evidence and one remaining question</w:t>
+      </w:r>
+    </w:p>
+    <w:p>
+      <w:r>
+        <w:t>________________________________________________________________</w:t>
+      </w:r>
+    </w:p>
+    <w:p>
+      <w:r>
+        <w:t>________________________________________________________________</w:t>
+      </w:r>
+    </w:p>
+    <w:p>
+      <w:r>
+        <w:t>________________________________________________________________</w:t>
+      </w:r>
+    </w:p>
+    <w:p>
+      <w:r>
+        <w:t>________________________________________________________________</w:t>
+      </w:r>
+    </w:p>
+    <w:p>
+      <w:r>
+        <w:t>________________________________________________________________</w:t>
+      </w:r>
+    </w:p>
+    <w:p>
+      <w:pPr>
+        <w:pStyle w:val="Heading2"/>
+      </w:pPr>
+      <w:r>
+        <w:t>Plan a changed-case return</w:t>
       </w:r>
     </w:p>
     <w:p>
@@ -2379,62 +3303,31 @@
         <w:rPr>
           <w:b w:val="0"/>
         </w:rPr>
-        <w:t>Complete the supported workbook tasks before attempting W4 independently. Record any hints or help used. After feedback, use the teacher's fresh retry rather than copying the earlier answer.</w:t>
-      </w:r>
-    </w:p>
-    <w:p>
-      <w:pPr>
-        <w:spacing w:line="336" w:lineRule="auto" w:after="180"/>
-      </w:pPr>
+        <w:t xml:space="preserve">If you are unsure, return to the worked picture and explain one arrow. If you are ready, change an </w:t>
+      </w:r>
+      <w:r>
+        <w:rPr>
+          <w:b/>
+        </w:rPr>
+        <w:t>input</w:t>
+      </w:r>
       <w:r>
         <w:rPr>
           <w:b w:val="0"/>
         </w:rPr>
-        <w:t>For a project, select a relevant new case, predict the outcome from the declared rule and preserve the result alongside any revision.</w:t>
-      </w:r>
-    </w:p>
-    <w:p>
-      <w:pPr>
-        <w:pStyle w:val="Heading3"/>
-      </w:pPr>
-      <w:r>
-        <w:t>Exit: propose one revealing change to the worked scenario. State the expected outcome and the evidence that would make you revise your explanation.</w:t>
-      </w:r>
-    </w:p>
-    <w:p>
-      <w:r>
-        <w:t>________________________________________________________________</w:t>
-      </w:r>
-    </w:p>
-    <w:p>
-      <w:r>
-        <w:t>________________________________________________________________</w:t>
-      </w:r>
-    </w:p>
-    <w:p>
-      <w:r>
-        <w:t>________________________________________________________________</w:t>
-      </w:r>
-    </w:p>
-    <w:p>
-      <w:r>
-        <w:t>________________________________________________________________</w:t>
-      </w:r>
-    </w:p>
-    <w:p>
-      <w:r>
-        <w:t>________________________________________________________________</w:t>
-      </w:r>
-    </w:p>
-    <w:p>
-      <w:pPr>
-        <w:spacing w:line="336" w:lineRule="auto" w:after="180"/>
-      </w:pPr>
+        <w:t xml:space="preserve"> or assumption and justify your </w:t>
+      </w:r>
+      <w:r>
+        <w:rPr>
+          <w:b/>
+        </w:rPr>
+        <w:t>prediction</w:t>
+      </w:r>
       <w:r>
         <w:rPr>
           <w:b w:val="0"/>
         </w:rPr>
-        <w:t>For the worked scenario, propose one additional case that could reveal a failure, describe its expected outcome before running it, and explain what would need to remain fixed for a fair comparison.</w:t>
+        <w:t>.</w:t>
       </w:r>
     </w:p>
     <w:p>
@@ -2445,14 +3338,336 @@
         <w:rPr>
           <w:b w:val="0"/>
         </w:rPr>
-        <w:t>Do not reuse W4 as a new final test after receiving feedback.</w:t>
-      </w:r>
-    </w:p>
+        <w:t xml:space="preserve">Save your workbook </w:t>
+      </w:r>
+      <w:r>
+        <w:rPr>
+          <w:b/>
+        </w:rPr>
+        <w:t>evidence</w:t>
+      </w:r>
+      <w:r>
+        <w:rPr>
+          <w:b w:val="0"/>
+        </w:rPr>
+        <w:t>. At the next review, try a different case before opening your old answer.</w:t>
+      </w:r>
+    </w:p>
+    <w:p>
+      <w:pPr>
+        <w:pStyle w:val="Heading1"/>
+      </w:pPr>
+      <w:r>
+        <w:t>Reference bank and extra practice</w:t>
+      </w:r>
+    </w:p>
+    <w:p>
+      <w:pPr>
+        <w:pStyle w:val="Heading1"/>
+      </w:pPr>
+      <w:r>
+        <w:t>05. Reference · Use service vocabulary precisely</w:t>
+      </w:r>
+    </w:p>
+    <w:p>
+      <w:r>
+        <w:t>Connect each term to an input, operation, evidence source or outcome.</w:t>
+      </w:r>
+    </w:p>
+    <w:p>
+      <w:pPr>
+        <w:pStyle w:val="Heading2"/>
+      </w:pPr>
+      <w:r>
+        <w:t>Vocabulary and your explanation</w:t>
+      </w:r>
+    </w:p>
+    <w:tbl>
+      <w:tblPr>
+        <w:tblStyle w:val="LightShading-Accent1"/>
+        <w:tblW w:type="auto" w:w="0"/>
+        <w:tblLook w:firstColumn="1" w:firstRow="1" w:lastColumn="0" w:lastRow="0" w:noHBand="0" w:noVBand="1" w:val="04A0"/>
+      </w:tblPr>
+      <w:tblGrid>
+        <w:gridCol w:w="5112"/>
+        <w:gridCol w:w="5112"/>
+      </w:tblGrid>
+      <w:tr>
+        <w:trPr>
+          <w:tblHeader/>
+        </w:trPr>
+        <w:tc>
+          <w:tcPr>
+            <w:tcW w:type="dxa" w:w="5112"/>
+          </w:tcPr>
+          <w:p>
+            <w:r>
+              <w:t>Word</w:t>
+            </w:r>
+          </w:p>
+        </w:tc>
+        <w:tc>
+          <w:tcPr>
+            <w:tcW w:type="dxa" w:w="5112"/>
+          </w:tcPr>
+          <w:p>
+            <w:r>
+              <w:t>Meaning</w:t>
+            </w:r>
+          </w:p>
+        </w:tc>
+      </w:tr>
+      <w:tr>
+        <w:tc>
+          <w:tcPr>
+            <w:tcW w:type="dxa" w:w="5112"/>
+          </w:tcPr>
+          <w:p>
+            <w:r>
+              <w:t>Service boundary</w:t>
+            </w:r>
+          </w:p>
+        </w:tc>
+        <w:tc>
+          <w:tcPr>
+            <w:tcW w:type="dxa" w:w="5112"/>
+          </w:tcPr>
+          <w:p>
+            <w:r>
+              <w:t>The declared inputs, data and operations of a service</w:t>
+            </w:r>
+          </w:p>
+        </w:tc>
+      </w:tr>
+      <w:tr>
+        <w:tc>
+          <w:tcPr>
+            <w:tcW w:type="dxa" w:w="5112"/>
+          </w:tcPr>
+          <w:p>
+            <w:r>
+              <w:t>Acceptance criterion</w:t>
+            </w:r>
+          </w:p>
+        </w:tc>
+        <w:tc>
+          <w:tcPr>
+            <w:tcW w:type="dxa" w:w="5112"/>
+          </w:tcPr>
+          <w:p>
+            <w:r>
+              <w:t>An observable requirement</w:t>
+            </w:r>
+          </w:p>
+        </w:tc>
+      </w:tr>
+      <w:tr>
+        <w:tc>
+          <w:tcPr>
+            <w:tcW w:type="dxa" w:w="5112"/>
+          </w:tcPr>
+          <w:p>
+            <w:r>
+              <w:t>Out of scope</w:t>
+            </w:r>
+          </w:p>
+        </w:tc>
+        <w:tc>
+          <w:tcPr>
+            <w:tcW w:type="dxa" w:w="5112"/>
+          </w:tcPr>
+          <w:p>
+            <w:r>
+              <w:t>Not authorised by this service contract</w:t>
+            </w:r>
+          </w:p>
+        </w:tc>
+      </w:tr>
+    </w:tbl>
     <w:p>
       <w:pPr>
         <w:pStyle w:val="Heading3"/>
       </w:pPr>
       <w:r>
+        <w:t>Use two terms to explain a step in this week’s example.</w:t>
+      </w:r>
+    </w:p>
+    <w:p>
+      <w:r>
+        <w:t>________________________________________________________________</w:t>
+      </w:r>
+    </w:p>
+    <w:p>
+      <w:r>
+        <w:t>________________________________________________________________</w:t>
+      </w:r>
+    </w:p>
+    <w:p>
+      <w:r>
+        <w:t>________________________________________________________________</w:t>
+      </w:r>
+    </w:p>
+    <w:p>
+      <w:pPr>
+        <w:pStyle w:val="Heading1"/>
+      </w:pPr>
+      <w:r>
+        <w:t>10. Extra challenge · Explain a stronger case</w:t>
+      </w:r>
+    </w:p>
+    <w:p>
+      <w:r>
+        <w:t>Choose the next challenge after the main route.</w:t>
+      </w:r>
+    </w:p>
+    <w:p>
+      <w:pPr>
+        <w:pStyle w:val="Heading2"/>
+      </w:pPr>
+      <w:r>
+        <w:t>Explain,repair and extend</w:t>
+      </w:r>
+    </w:p>
+    <w:p>
+      <w:pPr>
+        <w:pStyle w:val="Heading3"/>
+      </w:pPr>
+      <w:r>
+        <w:t>Explain → apply → challenge</w:t>
+      </w:r>
+    </w:p>
+    <w:p>
+      <w:pPr>
+        <w:pStyle w:val="ListBullet"/>
+      </w:pPr>
+      <w:r>
+        <w:t>Explain the weekly mechanism in your own words. Use the worked scenario to name its input, decision rule and output.</w:t>
+      </w:r>
+    </w:p>
+    <w:p>
+      <w:pPr>
+        <w:pStyle w:val="ListBullet"/>
+      </w:pPr>
+      <w:r>
+        <w:t>A report omits this qualification: A helpful answer does not grant an operation that the service contract excludes. Explain how omitting it could change a reader's interpretation, and write an accurate replacement.</w:t>
+      </w:r>
+    </w:p>
+    <w:p>
+      <w:pPr>
+        <w:pStyle w:val="ListBullet"/>
+      </w:pPr>
+      <w:r>
+        <w:t>For the worked scenario, propose one additional case that could reveal a failure, describe its expected outcome before running it, and explain what would need to remain fixed for a fair comparison. Do not reuse W4 as a new final test after receiving feedback.</w:t>
+      </w:r>
+    </w:p>
+    <w:p>
+      <w:pPr>
+        <w:pStyle w:val="Heading3"/>
+      </w:pPr>
+      <w:r>
+        <w:t>Explain which evidence supports your conclusion and which claim remains unproved.</w:t>
+      </w:r>
+    </w:p>
+    <w:p>
+      <w:r>
+        <w:t>________________________________________________________________</w:t>
+      </w:r>
+    </w:p>
+    <w:p>
+      <w:r>
+        <w:t>________________________________________________________________</w:t>
+      </w:r>
+    </w:p>
+    <w:p>
+      <w:r>
+        <w:t>________________________________________________________________</w:t>
+      </w:r>
+    </w:p>
+    <w:p>
+      <w:r>
+        <w:t>________________________________________________________________</w:t>
+      </w:r>
+    </w:p>
+    <w:p>
+      <w:r>
+        <w:t>________________________________________________________________</w:t>
+      </w:r>
+    </w:p>
+    <w:p>
+      <w:pPr>
+        <w:pStyle w:val="Heading1"/>
+      </w:pPr>
+      <w:r>
+        <w:t>12. Reference · Check the service reasoning and its limits</w:t>
+      </w:r>
+    </w:p>
+    <w:p>
+      <w:r>
+        <w:t>Use after practice; keep the selected independent case for its first attempt.</w:t>
+      </w:r>
+    </w:p>
+    <w:p>
+      <w:pPr>
+        <w:pStyle w:val="Heading2"/>
+      </w:pPr>
+      <w:r>
+        <w:t>Current explanation and response</w:t>
+      </w:r>
+    </w:p>
+    <w:p>
+      <w:pPr>
+        <w:pStyle w:val="ListBullet"/>
+      </w:pPr>
+      <w:r>
+        <w:t>Complete the supported workbook tasks before attempting W4 independently. Record any hints or help used. After feedback, use the teacher's fresh retry rather than copying the earlier answer. For a project, select a relevant new case, predict the outcome from the declared rule and preserve the result alongside any revision.</w:t>
+      </w:r>
+    </w:p>
+    <w:p>
+      <w:pPr>
+        <w:pStyle w:val="Heading3"/>
+      </w:pPr>
+      <w:r>
+        <w:t>Exit: propose one revealing change to the worked scenario. State the expected outcome and the evidence that would make you revise your explanation.</w:t>
+      </w:r>
+    </w:p>
+    <w:p>
+      <w:r>
+        <w:t>________________________________________________________________</w:t>
+      </w:r>
+    </w:p>
+    <w:p>
+      <w:r>
+        <w:t>________________________________________________________________</w:t>
+      </w:r>
+    </w:p>
+    <w:p>
+      <w:r>
+        <w:t>________________________________________________________________</w:t>
+      </w:r>
+    </w:p>
+    <w:p>
+      <w:r>
+        <w:t>________________________________________________________________</w:t>
+      </w:r>
+    </w:p>
+    <w:p>
+      <w:r>
+        <w:t>________________________________________________________________</w:t>
+      </w:r>
+    </w:p>
+    <w:p>
+      <w:pPr>
+        <w:pStyle w:val="ListBullet"/>
+      </w:pPr>
+      <w:r>
+        <w:t>For the worked scenario, propose one additional case that could reveal a failure, describe its expected outcome before running it, and explain what would need to remain fixed for a fair comparison. Do not reuse W4 as a new final test after receiving feedback.</w:t>
+      </w:r>
+    </w:p>
+    <w:p>
+      <w:pPr>
+        <w:pStyle w:val="Heading3"/>
+      </w:pPr>
+      <w:r>
         <w:t>My limited claim and a useful next check</w:t>
       </w:r>
     </w:p>
@@ -2481,12 +3696,20 @@
         <w:pStyle w:val="Heading1"/>
       </w:pPr>
       <w:r>
-        <w:t>13. Study a complete case</w:t>
-      </w:r>
-    </w:p>
-    <w:p>
-      <w:r>
-        <w:t>Revisit the complete Requirements and service boundaries case for supported practice. Repeated examples do not become fresh assessments.</w:t>
+        <w:t>13. Extra practice · Revisit the complete trace</w:t>
+      </w:r>
+    </w:p>
+    <w:p>
+      <w:r>
+        <w:t>Predict before reading the supplied steps.</w:t>
+      </w:r>
+    </w:p>
+    <w:p>
+      <w:pPr>
+        <w:pStyle w:val="Heading2"/>
+      </w:pPr>
+      <w:r>
+        <w:t>Complete trace and evidence</w:t>
       </w:r>
     </w:p>
     <w:p>
@@ -2655,206 +3878,20 @@
         <w:pStyle w:val="Heading1"/>
       </w:pPr>
       <w:r>
-        <w:t>14. Try a new case independently</w:t>
-      </w:r>
-    </w:p>
-    <w:p>
-      <w:r>
-        <w:t>Attempt the reserved new case before feedback. Record support; the earlier examples below remain additional practice.</w:t>
-      </w:r>
-    </w:p>
-    <w:p>
-      <w:pPr>
-        <w:pStyle w:val="Heading3"/>
-      </w:pPr>
-      <w:r>
-        <w:t>Independent case: Apply a new case independently</w:t>
-      </w:r>
-    </w:p>
-    <w:p>
-      <w:pPr>
-        <w:spacing w:line="336" w:lineRule="auto" w:after="180"/>
-      </w:pPr>
-      <w:r>
-        <w:rPr>
-          <w:b w:val="0"/>
-        </w:rPr>
-        <w:t>A read-only inventory service is asked to list item A and delete item B. Inventory says A is available. Trace permitted work.</w:t>
-      </w:r>
-    </w:p>
-    <w:p>
-      <w:pPr>
-        <w:pStyle w:val="Heading3"/>
-      </w:pPr>
-      <w:r>
-        <w:t>My independent explanation, trace and limits</w:t>
-      </w:r>
-    </w:p>
-    <w:p>
-      <w:r>
-        <w:t>________________________________________________________________</w:t>
-      </w:r>
-    </w:p>
-    <w:p>
-      <w:r>
-        <w:t>________________________________________________________________</w:t>
-      </w:r>
-    </w:p>
-    <w:p>
-      <w:r>
-        <w:t>________________________________________________________________</w:t>
-      </w:r>
-    </w:p>
-    <w:p>
-      <w:r>
-        <w:t>________________________________________________________________</w:t>
-      </w:r>
-    </w:p>
-    <w:p>
-      <w:r>
-        <w:t>________________________________________________________________</w:t>
-      </w:r>
-    </w:p>
-    <w:p>
-      <w:r>
-        <w:t>________________________________________________________________</w:t>
-      </w:r>
-    </w:p>
-    <w:p>
-      <w:r>
-        <w:t>________________________________________________________________</w:t>
-      </w:r>
-    </w:p>
-    <w:p>
-      <w:pPr>
-        <w:spacing w:line="336" w:lineRule="auto" w:after="180"/>
-      </w:pPr>
-      <w:r>
-        <w:rPr>
-          <w:b w:val="0"/>
-        </w:rPr>
-        <w:t>Attempt this case before feedback. Record any help. Earlier examples below are further practice; a case already practised with feedback cannot establish fresh transfer.</w:t>
-      </w:r>
-    </w:p>
-    <w:p>
-      <w:pPr>
-        <w:pStyle w:val="Heading3"/>
-      </w:pPr>
-      <w:r>
-        <w:t>Attempt this without hints</w:t>
-      </w:r>
-    </w:p>
-    <w:p>
-      <w:pPr>
-        <w:spacing w:line="336" w:lineRule="auto" w:after="180"/>
-      </w:pPr>
-      <w:r>
-        <w:rPr>
-          <w:b w:val="0"/>
-        </w:rPr>
-        <w:t>A read-only inventory service is asked to list item A and delete item B. Inventory says A is available. Trace permitted work.</w:t>
-      </w:r>
-    </w:p>
-    <w:p>
-      <w:pPr>
-        <w:pStyle w:val="Heading3"/>
-      </w:pPr>
-      <w:r>
-        <w:t>My independent procedure, result and limitation</w:t>
-      </w:r>
-    </w:p>
-    <w:p>
-      <w:r>
-        <w:t>________________________________________________________________</w:t>
-      </w:r>
-    </w:p>
-    <w:p>
-      <w:r>
-        <w:t>________________________________________________________________</w:t>
-      </w:r>
-    </w:p>
-    <w:p>
-      <w:r>
-        <w:t>________________________________________________________________</w:t>
-      </w:r>
-    </w:p>
-    <w:p>
-      <w:r>
-        <w:t>________________________________________________________________</w:t>
-      </w:r>
-    </w:p>
-    <w:p>
-      <w:r>
-        <w:t>________________________________________________________________</w:t>
-      </w:r>
-    </w:p>
-    <w:p>
-      <w:r>
-        <w:t>________________________________________________________________</w:t>
-      </w:r>
-    </w:p>
-    <w:p>
-      <w:r>
-        <w:t>________________________________________________________________</w:t>
-      </w:r>
-    </w:p>
-    <w:p>
-      <w:r>
-        <w:t>________________________________________________________________</w:t>
-      </w:r>
-    </w:p>
-    <w:p>
-      <w:pPr>
-        <w:spacing w:line="336" w:lineRule="auto" w:after="180"/>
-      </w:pPr>
-      <w:r>
-        <w:rPr>
-          <w:b w:val="0"/>
-        </w:rPr>
-        <w:t>Record support used: none, hint or teacher explanation. After feedback, a different case is needed to demonstrate independence.</w:t>
-      </w:r>
-    </w:p>
-    <w:p>
-      <w:pPr>
-        <w:pStyle w:val="Heading3"/>
-      </w:pPr>
-      <w:r>
-        <w:t>Use feedback to improve</w:t>
-      </w:r>
-    </w:p>
-    <w:p>
-      <w:pPr>
-        <w:spacing w:line="336" w:lineRule="auto" w:after="180"/>
-      </w:pPr>
-      <w:r>
-        <w:rPr>
-          <w:b w:val="0"/>
-        </w:rPr>
-        <w:t>Attempt the independent case before hints. Record whether you worked alone, used a hint or followed a model. After feedback, fix the first unsupported step and explain why it changed.</w:t>
-      </w:r>
-    </w:p>
-    <w:p>
-      <w:pPr>
-        <w:spacing w:line="336" w:lineRule="auto" w:after="180"/>
-      </w:pPr>
-      <w:r>
-        <w:rPr>
-          <w:b w:val="0"/>
-        </w:rPr>
-        <w:t>A later check uses a changed case, not a copied answer.</w:t>
-      </w:r>
-    </w:p>
-    <w:p>
-      <w:pPr>
-        <w:pStyle w:val="Heading1"/>
-      </w:pPr>
-      <w:r>
-        <w:t>15. Your lesson route</w:t>
-      </w:r>
-    </w:p>
-    <w:p>
-      <w:r>
-        <w:t>Use this map to navigate Requirements and service boundaries, connect the goals to tasks and keep one evidence record for each attempt.</w:t>
+        <w:t>15. Reference · The earlier route checklist</w:t>
+      </w:r>
+    </w:p>
+    <w:p>
+      <w:r>
+        <w:t>Use one main route rather than repeating the lesson.</w:t>
+      </w:r>
+    </w:p>
+    <w:p>
+      <w:pPr>
+        <w:pStyle w:val="Heading2"/>
+      </w:pPr>
+      <w:r>
+        <w:t>Targets,route and first prediction</w:t>
       </w:r>
     </w:p>
     <w:p>
@@ -3033,12 +4070,117 @@
         <w:pStyle w:val="Heading1"/>
       </w:pPr>
       <w:r>
-        <w:t>16. Finish and return</w:t>
-      </w:r>
-    </w:p>
-    <w:p>
-      <w:r>
-        <w:t>Explain Requirements and service boundaries without notes, identify a remaining question and plan a later check with a changed case.</w:t>
+        <w:t>17. Extra practice · Predict,check and repair</w:t>
+      </w:r>
+    </w:p>
+    <w:p>
+      <w:r>
+        <w:t>Keep supported feedback separate from the independent case.</w:t>
+      </w:r>
+    </w:p>
+    <w:p>
+      <w:pPr>
+        <w:pStyle w:val="Heading2"/>
+      </w:pPr>
+      <w:r>
+        <w:t>First supported question and optional hint</w:t>
+      </w:r>
+    </w:p>
+    <w:p>
+      <w:pPr>
+        <w:pStyle w:val="ListBullet"/>
+      </w:pPr>
+      <w:r>
+        <w:t>Museum fact desk. A visitor asks the opening year of exhibit P and asks the bot to sell a ticket.</w:t>
+      </w:r>
+    </w:p>
+    <w:p>
+      <w:pPr>
+        <w:pStyle w:val="Heading3"/>
+      </w:pPr>
+      <w:r>
+        <w:t>Practice 1: explain the deciding evidence</w:t>
+      </w:r>
+    </w:p>
+    <w:p>
+      <w:pPr>
+        <w:pStyle w:val="ListBullet"/>
+      </w:pPr>
+      <w:r>
+        <w:t>Which labelled step matches this detail? Return 1912 with card P; do not sell a ticket.</w:t>
+      </w:r>
+    </w:p>
+    <w:p>
+      <w:pPr>
+        <w:pStyle w:val="ListBullet"/>
+      </w:pPr>
+      <w:r>
+        <w:t>1. Read approved card</w:t>
+      </w:r>
+    </w:p>
+    <w:p>
+      <w:pPr>
+        <w:pStyle w:val="ListBullet"/>
+      </w:pPr>
+      <w:r>
+        <w:t>2. Split the request</w:t>
+      </w:r>
+    </w:p>
+    <w:p>
+      <w:pPr>
+        <w:pStyle w:val="ListBullet"/>
+      </w:pPr>
+      <w:r>
+        <w:t>3. Apply the boundary</w:t>
+      </w:r>
+    </w:p>
+    <w:p>
+      <w:pPr>
+        <w:pStyle w:val="Heading3"/>
+      </w:pPr>
+      <w:r>
+        <w:t>My selected conclusion, deciding fact and explanation</w:t>
+      </w:r>
+    </w:p>
+    <w:p>
+      <w:r>
+        <w:t>________________________________________________________________</w:t>
+      </w:r>
+    </w:p>
+    <w:p>
+      <w:r>
+        <w:t>________________________________________________________________</w:t>
+      </w:r>
+    </w:p>
+    <w:p>
+      <w:r>
+        <w:t>________________________________________________________________</w:t>
+      </w:r>
+    </w:p>
+    <w:p>
+      <w:r>
+        <w:t>________________________________________________________________</w:t>
+      </w:r>
+    </w:p>
+    <w:p>
+      <w:r>
+        <w:t>________________________________________________________________</w:t>
+      </w:r>
+    </w:p>
+    <w:p>
+      <w:pPr>
+        <w:pStyle w:val="ListBullet"/>
+      </w:pPr>
+      <w:r>
+        <w:t>Hint if needed: Read the steps in the pictorial case. Match the supplied detail to the stage that performs or records it.</w:t>
+      </w:r>
+    </w:p>
+    <w:p>
+      <w:pPr>
+        <w:pStyle w:val="Heading2"/>
+      </w:pPr>
+      <w:r>
+        <w:t>Check after the first attempt · reference / check after trying</w:t>
       </w:r>
     </w:p>
     <w:p>
@@ -3049,19 +4191,27 @@
         <w:rPr>
           <w:b w:val="0"/>
         </w:rPr>
-        <w:t xml:space="preserve">Close your notes. Explain this goal in your own words: Explain the </w:t>
+        <w:t xml:space="preserve">After your attempt, compare with the supported explanation: Apply the boundary Return 1912 with card P; do not sell a ticket. A </w:t>
       </w:r>
       <w:r>
         <w:rPr>
           <w:b/>
         </w:rPr>
-        <w:t>mechanism</w:t>
+        <w:t>service boundary</w:t>
       </w:r>
       <w:r>
         <w:rPr>
           <w:b w:val="0"/>
         </w:rPr>
-        <w:t xml:space="preserve"> and terminology of requirements and service boundaries</w:t>
+        <w:t xml:space="preserve"> states permitted work; useful information does not grant extra operations.</w:t>
+      </w:r>
+    </w:p>
+    <w:p>
+      <w:pPr>
+        <w:pStyle w:val="Heading2"/>
+      </w:pPr>
+      <w:r>
+        <w:t>Changed-case question and optional hint</w:t>
       </w:r>
     </w:p>
     <w:p>
@@ -3069,7 +4219,47 @@
         <w:pStyle w:val="Heading3"/>
       </w:pPr>
       <w:r>
-        <w:t>My deciding step, evidence and one remaining question</w:t>
+        <w:t>Practice 2: explain the deciding evidence</w:t>
+      </w:r>
+    </w:p>
+    <w:p>
+      <w:pPr>
+        <w:pStyle w:val="ListBullet"/>
+      </w:pPr>
+      <w:r>
+        <w:t>Changed-case practice: Replace P with Q, which has no approved card. Which conclusion is supported by the supplied facts?</w:t>
+      </w:r>
+    </w:p>
+    <w:p>
+      <w:pPr>
+        <w:pStyle w:val="ListBullet"/>
+      </w:pPr>
+      <w:r>
+        <w:t>1. The year is unsupported, and the ticket sale is still excluded.</w:t>
+      </w:r>
+    </w:p>
+    <w:p>
+      <w:pPr>
+        <w:pStyle w:val="ListBullet"/>
+      </w:pPr>
+      <w:r>
+        <w:t>2. This one example guarantees correct results for every future input.</w:t>
+      </w:r>
+    </w:p>
+    <w:p>
+      <w:pPr>
+        <w:pStyle w:val="ListBullet"/>
+      </w:pPr>
+      <w:r>
+        <w:t>3. We can decide the result without examining the changed input or the procedure.</w:t>
+      </w:r>
+    </w:p>
+    <w:p>
+      <w:pPr>
+        <w:pStyle w:val="Heading3"/>
+      </w:pPr>
+      <w:r>
+        <w:t>My selected conclusion, deciding fact and explanation</w:t>
       </w:r>
     </w:p>
     <w:p>
@@ -3095,6 +4285,22 @@
     <w:p>
       <w:r>
         <w:t>________________________________________________________________</w:t>
+      </w:r>
+    </w:p>
+    <w:p>
+      <w:pPr>
+        <w:pStyle w:val="ListBullet"/>
+      </w:pPr>
+      <w:r>
+        <w:t>Hint if needed: Use the changed condition and the deciding step in the pictorial trace. The answer must say what follows from those facts.</w:t>
+      </w:r>
+    </w:p>
+    <w:p>
+      <w:pPr>
+        <w:pStyle w:val="Heading2"/>
+      </w:pPr>
+      <w:r>
+        <w:t>Check after the changed attempt · reference / check after trying</w:t>
       </w:r>
     </w:p>
     <w:p>
@@ -3105,7 +4311,61 @@
         <w:rPr>
           <w:b w:val="0"/>
         </w:rPr>
-        <w:t xml:space="preserve">If you are unsure, return to the worked picture and explain one arrow. If you are ready, change an </w:t>
+        <w:t>After your attempt, compare with the supported explanation: The year is unsupported, and the ticket sale is still excluded. Knowledge and permission are separate requirements.</w:t>
+      </w:r>
+    </w:p>
+    <w:p>
+      <w:pPr>
+        <w:pStyle w:val="Heading2"/>
+      </w:pPr>
+      <w:r>
+        <w:t>Repair and retain the record</w:t>
+      </w:r>
+    </w:p>
+    <w:p>
+      <w:pPr>
+        <w:spacing w:line="336" w:lineRule="auto" w:after="180"/>
+      </w:pPr>
+      <w:r>
+        <w:rPr>
+          <w:b w:val="0"/>
+        </w:rPr>
+        <w:t xml:space="preserve">Review Neural network experiment defense (ai-5/36). Goal: Defend a network experiment using traceable </w:t>
+      </w:r>
+      <w:r>
+        <w:rPr>
+          <w:b/>
+        </w:rPr>
+        <w:t>evidence</w:t>
+      </w:r>
+      <w:r>
+        <w:rPr>
+          <w:b w:val="0"/>
+        </w:rPr>
+        <w:t xml:space="preserve">. Short practice: Calculate both weighted terms, z and ReLU </w:t>
+      </w:r>
+      <w:r>
+        <w:rPr>
+          <w:b/>
+        </w:rPr>
+        <w:t>output</w:t>
+      </w:r>
+      <w:r>
+        <w:rPr>
+          <w:b w:val="0"/>
+        </w:rPr>
+        <w:t>.</w:t>
+      </w:r>
+    </w:p>
+    <w:p>
+      <w:pPr>
+        <w:spacing w:line="336" w:lineRule="auto" w:after="180"/>
+      </w:pPr>
+      <w:r>
+        <w:rPr>
+          <w:b w:val="0"/>
+        </w:rPr>
+        <w:t xml:space="preserve">Predict the changed second </w:t>
       </w:r>
       <w:r>
         <w:rPr>
@@ -3117,30 +4377,18 @@
         <w:rPr>
           <w:b w:val="0"/>
         </w:rPr>
-        <w:t xml:space="preserve"> or assumption and justify your </w:t>
-      </w:r>
-      <w:r>
-        <w:rPr>
-          <w:b/>
-        </w:rPr>
-        <w:t>prediction</w:t>
-      </w:r>
+        <w:t xml:space="preserve"> and explain why 0.2 cannot be called 20% accuracy.. Return to this week and explain what you changed.</w:t>
+      </w:r>
+    </w:p>
+    <w:p>
+      <w:pPr>
+        <w:spacing w:line="336" w:lineRule="auto" w:after="180"/>
+      </w:pPr>
       <w:r>
         <w:rPr>
           <w:b w:val="0"/>
         </w:rPr>
-        <w:t>.</w:t>
-      </w:r>
-    </w:p>
-    <w:p>
-      <w:pPr>
-        <w:spacing w:line="336" w:lineRule="auto" w:after="180"/>
-      </w:pPr>
-      <w:r>
-        <w:rPr>
-          <w:b w:val="0"/>
-        </w:rPr>
-        <w:t xml:space="preserve">Save your workbook </w:t>
+        <w:t xml:space="preserve">Use Download completed work in the hosted lesson to export your answers, reflections, practice feedback and code-run </w:t>
       </w:r>
       <w:r>
         <w:rPr>
@@ -3152,20 +4400,26 @@
         <w:rPr>
           <w:b w:val="0"/>
         </w:rPr>
-        <w:t>. At the next review, try a different case before opening your old answer.</w:t>
-      </w:r>
-    </w:p>
-    <w:p>
-      <w:pPr>
-        <w:pStyle w:val="Heading1"/>
-      </w:pPr>
-      <w:r>
-        <w:t>17. Supported practice, repair and portfolio</w:t>
-      </w:r>
-    </w:p>
-    <w:p>
-      <w:r>
-        <w:t>Attempt supported questions before using hints or feedback. Review a missing building block, then keep the completed work.</w:t>
+        <w:t>. Open the HTML copy to read or print it.</w:t>
+      </w:r>
+    </w:p>
+    <w:p>
+      <w:pPr>
+        <w:spacing w:line="336" w:lineRule="auto" w:after="180"/>
+      </w:pPr>
+      <w:r>
+        <w:rPr>
+          <w:b w:val="0"/>
+        </w:rPr>
+        <w:t>Drafts stay in this browser when storage is available; clear drafts on a shared device.</w:t>
+      </w:r>
+    </w:p>
+    <w:p>
+      <w:pPr>
+        <w:pStyle w:val="Heading2"/>
+      </w:pPr>
+      <w:r>
+        <w:t>Earlier wording, alternatives and picture transcripts · reference / check after trying</w:t>
       </w:r>
     </w:p>
     <w:p>
@@ -3181,68 +4435,10 @@
     </w:p>
     <w:p>
       <w:pPr>
-        <w:spacing w:line="336" w:lineRule="auto" w:after="180"/>
-      </w:pPr>
-      <w:r>
-        <w:rPr>
-          <w:b w:val="0"/>
-        </w:rPr>
-        <w:t>Museum fact desk. A visitor asks the opening year of exhibit P and asks the bot to sell a ticket.</w:t>
-      </w:r>
-    </w:p>
-    <w:p>
-      <w:pPr>
         <w:pStyle w:val="Heading3"/>
       </w:pPr>
       <w:r>
-        <w:t>Practice 1: explain the deciding evidence</w:t>
-      </w:r>
-    </w:p>
-    <w:p>
-      <w:pPr>
-        <w:spacing w:line="336" w:lineRule="auto" w:after="180"/>
-      </w:pPr>
-      <w:r>
-        <w:rPr>
-          <w:b w:val="0"/>
-        </w:rPr>
-        <w:t>Which labelled step matches this detail? Return 1912 with card P; do not sell a ticket.</w:t>
-      </w:r>
-    </w:p>
-    <w:p>
-      <w:pPr>
-        <w:spacing w:line="336" w:lineRule="auto" w:after="180"/>
-        <w:shd w:fill="F4F9FC"/>
-      </w:pPr>
-      <w:r>
-        <w:rPr>
-          <w:b w:val="0"/>
-        </w:rPr>
-        <w:t>1. Read approved card</w:t>
-      </w:r>
-    </w:p>
-    <w:p>
-      <w:pPr>
-        <w:spacing w:line="336" w:lineRule="auto" w:after="180"/>
-        <w:shd w:fill="F4F9FC"/>
-      </w:pPr>
-      <w:r>
-        <w:rPr>
-          <w:b w:val="0"/>
-        </w:rPr>
-        <w:t>2. Split the request</w:t>
-      </w:r>
-    </w:p>
-    <w:p>
-      <w:pPr>
-        <w:spacing w:line="336" w:lineRule="auto" w:after="180"/>
-        <w:shd w:fill="F4F9FC"/>
-      </w:pPr>
-      <w:r>
-        <w:rPr>
-          <w:b w:val="0"/>
-        </w:rPr>
-        <w:t>3. Apply the boundary</w:t>
+        <w:t>Repair a missing building block</w:t>
       </w:r>
     </w:p>
     <w:p>
@@ -3250,371 +4446,25 @@
         <w:pStyle w:val="Heading3"/>
       </w:pPr>
       <w:r>
-        <w:t>My selected conclusion, deciding fact and explanation</w:t>
-      </w:r>
-    </w:p>
-    <w:p>
-      <w:r>
-        <w:t>________________________________________________________________</w:t>
-      </w:r>
-    </w:p>
-    <w:p>
-      <w:r>
-        <w:t>________________________________________________________________</w:t>
-      </w:r>
-    </w:p>
-    <w:p>
-      <w:r>
-        <w:t>________________________________________________________________</w:t>
-      </w:r>
-    </w:p>
-    <w:p>
-      <w:r>
-        <w:t>________________________________________________________________</w:t>
-      </w:r>
-    </w:p>
-    <w:p>
-      <w:r>
-        <w:t>________________________________________________________________</w:t>
-      </w:r>
-    </w:p>
-    <w:p>
-      <w:pPr>
-        <w:pStyle w:val="Heading3"/>
-      </w:pPr>
-      <w:r>
-        <w:t>Hint · try first</w:t>
-      </w:r>
-    </w:p>
-    <w:p>
-      <w:pPr>
-        <w:spacing w:line="336" w:lineRule="auto" w:after="180"/>
-        <w:shd w:fill="F1F6F8"/>
-      </w:pPr>
-      <w:r>
-        <w:rPr>
-          <w:b w:val="0"/>
-        </w:rPr>
-        <w:t>Hint if needed: Read the steps in the pictorial case. Match the supplied detail to the stage that performs or records it.</w:t>
-      </w:r>
-    </w:p>
-    <w:p>
-      <w:pPr>
-        <w:pStyle w:val="Heading3"/>
-      </w:pPr>
-      <w:r>
-        <w:t>Feedback · compare after trying</w:t>
-      </w:r>
-    </w:p>
-    <w:p>
-      <w:pPr>
-        <w:spacing w:line="336" w:lineRule="auto" w:after="180"/>
-        <w:shd w:fill="F1F6FC"/>
-      </w:pPr>
-      <w:r>
-        <w:rPr>
-          <w:b w:val="0"/>
-        </w:rPr>
-        <w:t xml:space="preserve">After your attempt, compare with the supported explanation: Apply the boundary Return 1912 with card P; do not sell a ticket. A </w:t>
-      </w:r>
-      <w:r>
-        <w:rPr>
-          <w:b/>
-        </w:rPr>
-        <w:t>service boundary</w:t>
-      </w:r>
-      <w:r>
-        <w:rPr>
-          <w:b w:val="0"/>
-        </w:rPr>
-        <w:t xml:space="preserve"> states permitted work; useful information does not grant extra operations.</w:t>
-      </w:r>
-    </w:p>
-    <w:p>
-      <w:pPr>
-        <w:pStyle w:val="Heading3"/>
-      </w:pPr>
-      <w:r>
-        <w:t>Practice 2: explain the deciding evidence</w:t>
-      </w:r>
-    </w:p>
-    <w:p>
-      <w:pPr>
-        <w:pStyle w:val="Heading3"/>
-      </w:pPr>
-      <w:r>
-        <w:t>Changed case · predict first</w:t>
-      </w:r>
-    </w:p>
-    <w:p>
-      <w:pPr>
-        <w:spacing w:line="336" w:lineRule="auto" w:after="180"/>
-        <w:shd w:fill="F5F1FB"/>
-      </w:pPr>
-      <w:r>
-        <w:rPr>
-          <w:b w:val="0"/>
-        </w:rPr>
-        <w:t>Changed-case practice: Replace P with Q, which has no approved card. Which conclusion is supported by the supplied facts?</w:t>
-      </w:r>
-    </w:p>
-    <w:p>
-      <w:pPr>
-        <w:spacing w:line="336" w:lineRule="auto" w:after="180"/>
-        <w:shd w:fill="F4F9FC"/>
-      </w:pPr>
-      <w:r>
-        <w:rPr>
-          <w:b w:val="0"/>
-        </w:rPr>
-        <w:t>1. The year is unsupported, and the ticket sale is still excluded.</w:t>
-      </w:r>
-    </w:p>
-    <w:p>
-      <w:pPr>
-        <w:spacing w:line="336" w:lineRule="auto" w:after="180"/>
-        <w:shd w:fill="F4F9FC"/>
-      </w:pPr>
-      <w:r>
-        <w:rPr>
-          <w:b w:val="0"/>
-        </w:rPr>
-        <w:t xml:space="preserve">2. This one example guarantees correct results for every future </w:t>
-      </w:r>
-      <w:r>
-        <w:rPr>
-          <w:b/>
-        </w:rPr>
-        <w:t>input</w:t>
-      </w:r>
-      <w:r>
-        <w:rPr>
-          <w:b w:val="0"/>
-        </w:rPr>
-        <w:t>.</w:t>
-      </w:r>
-    </w:p>
-    <w:p>
-      <w:pPr>
-        <w:spacing w:line="336" w:lineRule="auto" w:after="180"/>
-        <w:shd w:fill="F4F9FC"/>
-      </w:pPr>
-      <w:r>
-        <w:rPr>
-          <w:b w:val="0"/>
-        </w:rPr>
-        <w:t xml:space="preserve">3. We can decide the result without examining the changed </w:t>
-      </w:r>
-      <w:r>
-        <w:rPr>
-          <w:b/>
-        </w:rPr>
-        <w:t>input</w:t>
-      </w:r>
-      <w:r>
-        <w:rPr>
-          <w:b w:val="0"/>
-        </w:rPr>
-        <w:t xml:space="preserve"> or the procedure.</w:t>
-      </w:r>
-    </w:p>
-    <w:p>
-      <w:pPr>
-        <w:pStyle w:val="Heading3"/>
-      </w:pPr>
-      <w:r>
-        <w:t>My selected conclusion, deciding fact and explanation</w:t>
-      </w:r>
-    </w:p>
-    <w:p>
-      <w:r>
-        <w:t>________________________________________________________________</w:t>
-      </w:r>
-    </w:p>
-    <w:p>
-      <w:r>
-        <w:t>________________________________________________________________</w:t>
-      </w:r>
-    </w:p>
-    <w:p>
-      <w:r>
-        <w:t>________________________________________________________________</w:t>
-      </w:r>
-    </w:p>
-    <w:p>
-      <w:r>
-        <w:t>________________________________________________________________</w:t>
-      </w:r>
-    </w:p>
-    <w:p>
-      <w:r>
-        <w:t>________________________________________________________________</w:t>
-      </w:r>
-    </w:p>
-    <w:p>
-      <w:pPr>
-        <w:pStyle w:val="Heading3"/>
-      </w:pPr>
-      <w:r>
-        <w:t>Hint · try first</w:t>
-      </w:r>
-    </w:p>
-    <w:p>
-      <w:pPr>
-        <w:spacing w:line="336" w:lineRule="auto" w:after="180"/>
-        <w:shd w:fill="F1F6F8"/>
-      </w:pPr>
-      <w:r>
-        <w:rPr>
-          <w:b w:val="0"/>
-        </w:rPr>
-        <w:t>Hint if needed: Use the changed condition and the deciding step in the pictorial trace. The answer must say what follows from those facts.</w:t>
-      </w:r>
-    </w:p>
-    <w:p>
-      <w:pPr>
-        <w:pStyle w:val="Heading3"/>
-      </w:pPr>
-      <w:r>
-        <w:t>Feedback · compare after trying</w:t>
-      </w:r>
-    </w:p>
-    <w:p>
-      <w:pPr>
-        <w:spacing w:line="336" w:lineRule="auto" w:after="180"/>
-        <w:shd w:fill="F1F6FC"/>
-      </w:pPr>
-      <w:r>
-        <w:rPr>
-          <w:b w:val="0"/>
-        </w:rPr>
-        <w:t>After your attempt, compare with the supported explanation: The year is unsupported, and the ticket sale is still excluded. Knowledge and permission are separate requirements.</w:t>
-      </w:r>
-    </w:p>
-    <w:p>
-      <w:pPr>
-        <w:pStyle w:val="Heading3"/>
-      </w:pPr>
-      <w:r>
-        <w:t>Repair a missing building block</w:t>
-      </w:r>
-    </w:p>
-    <w:p>
-      <w:pPr>
-        <w:spacing w:line="336" w:lineRule="auto" w:after="180"/>
-      </w:pPr>
-      <w:r>
-        <w:rPr>
-          <w:b w:val="0"/>
-        </w:rPr>
-        <w:t xml:space="preserve">Review Neural network experiment defense (ai-5/36). Goal: Defend a network experiment using traceable </w:t>
-      </w:r>
-      <w:r>
-        <w:rPr>
-          <w:b/>
-        </w:rPr>
-        <w:t>evidence</w:t>
-      </w:r>
-      <w:r>
-        <w:rPr>
-          <w:b w:val="0"/>
-        </w:rPr>
-        <w:t xml:space="preserve">. Short practice: Calculate both weighted terms, z and ReLU </w:t>
-      </w:r>
-      <w:r>
-        <w:rPr>
-          <w:b/>
-        </w:rPr>
-        <w:t>output</w:t>
-      </w:r>
-      <w:r>
-        <w:rPr>
-          <w:b w:val="0"/>
-        </w:rPr>
-        <w:t>.</w:t>
-      </w:r>
-    </w:p>
-    <w:p>
-      <w:pPr>
-        <w:spacing w:line="336" w:lineRule="auto" w:after="180"/>
-      </w:pPr>
-      <w:r>
-        <w:rPr>
-          <w:b w:val="0"/>
-        </w:rPr>
-        <w:t xml:space="preserve">Predict the changed second </w:t>
-      </w:r>
-      <w:r>
-        <w:rPr>
-          <w:b/>
-        </w:rPr>
-        <w:t>input</w:t>
-      </w:r>
-      <w:r>
-        <w:rPr>
-          <w:b w:val="0"/>
-        </w:rPr>
-        <w:t xml:space="preserve"> and explain why 0.2 cannot be called 20% accuracy.. Return to this week and explain what you changed.</w:t>
-      </w:r>
-    </w:p>
-    <w:p>
-      <w:pPr>
-        <w:pStyle w:val="Heading3"/>
-      </w:pPr>
-      <w:r>
         <w:t>Keep your completed work</w:t>
       </w:r>
     </w:p>
     <w:p>
       <w:pPr>
-        <w:spacing w:line="336" w:lineRule="auto" w:after="180"/>
-      </w:pPr>
-      <w:r>
-        <w:rPr>
-          <w:b w:val="0"/>
-        </w:rPr>
-        <w:t xml:space="preserve">Use Download completed work in the hosted lesson to export your answers, reflections, practice feedback and code-run </w:t>
-      </w:r>
-      <w:r>
-        <w:rPr>
-          <w:b/>
-        </w:rPr>
-        <w:t>evidence</w:t>
-      </w:r>
-      <w:r>
-        <w:rPr>
-          <w:b w:val="0"/>
-        </w:rPr>
-        <w:t>. Open the HTML copy to read or print it.</w:t>
-      </w:r>
-    </w:p>
-    <w:p>
-      <w:pPr>
-        <w:spacing w:line="336" w:lineRule="auto" w:after="180"/>
-      </w:pPr>
-      <w:r>
-        <w:rPr>
-          <w:b w:val="0"/>
-        </w:rPr>
-        <w:t>Drafts stay in this browser when storage is available; clear drafts on a shared device.</w:t>
-      </w:r>
-    </w:p>
-    <w:p>
-      <w:pPr>
         <w:pStyle w:val="Heading1"/>
       </w:pPr>
       <w:r>
-        <w:t>18. Visual concept journey</w:t>
-      </w:r>
-    </w:p>
-    <w:p>
-      <w:r>
-        <w:t>Explain each Requirements and service boundaries graphic using its labels, deciding evidence and relevant limitation.</w:t>
-      </w:r>
-    </w:p>
-    <w:p>
-      <w:pPr>
-        <w:pStyle w:val="Heading3"/>
+        <w:t>18. Reference · Six-picture concept journey</w:t>
+      </w:r>
+    </w:p>
+    <w:p>
+      <w:r>
+        <w:t>Choose the picture that supports the current explanation.</w:t>
+      </w:r>
+    </w:p>
+    <w:p>
+      <w:pPr>
+        <w:pStyle w:val="Heading2"/>
       </w:pPr>
       <w:r>
         <w:t>01. Requirements and service boundaries: the case</w:t>
@@ -3625,7 +4475,7 @@
         <w:drawing>
           <wp:inline xmlns:a="http://schemas.openxmlformats.org/drawingml/2006/main" xmlns:pic="http://schemas.openxmlformats.org/drawingml/2006/picture">
             <wp:extent cx="5486400" cy="2834640"/>
-            <wp:docPr id="2" name="Picture 2" descr="Museum fact desk. A visitor asks the opening year of exhibit P and asks the bot to sell a ticket. Supplied facts: Approved card P says 1912. The contract permits reading cards, not selling tickets."/>
+            <wp:docPr id="4" name="Picture 4" descr="Museum fact desk. A visitor asks the opening year of exhibit P and asks the bot to sell a ticket. Supplied facts: Approved card P says 1912. The contract permits reading cards, not selling tickets."/>
             <wp:cNvGraphicFramePr>
               <a:graphicFrameLocks noChangeAspect="1"/>
             </wp:cNvGraphicFramePr>
@@ -3637,7 +4487,7 @@
                     <pic:cNvPicPr/>
                   </pic:nvPicPr>
                   <pic:blipFill>
-                    <a:blip r:embed="rId10"/>
+                    <a:blip r:embed="rId12"/>
                     <a:stretch>
                       <a:fillRect/>
                     </a:stretch>
@@ -3670,7 +4520,6 @@
     <w:p>
       <w:pPr>
         <w:spacing w:line="336" w:lineRule="auto" w:after="180"/>
-        <w:shd w:fill="F5F1FB"/>
       </w:pPr>
       <w:r>
         <w:rPr>
@@ -3681,7 +4530,7 @@
     </w:p>
     <w:p>
       <w:pPr>
-        <w:pStyle w:val="Heading3"/>
+        <w:pStyle w:val="Heading2"/>
       </w:pPr>
       <w:r>
         <w:t>02. Follow the deciding steps</w:t>
@@ -3692,7 +4541,7 @@
         <w:drawing>
           <wp:inline xmlns:a="http://schemas.openxmlformats.org/drawingml/2006/main" xmlns:pic="http://schemas.openxmlformats.org/drawingml/2006/picture">
             <wp:extent cx="5486400" cy="3182112"/>
-            <wp:docPr id="3" name="Picture 3" descr="Read approved card: The supplied year is 1912. → Split the request: Answering the year and selling a ticket are separate operations. → Apply the boundary: Return 1912 with card P; do not sell a ticket."/>
+            <wp:docPr id="5" name="Picture 5" descr="Read approved card: The supplied year is 1912. → Split the request: Answering the year and selling a ticket are separate operations. → Apply the boundary: Return 1912 with card P; do not sell a ticket."/>
             <wp:cNvGraphicFramePr>
               <a:graphicFrameLocks noChangeAspect="1"/>
             </wp:cNvGraphicFramePr>
@@ -3704,7 +4553,7 @@
                     <pic:cNvPicPr/>
                   </pic:nvPicPr>
                   <pic:blipFill>
-                    <a:blip r:embed="rId11"/>
+                    <a:blip r:embed="rId9"/>
                     <a:stretch>
                       <a:fillRect/>
                     </a:stretch>
@@ -3737,7 +4586,6 @@
     <w:p>
       <w:pPr>
         <w:spacing w:line="336" w:lineRule="auto" w:after="180"/>
-        <w:shd w:fill="F5F1FB"/>
       </w:pPr>
       <w:r>
         <w:rPr>
@@ -3760,7 +4608,7 @@
     </w:p>
     <w:p>
       <w:pPr>
-        <w:pStyle w:val="Heading3"/>
+        <w:pStyle w:val="Heading2"/>
       </w:pPr>
       <w:r>
         <w:t>03. Requirements and service boundaries — evidence trace</w:t>
@@ -3771,7 +4619,7 @@
         <w:drawing>
           <wp:inline xmlns:a="http://schemas.openxmlformats.org/drawingml/2006/main" xmlns:pic="http://schemas.openxmlformats.org/drawingml/2006/picture">
             <wp:extent cx="5486400" cy="2996184"/>
-            <wp:docPr id="4" name="Picture 4" descr="Requirements and service boundaries — evidence trace. A request asks for Tuesday meeting time and to move it to Wednesday. The public schedule lists Tuesday 16:00. | The fictional student timetable service reads a public schedule and returns a meeting time or review status. It cannot edit schedules or email users. Test success and refusal before adding model behaviour. | Report Tuesday 16:00 from the schedule; refuse the edit because it is outside the service boundary."/>
+            <wp:docPr id="6" name="Picture 6" descr="Requirements and service boundaries — evidence trace. A request asks for Tuesday meeting time and to move it to Wednesday. The public schedule lists Tuesday 16:00. | The fictional student timetable service reads a public schedule and returns a meeting time or review status. It cannot edit schedules or email users. Test success and refusal before adding model behaviour. | Report Tuesday 16:00 from the schedule; refuse the edit because it is outside the service boundary."/>
             <wp:cNvGraphicFramePr>
               <a:graphicFrameLocks noChangeAspect="1"/>
             </wp:cNvGraphicFramePr>
@@ -3783,7 +4631,7 @@
                     <pic:cNvPicPr/>
                   </pic:nvPicPr>
                   <pic:blipFill>
-                    <a:blip r:embed="rId12"/>
+                    <a:blip r:embed="rId13"/>
                     <a:stretch>
                       <a:fillRect/>
                     </a:stretch>
@@ -3862,7 +4710,6 @@
     <w:p>
       <w:pPr>
         <w:spacing w:line="336" w:lineRule="auto" w:after="180"/>
-        <w:shd w:fill="F5F1FB"/>
       </w:pPr>
       <w:r>
         <w:rPr>
@@ -3873,7 +4720,7 @@
     </w:p>
     <w:p>
       <w:pPr>
-        <w:pStyle w:val="Heading3"/>
+        <w:pStyle w:val="Heading2"/>
       </w:pPr>
       <w:r>
         <w:t>04. Change one thing. Trace what follows.</w:t>
@@ -3884,7 +4731,7 @@
         <w:drawing>
           <wp:inline xmlns:a="http://schemas.openxmlformats.org/drawingml/2006/main" xmlns:pic="http://schemas.openxmlformats.org/drawingml/2006/picture">
             <wp:extent cx="5486400" cy="3026664"/>
-            <wp:docPr id="5" name="Picture 5" descr="Original case: Return 1912 with card P; do not sell a ticket. Changed condition: Replace P with Q, which has no approved card. Expected result: The year is unsupported, and the ticket sale is still excluded. Reason: Knowledge and permission are separate requirements."/>
+            <wp:docPr id="7" name="Picture 7" descr="Original case: Return 1912 with card P; do not sell a ticket. Changed condition: Replace P with Q, which has no approved card. Expected result: The year is unsupported, and the ticket sale is still excluded. Reason: Knowledge and permission are separate requirements."/>
             <wp:cNvGraphicFramePr>
               <a:graphicFrameLocks noChangeAspect="1"/>
             </wp:cNvGraphicFramePr>
@@ -3896,7 +4743,7 @@
                     <pic:cNvPicPr/>
                   </pic:nvPicPr>
                   <pic:blipFill>
-                    <a:blip r:embed="rId13"/>
+                    <a:blip r:embed="rId10"/>
                     <a:stretch>
                       <a:fillRect/>
                     </a:stretch>
@@ -3940,7 +4787,6 @@
     <w:p>
       <w:pPr>
         <w:spacing w:line="336" w:lineRule="auto" w:after="180"/>
-        <w:shd w:fill="F5F1FB"/>
       </w:pPr>
       <w:r>
         <w:rPr>
@@ -3951,7 +4797,7 @@
     </w:p>
     <w:p>
       <w:pPr>
-        <w:pStyle w:val="Heading3"/>
+        <w:pStyle w:val="Heading2"/>
       </w:pPr>
       <w:r>
         <w:t>05. Connect the explanation to its limit</w:t>
@@ -3962,7 +4808,7 @@
         <w:drawing>
           <wp:inline xmlns:a="http://schemas.openxmlformats.org/drawingml/2006/main" xmlns:pic="http://schemas.openxmlformats.org/drawingml/2006/picture">
             <wp:extent cx="5486400" cy="2834640"/>
-            <wp:docPr id="6" name="Picture 6" descr="A service boundary states permitted work; useful information does not grant extra operations. Limit: An approved card can be outdated; this trace does not independently verify museum history."/>
+            <wp:docPr id="8" name="Picture 8" descr="A service boundary states permitted work; useful information does not grant extra operations. Limit: An approved card can be outdated; this trace does not independently verify museum history."/>
             <wp:cNvGraphicFramePr>
               <a:graphicFrameLocks noChangeAspect="1"/>
             </wp:cNvGraphicFramePr>
@@ -4019,7 +4865,6 @@
     <w:p>
       <w:pPr>
         <w:spacing w:line="336" w:lineRule="auto" w:after="180"/>
-        <w:shd w:fill="F5F1FB"/>
       </w:pPr>
       <w:r>
         <w:rPr>
@@ -4030,7 +4875,7 @@
     </w:p>
     <w:p>
       <w:pPr>
-        <w:pStyle w:val="Heading3"/>
+        <w:pStyle w:val="Heading2"/>
       </w:pPr>
       <w:r>
         <w:t>06. Make the idea visible in your project</w:t>
@@ -4041,7 +4886,7 @@
         <w:drawing>
           <wp:inline xmlns:a="http://schemas.openxmlformats.org/drawingml/2006/main" xmlns:pic="http://schemas.openxmlformats.org/drawingml/2006/picture">
             <wp:extent cx="5486400" cy="3529584"/>
-            <wp:docPr id="7" name="Picture 7" descr="For the Grounded Learning Service, retain an annotated trace and the changed-case result. Name the contract or evidence that makes the deciding step valid, so another team can review it. Draw your input, deciding step, result and limit. Supported question: Split the museum visitor’s request into two operations. Which can the service perform for P, and what happens to each operation when Q has no approved card?"/>
+            <wp:docPr id="9" name="Picture 9" descr="For the Grounded Learning Service, retain an annotated trace and the changed-case result. Name the contract or evidence that makes the deciding step valid, so another team can review it. Draw your input, deciding step, result and limit. Supported question: Split the museum visitor’s request into two operations. Which can the service perform for P, and what happens to each operation when Q has no approved card?"/>
             <wp:cNvGraphicFramePr>
               <a:graphicFrameLocks noChangeAspect="1"/>
             </wp:cNvGraphicFramePr>
@@ -4121,7 +4966,6 @@
     <w:p>
       <w:pPr>
         <w:spacing w:line="336" w:lineRule="auto" w:after="180"/>
-        <w:shd w:fill="F5F1FB"/>
       </w:pPr>
       <w:r>
         <w:rPr>
@@ -4140,6 +4984,62 @@
           <w:b w:val="0"/>
         </w:rPr>
         <w:t>.</w:t>
+      </w:r>
+    </w:p>
+    <w:p>
+      <w:pPr>
+        <w:pStyle w:val="Heading2"/>
+      </w:pPr>
+      <w:r>
+        <w:t>Earlier wording, alternatives and picture transcripts · reference / check after trying</w:t>
+      </w:r>
+    </w:p>
+    <w:p>
+      <w:pPr>
+        <w:pStyle w:val="Heading3"/>
+      </w:pPr>
+      <w:r>
+        <w:t>01. Requirements and service boundaries: the case</w:t>
+      </w:r>
+    </w:p>
+    <w:p>
+      <w:pPr>
+        <w:pStyle w:val="Heading3"/>
+      </w:pPr>
+      <w:r>
+        <w:t>02. Follow the deciding steps</w:t>
+      </w:r>
+    </w:p>
+    <w:p>
+      <w:pPr>
+        <w:pStyle w:val="Heading3"/>
+      </w:pPr>
+      <w:r>
+        <w:t>03. Requirements and service boundaries — evidence trace</w:t>
+      </w:r>
+    </w:p>
+    <w:p>
+      <w:pPr>
+        <w:pStyle w:val="Heading3"/>
+      </w:pPr>
+      <w:r>
+        <w:t>04. Change one thing. Trace what follows.</w:t>
+      </w:r>
+    </w:p>
+    <w:p>
+      <w:pPr>
+        <w:pStyle w:val="Heading3"/>
+      </w:pPr>
+      <w:r>
+        <w:t>05. Connect the explanation to its limit</w:t>
+      </w:r>
+    </w:p>
+    <w:p>
+      <w:pPr>
+        <w:pStyle w:val="Heading3"/>
+      </w:pPr>
+      <w:r>
+        <w:t>06. Make the idea visible in your project</w:t>
       </w:r>
     </w:p>
     <w:sectPr>
